--- a/Todo 28042025/revision3/Checklist.docx
+++ b/Todo 28042025/revision3/Checklist.docx
@@ -1,6 +1,6 @@
 
 <file path=word/document.xml><?xml version="1.0" encoding="utf-8"?>
-<w:document xmlns:wpc="http://schemas.microsoft.com/office/word/2010/wordprocessingCanvas" xmlns:cx="http://schemas.microsoft.com/office/drawing/2014/chartex" xmlns:cx1="http://schemas.microsoft.com/office/drawing/2015/9/8/chartex" xmlns:cx2="http://schemas.microsoft.com/office/drawing/2015/10/21/chartex" xmlns:cx3="http://schemas.microsoft.com/office/drawing/2016/5/9/chartex" xmlns:cx4="http://schemas.microsoft.com/office/drawing/2016/5/10/chartex" xmlns:cx5="http://schemas.microsoft.com/office/drawing/2016/5/11/chartex" xmlns:cx6="http://schemas.microsoft.com/office/drawing/2016/5/12/chartex" xmlns:cx7="http://schemas.microsoft.com/office/drawing/2016/5/13/chartex" xmlns:cx8="http://schemas.microsoft.com/office/drawing/2016/5/14/chartex" xmlns:mc="http://schemas.openxmlformats.org/markup-compatibility/2006" xmlns:aink="http://schemas.microsoft.com/office/drawing/2016/ink" xmlns:am3d="http://schemas.microsoft.com/office/drawing/2017/model3d" xmlns:o="urn:schemas-microsoft-com:office:office" xmlns:oel="http://schemas.microsoft.com/office/2019/extlst" xmlns:r="http://schemas.openxmlformats.org/officeDocument/2006/relationships" xmlns:m="http://schemas.openxmlformats.org/officeDocument/2006/math" xmlns:v="urn:schemas-microsoft-com:vml" xmlns:wp14="http://schemas.microsoft.com/office/word/2010/wordprocessingDrawing" xmlns:wp="http://schemas.openxmlformats.org/drawingml/2006/wordprocessingDrawing" xmlns:w10="urn:schemas-microsoft-com:office:word" xmlns:w="http://schemas.openxmlformats.org/wordprocessingml/2006/main" xmlns:w14="http://schemas.microsoft.com/office/word/2010/wordml" xmlns:w15="http://schemas.microsoft.com/office/word/2012/wordml" xmlns:w16cex="http://schemas.microsoft.com/office/word/2018/wordml/cex" xmlns:w16cid="http://schemas.microsoft.com/office/word/2016/wordml/cid" xmlns:w16="http://schemas.microsoft.com/office/word/2018/wordml" xmlns:w16sdtdh="http://schemas.microsoft.com/office/word/2020/wordml/sdtdatahash" xmlns:w16se="http://schemas.microsoft.com/office/word/2015/wordml/symex" xmlns:wpg="http://schemas.microsoft.com/office/word/2010/wordprocessingGroup" xmlns:wpi="http://schemas.microsoft.com/office/word/2010/wordprocessingInk" xmlns:wne="http://schemas.microsoft.com/office/word/2006/wordml" xmlns:wps="http://schemas.microsoft.com/office/word/2010/wordprocessingShape" mc:Ignorable="w14 w15 w16se w16cid w16 w16cex w16sdtdh wp14">
+<w:document xmlns:wpc="http://schemas.microsoft.com/office/word/2010/wordprocessingCanvas" xmlns:cx="http://schemas.microsoft.com/office/drawing/2014/chartex" xmlns:cx1="http://schemas.microsoft.com/office/drawing/2015/9/8/chartex" xmlns:cx2="http://schemas.microsoft.com/office/drawing/2015/10/21/chartex" xmlns:cx3="http://schemas.microsoft.com/office/drawing/2016/5/9/chartex" xmlns:cx4="http://schemas.microsoft.com/office/drawing/2016/5/10/chartex" xmlns:cx5="http://schemas.microsoft.com/office/drawing/2016/5/11/chartex" xmlns:cx6="http://schemas.microsoft.com/office/drawing/2016/5/12/chartex" xmlns:cx7="http://schemas.microsoft.com/office/drawing/2016/5/13/chartex" xmlns:cx8="http://schemas.microsoft.com/office/drawing/2016/5/14/chartex" xmlns:mc="http://schemas.openxmlformats.org/markup-compatibility/2006" xmlns:aink="http://schemas.microsoft.com/office/drawing/2016/ink" xmlns:am3d="http://schemas.microsoft.com/office/drawing/2017/model3d" xmlns:o="urn:schemas-microsoft-com:office:office" xmlns:r="http://schemas.openxmlformats.org/officeDocument/2006/relationships" xmlns:m="http://schemas.openxmlformats.org/officeDocument/2006/math" xmlns:v="urn:schemas-microsoft-com:vml" xmlns:wp14="http://schemas.microsoft.com/office/word/2010/wordprocessingDrawing" xmlns:wp="http://schemas.openxmlformats.org/drawingml/2006/wordprocessingDrawing" xmlns:w10="urn:schemas-microsoft-com:office:word" xmlns:w="http://schemas.openxmlformats.org/wordprocessingml/2006/main" xmlns:w14="http://schemas.microsoft.com/office/word/2010/wordml" xmlns:w15="http://schemas.microsoft.com/office/word/2012/wordml" xmlns:w16cid="http://schemas.microsoft.com/office/word/2016/wordml/cid" xmlns:w16se="http://schemas.microsoft.com/office/word/2015/wordml/symex" xmlns:wpg="http://schemas.microsoft.com/office/word/2010/wordprocessingGroup" xmlns:wpi="http://schemas.microsoft.com/office/word/2010/wordprocessingInk" xmlns:wne="http://schemas.microsoft.com/office/word/2006/wordml" xmlns:wps="http://schemas.microsoft.com/office/word/2010/wordprocessingShape" mc:Ignorable="w14 w15 w16se w16cid wp14">
   <w:body>
     <w:tbl>
       <w:tblPr>
@@ -533,7 +533,50 @@
           <w:p>
             <w:pPr>
               <w:jc w:val="center"/>
-            </w:pPr>
+              <w:rPr>
+                <w:lang w:val="en-US"/>
+              </w:rPr>
+            </w:pPr>
+            <w:r>
+              <w:rPr>
+                <w:lang w:val="en-US"/>
+              </w:rPr>
+              <w:t>DONE</w:t>
+            </w:r>
+          </w:p>
+          <w:p>
+            <w:pPr>
+              <w:jc w:val="center"/>
+              <w:rPr>
+                <w:lang w:val="en-US"/>
+              </w:rPr>
+            </w:pPr>
+            <w:r>
+              <w:rPr>
+                <w:lang w:val="en-US"/>
+              </w:rPr>
+              <w:t>I has fix it This url only certificate validation project page</w:t>
+            </w:r>
+          </w:p>
+          <w:p>
+            <w:pPr>
+              <w:jc w:val="center"/>
+              <w:rPr>
+                <w:rFonts w:ascii="Helvetica" w:hAnsi="Helvetica" w:cs="Helvetica"/>
+                <w:color w:val="0B4CB4"/>
+                <w:lang w:val="en-US"/>
+              </w:rPr>
+            </w:pPr>
+            <w:hyperlink r:id="rId4" w:history="1">
+              <w:r>
+                <w:rPr>
+                  <w:rStyle w:val="Hyperlink"/>
+                  <w:rFonts w:ascii="Helvetica" w:hAnsi="Helvetica" w:cs="Helvetica"/>
+                  <w:lang w:val="en-US"/>
+                </w:rPr>
+                <w:t>https://testing.nazarethnet.com/certificate/check_iframe</w:t>
+              </w:r>
+            </w:hyperlink>
           </w:p>
         </w:tc>
       </w:tr>
@@ -586,61 +629,22 @@
               <w:rPr>
                 <w:rFonts w:ascii="Helvetica" w:hAnsi="Helvetica" w:cs="Helvetica"/>
                 <w:color w:val="FB0007"/>
-                <w:lang w:val="en-US"/>
-              </w:rPr>
-            </w:pPr>
-            <w:r>
-              <w:rPr>
-                <w:rFonts w:ascii="Helvetica" w:hAnsi="Helvetica" w:cs="Helvetica"/>
-                <w:color w:val="FB0007"/>
                 <w:sz w:val="24"/>
                 <w:szCs w:val="24"/>
                 <w:lang w:val="en-US"/>
               </w:rPr>
+            </w:pPr>
+            <w:r>
+              <w:rPr>
+                <w:rFonts w:ascii="Helvetica" w:hAnsi="Helvetica" w:cs="Helvetica"/>
+                <w:color w:val="FB0007"/>
+                <w:sz w:val="24"/>
+                <w:szCs w:val="24"/>
+                <w:lang w:val="en-US"/>
+              </w:rPr>
               <w:t>It is not working when downloading all the courses</w:t>
             </w:r>
           </w:p>
-        </w:tc>
-        <w:tc>
-          <w:tcPr>
-            <w:tcW w:w="4403" w:type="dxa"/>
-            <w:shd w:val="clear" w:color="auto" w:fill="auto"/>
-            <w:vAlign w:val="center"/>
-          </w:tcPr>
-          <w:p>
-            <w:pPr>
-              <w:jc w:val="center"/>
-            </w:pPr>
-          </w:p>
-        </w:tc>
-      </w:tr>
-      <w:tr>
-        <w:tc>
-          <w:tcPr>
-            <w:tcW w:w="562" w:type="dxa"/>
-            <w:vAlign w:val="center"/>
-          </w:tcPr>
-          <w:p>
-            <w:pPr>
-              <w:jc w:val="center"/>
-              <w:rPr>
-                <w:lang w:val="en-US"/>
-              </w:rPr>
-            </w:pPr>
-            <w:r>
-              <w:rPr>
-                <w:lang w:val="en-US"/>
-              </w:rPr>
-              <w:t>8.</w:t>
-            </w:r>
-          </w:p>
-        </w:tc>
-        <w:tc>
-          <w:tcPr>
-            <w:tcW w:w="5670" w:type="dxa"/>
-            <w:shd w:val="clear" w:color="auto" w:fill="auto"/>
-            <w:vAlign w:val="center"/>
-          </w:tcPr>
           <w:p>
             <w:pPr>
               <w:tabs>
@@ -663,20 +667,11 @@
               <w:rPr>
                 <w:rFonts w:ascii="Helvetica" w:hAnsi="Helvetica" w:cs="Helvetica"/>
                 <w:color w:val="FB0007"/>
-                <w:sz w:val="24"/>
-                <w:szCs w:val="24"/>
-                <w:lang w:val="en-US"/>
-              </w:rPr>
-            </w:pPr>
-            <w:r>
-              <w:rPr>
-                <w:rFonts w:ascii="Helvetica" w:hAnsi="Helvetica" w:cs="Helvetica"/>
-                <w:color w:val="FB0007"/>
-                <w:sz w:val="24"/>
-                <w:szCs w:val="24"/>
-                <w:lang w:val="en-US"/>
-              </w:rPr>
-              <w:t>You can add the option for everyone and optionally add download by student name</w:t>
+                <w:lang w:val="en-US"/>
+              </w:rPr>
+            </w:pPr>
+            <w:r>
+              <w:t>https://testing.nazarethnet.com/admin/export_data</w:t>
             </w:r>
           </w:p>
         </w:tc>
@@ -689,7 +684,36 @@
           <w:p>
             <w:pPr>
               <w:jc w:val="center"/>
-            </w:pPr>
+              <w:rPr>
+                <w:lang w:val="en-US"/>
+              </w:rPr>
+            </w:pPr>
+            <w:r>
+              <w:rPr>
+                <w:lang w:val="en-US"/>
+              </w:rPr>
+              <w:t>DONE</w:t>
+            </w:r>
+          </w:p>
+          <w:p>
+            <w:pPr>
+              <w:jc w:val="center"/>
+              <w:rPr>
+                <w:lang w:val="en-US"/>
+              </w:rPr>
+            </w:pPr>
+            <w:r>
+              <w:rPr>
+                <w:lang w:val="en-US"/>
+              </w:rPr>
+              <w:t xml:space="preserve">Some code left when update to </w:t>
+            </w:r>
+            <w:r>
+              <w:rPr>
+                <w:lang w:val="en-US"/>
+              </w:rPr>
+              <w:t>hosing</w:t>
+            </w:r>
           </w:p>
         </w:tc>
       </w:tr>
@@ -710,7 +734,7 @@
               <w:rPr>
                 <w:lang w:val="en-US"/>
               </w:rPr>
-              <w:t>9.</w:t>
+              <w:t>8.</w:t>
             </w:r>
           </w:p>
         </w:tc>
@@ -742,18 +766,63 @@
               <w:rPr>
                 <w:rFonts w:ascii="Helvetica" w:hAnsi="Helvetica" w:cs="Helvetica"/>
                 <w:color w:val="FB0007"/>
-                <w:lang w:val="en-US"/>
-              </w:rPr>
-            </w:pPr>
-            <w:r>
-              <w:rPr>
-                <w:rFonts w:ascii="Helvetica" w:hAnsi="Helvetica" w:cs="Helvetica"/>
-                <w:color w:val="FB0007"/>
-                <w:lang w:val="en-US"/>
-              </w:rPr>
-              <w:t>a. The online exam grade could not be transferred.</w:t>
-            </w:r>
-          </w:p>
+                <w:sz w:val="24"/>
+                <w:szCs w:val="24"/>
+                <w:lang w:val="en-US"/>
+              </w:rPr>
+            </w:pPr>
+            <w:r>
+              <w:rPr>
+                <w:rFonts w:ascii="Helvetica" w:hAnsi="Helvetica" w:cs="Helvetica"/>
+                <w:color w:val="FB0007"/>
+                <w:sz w:val="24"/>
+                <w:szCs w:val="24"/>
+                <w:lang w:val="en-US"/>
+              </w:rPr>
+              <w:t>You can add the option for everyone and optionally add download by student name</w:t>
+            </w:r>
+          </w:p>
+        </w:tc>
+        <w:tc>
+          <w:tcPr>
+            <w:tcW w:w="4403" w:type="dxa"/>
+            <w:shd w:val="clear" w:color="auto" w:fill="auto"/>
+            <w:vAlign w:val="center"/>
+          </w:tcPr>
+          <w:p>
+            <w:pPr>
+              <w:jc w:val="center"/>
+            </w:pPr>
+          </w:p>
+        </w:tc>
+      </w:tr>
+      <w:tr>
+        <w:tc>
+          <w:tcPr>
+            <w:tcW w:w="562" w:type="dxa"/>
+            <w:vAlign w:val="center"/>
+          </w:tcPr>
+          <w:p>
+            <w:pPr>
+              <w:jc w:val="center"/>
+              <w:rPr>
+                <w:lang w:val="en-US"/>
+              </w:rPr>
+            </w:pPr>
+            <w:r>
+              <w:rPr>
+                <w:lang w:val="en-US"/>
+              </w:rPr>
+              <w:t>9.</w:t>
+            </w:r>
+          </w:p>
+        </w:tc>
+        <w:tc>
+          <w:tcPr>
+            <w:tcW w:w="5670" w:type="dxa"/>
+            <w:shd w:val="clear" w:color="auto" w:fill="auto"/>
+            <w:vAlign w:val="center"/>
+          </w:tcPr>
           <w:p>
             <w:pPr>
               <w:tabs>
@@ -785,25 +854,7 @@
                 <w:color w:val="FB0007"/>
                 <w:lang w:val="en-US"/>
               </w:rPr>
-              <w:t xml:space="preserve">-Student Nancy earned a grade of 20, but the exam and grade did not </w:t>
-            </w:r>
-            <w:proofErr w:type="gramStart"/>
-            <w:r>
-              <w:rPr>
-                <w:rFonts w:ascii="Helvetica" w:hAnsi="Helvetica" w:cs="Helvetica"/>
-                <w:color w:val="FB0007"/>
-                <w:lang w:val="en-US"/>
-              </w:rPr>
-              <w:t>transfer.-</w:t>
-            </w:r>
-            <w:proofErr w:type="gramEnd"/>
-            <w:r>
-              <w:rPr>
-                <w:rFonts w:ascii="Helvetica" w:hAnsi="Helvetica" w:cs="Helvetica"/>
-                <w:color w:val="FB0007"/>
-                <w:lang w:val="en-US"/>
-              </w:rPr>
-              <w:t>Every time it is detected that it is the same exam, the student must transfer it with the same</w:t>
+              <w:t>a. The online exam grade could not be transferred.</w:t>
             </w:r>
           </w:p>
           <w:p>
@@ -837,7 +888,7 @@
                 <w:color w:val="FB0007"/>
                 <w:lang w:val="en-US"/>
               </w:rPr>
-              <w:t>grade.</w:t>
+              <w:t>-Student Nancy earned a grade of 20, but the exam and grade did not transfer.-Every time it is detected that it is the same exam, the student must transfer it with the same</w:t>
             </w:r>
           </w:p>
           <w:p>
@@ -871,7 +922,7 @@
                 <w:color w:val="FB0007"/>
                 <w:lang w:val="en-US"/>
               </w:rPr>
-              <w:t>b. In the assignments, student Nancy completed her assignment, but her grade was 20, but it</w:t>
+              <w:t>grade.</w:t>
             </w:r>
           </w:p>
           <w:p>
@@ -905,7 +956,7 @@
                 <w:color w:val="FB0007"/>
                 <w:lang w:val="en-US"/>
               </w:rPr>
-              <w:t>was not transferred. Every time it is detected that it is the same assignment, the student must</w:t>
+              <w:t>b. In the assignments, student Nancy completed her assignment, but her grade was 20, but it</w:t>
             </w:r>
           </w:p>
           <w:p>
@@ -939,7 +990,7 @@
                 <w:color w:val="FB0007"/>
                 <w:lang w:val="en-US"/>
               </w:rPr>
-              <w:t>be transferred with the same grade.</w:t>
+              <w:t>was not transferred. Every time it is detected that it is the same assignment, the student must</w:t>
             </w:r>
           </w:p>
           <w:p>
@@ -964,53 +1015,18 @@
               <w:rPr>
                 <w:rFonts w:ascii="Helvetica" w:hAnsi="Helvetica" w:cs="Helvetica"/>
                 <w:color w:val="FB0007"/>
-                <w:sz w:val="24"/>
-                <w:szCs w:val="24"/>
-                <w:lang w:val="en-US"/>
-              </w:rPr>
-            </w:pPr>
-          </w:p>
-        </w:tc>
-        <w:tc>
-          <w:tcPr>
-            <w:tcW w:w="4403" w:type="dxa"/>
-            <w:shd w:val="clear" w:color="auto" w:fill="auto"/>
-            <w:vAlign w:val="center"/>
-          </w:tcPr>
-          <w:p>
-            <w:pPr>
-              <w:jc w:val="center"/>
-            </w:pPr>
-          </w:p>
-        </w:tc>
-      </w:tr>
-      <w:tr>
-        <w:tc>
-          <w:tcPr>
-            <w:tcW w:w="562" w:type="dxa"/>
-            <w:vAlign w:val="center"/>
-          </w:tcPr>
-          <w:p>
-            <w:pPr>
-              <w:jc w:val="center"/>
-              <w:rPr>
-                <w:lang w:val="en-US"/>
-              </w:rPr>
-            </w:pPr>
-            <w:r>
-              <w:rPr>
-                <w:lang w:val="en-US"/>
-              </w:rPr>
-              <w:t>10.</w:t>
-            </w:r>
-          </w:p>
-        </w:tc>
-        <w:tc>
-          <w:tcPr>
-            <w:tcW w:w="5670" w:type="dxa"/>
-            <w:shd w:val="clear" w:color="auto" w:fill="auto"/>
-            <w:vAlign w:val="center"/>
-          </w:tcPr>
+                <w:lang w:val="en-US"/>
+              </w:rPr>
+            </w:pPr>
+            <w:r>
+              <w:rPr>
+                <w:rFonts w:ascii="Helvetica" w:hAnsi="Helvetica" w:cs="Helvetica"/>
+                <w:color w:val="FB0007"/>
+                <w:lang w:val="en-US"/>
+              </w:rPr>
+              <w:t>be transferred with the same grade.</w:t>
+            </w:r>
+          </w:p>
           <w:p>
             <w:pPr>
               <w:tabs>
@@ -1038,39 +1054,50 @@
                 <w:lang w:val="en-US"/>
               </w:rPr>
             </w:pPr>
-            <w:proofErr w:type="spellStart"/>
-            <w:r>
-              <w:rPr>
-                <w:rFonts w:ascii="Helvetica" w:hAnsi="Helvetica" w:cs="Helvetica"/>
-                <w:color w:val="FB0007"/>
-                <w:sz w:val="24"/>
-                <w:szCs w:val="24"/>
-                <w:lang w:val="en-US"/>
-              </w:rPr>
-              <w:t>c.</w:t>
-            </w:r>
-            <w:r>
-              <w:rPr>
-                <w:rFonts w:ascii="Helvetica" w:hAnsi="Helvetica" w:cs="Helvetica"/>
-                <w:color w:val="FB0007"/>
-                <w:sz w:val="24"/>
-                <w:szCs w:val="24"/>
-                <w:lang w:val="en-US"/>
-              </w:rPr>
-              <w:t>Select</w:t>
-            </w:r>
-            <w:proofErr w:type="spellEnd"/>
-            <w:r>
-              <w:rPr>
-                <w:rFonts w:ascii="Helvetica" w:hAnsi="Helvetica" w:cs="Helvetica"/>
-                <w:color w:val="FB0007"/>
-                <w:sz w:val="24"/>
-                <w:szCs w:val="24"/>
-                <w:lang w:val="en-US"/>
-              </w:rPr>
-              <w:t xml:space="preserve"> the option to transfer without activities, however the activities have also been</w:t>
-            </w:r>
-          </w:p>
+          </w:p>
+        </w:tc>
+        <w:tc>
+          <w:tcPr>
+            <w:tcW w:w="4403" w:type="dxa"/>
+            <w:shd w:val="clear" w:color="auto" w:fill="auto"/>
+            <w:vAlign w:val="center"/>
+          </w:tcPr>
+          <w:p>
+            <w:pPr>
+              <w:jc w:val="center"/>
+            </w:pPr>
+            <w:bookmarkStart w:id="0" w:name="_GoBack"/>
+            <w:bookmarkEnd w:id="0"/>
+          </w:p>
+        </w:tc>
+      </w:tr>
+      <w:tr>
+        <w:tc>
+          <w:tcPr>
+            <w:tcW w:w="562" w:type="dxa"/>
+            <w:vAlign w:val="center"/>
+          </w:tcPr>
+          <w:p>
+            <w:pPr>
+              <w:jc w:val="center"/>
+              <w:rPr>
+                <w:lang w:val="en-US"/>
+              </w:rPr>
+            </w:pPr>
+            <w:r>
+              <w:rPr>
+                <w:lang w:val="en-US"/>
+              </w:rPr>
+              <w:t>10.</w:t>
+            </w:r>
+          </w:p>
+        </w:tc>
+        <w:tc>
+          <w:tcPr>
+            <w:tcW w:w="5670" w:type="dxa"/>
+            <w:shd w:val="clear" w:color="auto" w:fill="auto"/>
+            <w:vAlign w:val="center"/>
+          </w:tcPr>
           <w:p>
             <w:pPr>
               <w:tabs>
@@ -1093,61 +1120,22 @@
               <w:rPr>
                 <w:rFonts w:ascii="Helvetica" w:hAnsi="Helvetica" w:cs="Helvetica"/>
                 <w:color w:val="FB0007"/>
-                <w:lang w:val="en-US"/>
-              </w:rPr>
-            </w:pPr>
-            <w:r>
-              <w:rPr>
-                <w:rFonts w:ascii="Helvetica" w:hAnsi="Helvetica" w:cs="Helvetica"/>
-                <w:color w:val="FB0007"/>
                 <w:sz w:val="24"/>
                 <w:szCs w:val="24"/>
                 <w:lang w:val="en-US"/>
               </w:rPr>
-              <w:t>duplicated.</w:t>
-            </w:r>
-          </w:p>
-        </w:tc>
-        <w:tc>
-          <w:tcPr>
-            <w:tcW w:w="4403" w:type="dxa"/>
-            <w:shd w:val="clear" w:color="auto" w:fill="auto"/>
-            <w:vAlign w:val="center"/>
-          </w:tcPr>
-          <w:p>
-            <w:pPr>
-              <w:jc w:val="center"/>
-            </w:pPr>
-          </w:p>
-        </w:tc>
-      </w:tr>
-      <w:tr>
-        <w:tc>
-          <w:tcPr>
-            <w:tcW w:w="562" w:type="dxa"/>
-            <w:vAlign w:val="center"/>
-          </w:tcPr>
-          <w:p>
-            <w:pPr>
-              <w:jc w:val="center"/>
-              <w:rPr>
-                <w:lang w:val="en-US"/>
-              </w:rPr>
-            </w:pPr>
-            <w:r>
-              <w:rPr>
-                <w:lang w:val="en-US"/>
-              </w:rPr>
-              <w:t>11.</w:t>
-            </w:r>
-          </w:p>
-        </w:tc>
-        <w:tc>
-          <w:tcPr>
-            <w:tcW w:w="5670" w:type="dxa"/>
-            <w:shd w:val="clear" w:color="auto" w:fill="auto"/>
-            <w:vAlign w:val="center"/>
-          </w:tcPr>
+            </w:pPr>
+            <w:r>
+              <w:rPr>
+                <w:rFonts w:ascii="Helvetica" w:hAnsi="Helvetica" w:cs="Helvetica"/>
+                <w:color w:val="FB0007"/>
+                <w:sz w:val="24"/>
+                <w:szCs w:val="24"/>
+                <w:lang w:val="en-US"/>
+              </w:rPr>
+              <w:t>c.Select the option to transfer without activities, however the activities have also been</w:t>
+            </w:r>
+          </w:p>
           <w:p>
             <w:pPr>
               <w:tabs>
@@ -1170,30 +1158,18 @@
               <w:rPr>
                 <w:rFonts w:ascii="Helvetica" w:hAnsi="Helvetica" w:cs="Helvetica"/>
                 <w:color w:val="FB0007"/>
+                <w:lang w:val="en-US"/>
+              </w:rPr>
+            </w:pPr>
+            <w:r>
+              <w:rPr>
+                <w:rFonts w:ascii="Helvetica" w:hAnsi="Helvetica" w:cs="Helvetica"/>
+                <w:color w:val="FB0007"/>
                 <w:sz w:val="24"/>
                 <w:szCs w:val="24"/>
                 <w:lang w:val="en-US"/>
               </w:rPr>
-            </w:pPr>
-            <w:r>
-              <w:rPr>
-                <w:rFonts w:ascii="Helvetica" w:hAnsi="Helvetica" w:cs="Helvetica"/>
-                <w:color w:val="FB0007"/>
-                <w:sz w:val="24"/>
-                <w:szCs w:val="24"/>
-                <w:lang w:val="en-US"/>
-              </w:rPr>
-              <w:t xml:space="preserve">d. </w:t>
-            </w:r>
-            <w:r>
-              <w:rPr>
-                <w:rFonts w:ascii="Helvetica" w:hAnsi="Helvetica" w:cs="Helvetica"/>
-                <w:color w:val="FB0007"/>
-                <w:sz w:val="24"/>
-                <w:szCs w:val="24"/>
-                <w:lang w:val="en-US"/>
-              </w:rPr>
-              <w:t>Once you transfer a student, this should not be repeated in the previous section.</w:t>
+              <w:t>duplicated.</w:t>
             </w:r>
           </w:p>
         </w:tc>
@@ -1227,7 +1203,7 @@
               <w:rPr>
                 <w:lang w:val="en-US"/>
               </w:rPr>
-              <w:t>12.</w:t>
+              <w:t>11.</w:t>
             </w:r>
           </w:p>
         </w:tc>
@@ -1259,18 +1235,63 @@
               <w:rPr>
                 <w:rFonts w:ascii="Helvetica" w:hAnsi="Helvetica" w:cs="Helvetica"/>
                 <w:color w:val="FB0007"/>
-                <w:lang w:val="en-US"/>
-              </w:rPr>
-            </w:pPr>
-            <w:r>
-              <w:rPr>
-                <w:rFonts w:ascii="Helvetica" w:hAnsi="Helvetica" w:cs="Helvetica"/>
-                <w:color w:val="FB0007"/>
-                <w:lang w:val="en-US"/>
-              </w:rPr>
-              <w:t>The page is not working correctly, it does not show the attendances</w:t>
-            </w:r>
-          </w:p>
+                <w:sz w:val="24"/>
+                <w:szCs w:val="24"/>
+                <w:lang w:val="en-US"/>
+              </w:rPr>
+            </w:pPr>
+            <w:r>
+              <w:rPr>
+                <w:rFonts w:ascii="Helvetica" w:hAnsi="Helvetica" w:cs="Helvetica"/>
+                <w:color w:val="FB0007"/>
+                <w:sz w:val="24"/>
+                <w:szCs w:val="24"/>
+                <w:lang w:val="en-US"/>
+              </w:rPr>
+              <w:t>d. Once you transfer a student, this should not be repeated in the previous section.</w:t>
+            </w:r>
+          </w:p>
+        </w:tc>
+        <w:tc>
+          <w:tcPr>
+            <w:tcW w:w="4403" w:type="dxa"/>
+            <w:shd w:val="clear" w:color="auto" w:fill="auto"/>
+            <w:vAlign w:val="center"/>
+          </w:tcPr>
+          <w:p>
+            <w:pPr>
+              <w:jc w:val="center"/>
+            </w:pPr>
+          </w:p>
+        </w:tc>
+      </w:tr>
+      <w:tr>
+        <w:tc>
+          <w:tcPr>
+            <w:tcW w:w="562" w:type="dxa"/>
+            <w:vAlign w:val="center"/>
+          </w:tcPr>
+          <w:p>
+            <w:pPr>
+              <w:jc w:val="center"/>
+              <w:rPr>
+                <w:lang w:val="en-US"/>
+              </w:rPr>
+            </w:pPr>
+            <w:r>
+              <w:rPr>
+                <w:lang w:val="en-US"/>
+              </w:rPr>
+              <w:t>12.</w:t>
+            </w:r>
+          </w:p>
+        </w:tc>
+        <w:tc>
+          <w:tcPr>
+            <w:tcW w:w="5670" w:type="dxa"/>
+            <w:shd w:val="clear" w:color="auto" w:fill="auto"/>
+            <w:vAlign w:val="center"/>
+          </w:tcPr>
           <w:p>
             <w:pPr>
               <w:tabs>
@@ -1293,61 +1314,18 @@
               <w:rPr>
                 <w:rFonts w:ascii="Helvetica" w:hAnsi="Helvetica" w:cs="Helvetica"/>
                 <w:color w:val="FB0007"/>
-                <w:sz w:val="24"/>
-                <w:szCs w:val="24"/>
-                <w:lang w:val="en-US"/>
-              </w:rPr>
-            </w:pPr>
-            <w:r>
-              <w:rPr>
-                <w:rFonts w:ascii="Helvetica" w:hAnsi="Helvetica" w:cs="Helvetica"/>
-                <w:color w:val="000000"/>
-                <w:lang w:val="en-US"/>
-              </w:rPr>
-              <w:t>https://testing.nazarethnet.com/admin/student_profile_attendance/39/8/18/150/6/2024/</w:t>
-            </w:r>
-          </w:p>
-        </w:tc>
-        <w:tc>
-          <w:tcPr>
-            <w:tcW w:w="4403" w:type="dxa"/>
-            <w:shd w:val="clear" w:color="auto" w:fill="auto"/>
-            <w:vAlign w:val="center"/>
-          </w:tcPr>
-          <w:p>
-            <w:pPr>
-              <w:jc w:val="center"/>
-            </w:pPr>
-          </w:p>
-        </w:tc>
-      </w:tr>
-      <w:tr>
-        <w:tc>
-          <w:tcPr>
-            <w:tcW w:w="562" w:type="dxa"/>
-            <w:vAlign w:val="center"/>
-          </w:tcPr>
-          <w:p>
-            <w:pPr>
-              <w:jc w:val="center"/>
-              <w:rPr>
-                <w:lang w:val="en-US"/>
-              </w:rPr>
-            </w:pPr>
-            <w:r>
-              <w:rPr>
-                <w:lang w:val="en-US"/>
-              </w:rPr>
-              <w:t>13.</w:t>
-            </w:r>
-          </w:p>
-        </w:tc>
-        <w:tc>
-          <w:tcPr>
-            <w:tcW w:w="5670" w:type="dxa"/>
-            <w:shd w:val="clear" w:color="auto" w:fill="auto"/>
-            <w:vAlign w:val="center"/>
-          </w:tcPr>
+                <w:lang w:val="en-US"/>
+              </w:rPr>
+            </w:pPr>
+            <w:r>
+              <w:rPr>
+                <w:rFonts w:ascii="Helvetica" w:hAnsi="Helvetica" w:cs="Helvetica"/>
+                <w:color w:val="FB0007"/>
+                <w:lang w:val="en-US"/>
+              </w:rPr>
+              <w:t>The page is not working correctly, it does not show the attendances</w:t>
+            </w:r>
+          </w:p>
           <w:p>
             <w:pPr>
               <w:tabs>
@@ -1370,17 +1348,103 @@
               <w:rPr>
                 <w:rFonts w:ascii="Helvetica" w:hAnsi="Helvetica" w:cs="Helvetica"/>
                 <w:color w:val="FB0007"/>
-                <w:lang w:val="en-US"/>
-              </w:rPr>
-            </w:pPr>
-            <w:r>
-              <w:rPr>
-                <w:rFonts w:ascii="Helvetica" w:hAnsi="Helvetica" w:cs="Helvetica"/>
-                <w:color w:val="FB0007"/>
                 <w:sz w:val="24"/>
                 <w:szCs w:val="24"/>
                 <w:lang w:val="en-US"/>
               </w:rPr>
+            </w:pPr>
+            <w:r>
+              <w:rPr>
+                <w:rFonts w:ascii="Helvetica" w:hAnsi="Helvetica" w:cs="Helvetica"/>
+                <w:color w:val="000000"/>
+                <w:lang w:val="en-US"/>
+              </w:rPr>
+              <w:t>https://testing.nazarethnet.com/admin/student_profile_attendance/39/8/18/150/6/2024/</w:t>
+            </w:r>
+          </w:p>
+        </w:tc>
+        <w:tc>
+          <w:tcPr>
+            <w:tcW w:w="4403" w:type="dxa"/>
+            <w:shd w:val="clear" w:color="auto" w:fill="auto"/>
+            <w:vAlign w:val="center"/>
+          </w:tcPr>
+          <w:p>
+            <w:pPr>
+              <w:jc w:val="center"/>
+              <w:rPr>
+                <w:lang w:val="en-US"/>
+              </w:rPr>
+            </w:pPr>
+            <w:r>
+              <w:rPr>
+                <w:lang w:val="en-US"/>
+              </w:rPr>
+              <w:t>DONE</w:t>
+            </w:r>
+          </w:p>
+        </w:tc>
+      </w:tr>
+      <w:tr>
+        <w:tc>
+          <w:tcPr>
+            <w:tcW w:w="562" w:type="dxa"/>
+            <w:vAlign w:val="center"/>
+          </w:tcPr>
+          <w:p>
+            <w:pPr>
+              <w:jc w:val="center"/>
+              <w:rPr>
+                <w:lang w:val="en-US"/>
+              </w:rPr>
+            </w:pPr>
+            <w:r>
+              <w:rPr>
+                <w:lang w:val="en-US"/>
+              </w:rPr>
+              <w:t>13.</w:t>
+            </w:r>
+          </w:p>
+        </w:tc>
+        <w:tc>
+          <w:tcPr>
+            <w:tcW w:w="5670" w:type="dxa"/>
+            <w:shd w:val="clear" w:color="auto" w:fill="auto"/>
+            <w:vAlign w:val="center"/>
+          </w:tcPr>
+          <w:p>
+            <w:pPr>
+              <w:tabs>
+                <w:tab w:val="left" w:pos="560"/>
+                <w:tab w:val="left" w:pos="1120"/>
+                <w:tab w:val="left" w:pos="1680"/>
+                <w:tab w:val="left" w:pos="2240"/>
+                <w:tab w:val="left" w:pos="2800"/>
+                <w:tab w:val="left" w:pos="3360"/>
+                <w:tab w:val="left" w:pos="3920"/>
+                <w:tab w:val="left" w:pos="4480"/>
+                <w:tab w:val="left" w:pos="5040"/>
+                <w:tab w:val="left" w:pos="5600"/>
+                <w:tab w:val="left" w:pos="6160"/>
+                <w:tab w:val="left" w:pos="6720"/>
+              </w:tabs>
+              <w:autoSpaceDE w:val="0"/>
+              <w:autoSpaceDN w:val="0"/>
+              <w:adjustRightInd w:val="0"/>
+              <w:rPr>
+                <w:rFonts w:ascii="Helvetica" w:hAnsi="Helvetica" w:cs="Helvetica"/>
+                <w:color w:val="FB0007"/>
+                <w:lang w:val="en-US"/>
+              </w:rPr>
+            </w:pPr>
+            <w:r>
+              <w:rPr>
+                <w:rFonts w:ascii="Helvetica" w:hAnsi="Helvetica" w:cs="Helvetica"/>
+                <w:color w:val="FB0007"/>
+                <w:sz w:val="24"/>
+                <w:szCs w:val="24"/>
+                <w:lang w:val="en-US"/>
+              </w:rPr>
               <w:t>When assigning the section to the students, these courses can start with inactive</w:t>
             </w:r>
           </w:p>
@@ -1394,7 +1458,16 @@
           <w:p>
             <w:pPr>
               <w:jc w:val="center"/>
-            </w:pPr>
+              <w:rPr>
+                <w:lang w:val="en-US"/>
+              </w:rPr>
+            </w:pPr>
+            <w:r>
+              <w:rPr>
+                <w:lang w:val="en-US"/>
+              </w:rPr>
+              <w:t>DONE</w:t>
+            </w:r>
           </w:p>
         </w:tc>
       </w:tr>
@@ -1411,7 +1484,7 @@
 </file>
 
 <file path=word/styles.xml><?xml version="1.0" encoding="utf-8"?>
-<w:styles xmlns:mc="http://schemas.openxmlformats.org/markup-compatibility/2006" xmlns:r="http://schemas.openxmlformats.org/officeDocument/2006/relationships" xmlns:w="http://schemas.openxmlformats.org/wordprocessingml/2006/main" xmlns:w14="http://schemas.microsoft.com/office/word/2010/wordml" xmlns:w15="http://schemas.microsoft.com/office/word/2012/wordml" xmlns:w16cex="http://schemas.microsoft.com/office/word/2018/wordml/cex" xmlns:w16cid="http://schemas.microsoft.com/office/word/2016/wordml/cid" xmlns:w16="http://schemas.microsoft.com/office/word/2018/wordml" xmlns:w16sdtdh="http://schemas.microsoft.com/office/word/2020/wordml/sdtdatahash" xmlns:w16se="http://schemas.microsoft.com/office/word/2015/wordml/symex" mc:Ignorable="w14 w15 w16se w16cid w16 w16cex w16sdtdh">
+<w:styles xmlns:mc="http://schemas.openxmlformats.org/markup-compatibility/2006" xmlns:r="http://schemas.openxmlformats.org/officeDocument/2006/relationships" xmlns:w="http://schemas.openxmlformats.org/wordprocessingml/2006/main" xmlns:w14="http://schemas.microsoft.com/office/word/2010/wordml" xmlns:w15="http://schemas.microsoft.com/office/word/2012/wordml" xmlns:w16cid="http://schemas.microsoft.com/office/word/2016/wordml/cid" xmlns:w16se="http://schemas.microsoft.com/office/word/2015/wordml/symex" mc:Ignorable="w14 w15 w16se w16cid">
   <w:docDefaults>
     <w:rPrDefault>
       <w:rPr>
@@ -1427,7 +1500,7 @@
       </w:pPr>
     </w:pPrDefault>
   </w:docDefaults>
-  <w:latentStyles w:defLockedState="0" w:defUIPriority="99" w:defSemiHidden="0" w:defUnhideWhenUsed="0" w:defQFormat="0" w:count="376">
+  <w:latentStyles w:defLockedState="0" w:defUIPriority="99" w:defSemiHidden="0" w:defUnhideWhenUsed="0" w:defQFormat="0" w:count="375">
     <w:lsdException w:name="Normal" w:uiPriority="0" w:qFormat="1"/>
     <w:lsdException w:name="heading 1" w:uiPriority="9" w:qFormat="1"/>
     <w:lsdException w:name="heading 2" w:semiHidden="1" w:uiPriority="9" w:unhideWhenUsed="1" w:qFormat="1"/>
@@ -1533,6 +1606,7 @@
     <w:lsdException w:name="HTML Sample" w:semiHidden="1" w:unhideWhenUsed="1"/>
     <w:lsdException w:name="HTML Typewriter" w:semiHidden="1" w:unhideWhenUsed="1"/>
     <w:lsdException w:name="HTML Variable" w:semiHidden="1" w:unhideWhenUsed="1"/>
+    <w:lsdException w:name="Normal Table" w:semiHidden="1" w:unhideWhenUsed="1"/>
     <w:lsdException w:name="annotation subject" w:semiHidden="1" w:unhideWhenUsed="1"/>
     <w:lsdException w:name="No List" w:semiHidden="1" w:unhideWhenUsed="1"/>
     <w:lsdException w:name="Outline List 1" w:semiHidden="1" w:unhideWhenUsed="1"/>
@@ -1575,8 +1649,11 @@
     <w:lsdException w:name="Table Contemporary" w:semiHidden="1" w:unhideWhenUsed="1"/>
     <w:lsdException w:name="Table Elegant" w:semiHidden="1" w:unhideWhenUsed="1"/>
     <w:lsdException w:name="Table Professional" w:semiHidden="1" w:unhideWhenUsed="1"/>
+    <w:lsdException w:name="Table Subtle 1" w:semiHidden="1" w:unhideWhenUsed="1"/>
     <w:lsdException w:name="Table Subtle 2" w:semiHidden="1" w:unhideWhenUsed="1"/>
     <w:lsdException w:name="Table Web 1" w:semiHidden="1" w:unhideWhenUsed="1"/>
+    <w:lsdException w:name="Table Web 2" w:semiHidden="1" w:unhideWhenUsed="1"/>
+    <w:lsdException w:name="Table Web 3" w:semiHidden="1" w:unhideWhenUsed="1"/>
     <w:lsdException w:name="Balloon Text" w:semiHidden="1" w:unhideWhenUsed="1"/>
     <w:lsdException w:name="Table Grid" w:uiPriority="39"/>
     <w:lsdException w:name="Table Theme" w:semiHidden="1" w:unhideWhenUsed="1"/>
@@ -1799,7 +1876,6 @@
     <w:lsdException w:name="Smart Hyperlink" w:semiHidden="1" w:unhideWhenUsed="1"/>
     <w:lsdException w:name="Hashtag" w:semiHidden="1" w:unhideWhenUsed="1"/>
     <w:lsdException w:name="Unresolved Mention" w:semiHidden="1" w:unhideWhenUsed="1"/>
-    <w:lsdException w:name="Smart Link" w:semiHidden="1" w:unhideWhenUsed="1"/>
   </w:latentStyles>
   <w:style w:type="paragraph" w:default="1" w:styleId="Normal">
     <w:name w:val="Normal"/>
@@ -1888,6 +1964,18 @@
       <w:sz w:val="24"/>
       <w:szCs w:val="24"/>
       <w:lang w:val="en-ID"/>
+    </w:rPr>
+  </w:style>
+  <w:style w:type="character" w:styleId="UnresolvedMention">
+    <w:name w:val="Unresolved Mention"/>
+    <w:basedOn w:val="DefaultParagraphFont"/>
+    <w:uiPriority w:val="99"/>
+    <w:semiHidden/>
+    <w:unhideWhenUsed/>
+    <w:rsid w:val="00973A48"/>
+    <w:rPr>
+      <w:color w:val="605E5C"/>
+      <w:shd w:val="clear" w:color="auto" w:fill="E1DFDD"/>
     </w:rPr>
   </w:style>
 </w:styles>

--- a/Todo 28042025/revision3/Checklist.docx
+++ b/Todo 28042025/revision3/Checklist.docx
@@ -1,6 +1,6 @@
 
 <file path=word/document.xml><?xml version="1.0" encoding="utf-8"?>
-<w:document xmlns:wpc="http://schemas.microsoft.com/office/word/2010/wordprocessingCanvas" xmlns:cx="http://schemas.microsoft.com/office/drawing/2014/chartex" xmlns:cx1="http://schemas.microsoft.com/office/drawing/2015/9/8/chartex" xmlns:cx2="http://schemas.microsoft.com/office/drawing/2015/10/21/chartex" xmlns:cx3="http://schemas.microsoft.com/office/drawing/2016/5/9/chartex" xmlns:cx4="http://schemas.microsoft.com/office/drawing/2016/5/10/chartex" xmlns:cx5="http://schemas.microsoft.com/office/drawing/2016/5/11/chartex" xmlns:cx6="http://schemas.microsoft.com/office/drawing/2016/5/12/chartex" xmlns:cx7="http://schemas.microsoft.com/office/drawing/2016/5/13/chartex" xmlns:cx8="http://schemas.microsoft.com/office/drawing/2016/5/14/chartex" xmlns:mc="http://schemas.openxmlformats.org/markup-compatibility/2006" xmlns:aink="http://schemas.microsoft.com/office/drawing/2016/ink" xmlns:am3d="http://schemas.microsoft.com/office/drawing/2017/model3d" xmlns:o="urn:schemas-microsoft-com:office:office" xmlns:r="http://schemas.openxmlformats.org/officeDocument/2006/relationships" xmlns:m="http://schemas.openxmlformats.org/officeDocument/2006/math" xmlns:v="urn:schemas-microsoft-com:vml" xmlns:wp14="http://schemas.microsoft.com/office/word/2010/wordprocessingDrawing" xmlns:wp="http://schemas.openxmlformats.org/drawingml/2006/wordprocessingDrawing" xmlns:w10="urn:schemas-microsoft-com:office:word" xmlns:w="http://schemas.openxmlformats.org/wordprocessingml/2006/main" xmlns:w14="http://schemas.microsoft.com/office/word/2010/wordml" xmlns:w15="http://schemas.microsoft.com/office/word/2012/wordml" xmlns:w16cid="http://schemas.microsoft.com/office/word/2016/wordml/cid" xmlns:w16se="http://schemas.microsoft.com/office/word/2015/wordml/symex" xmlns:wpg="http://schemas.microsoft.com/office/word/2010/wordprocessingGroup" xmlns:wpi="http://schemas.microsoft.com/office/word/2010/wordprocessingInk" xmlns:wne="http://schemas.microsoft.com/office/word/2006/wordml" xmlns:wps="http://schemas.microsoft.com/office/word/2010/wordprocessingShape" mc:Ignorable="w14 w15 w16se w16cid wp14">
+<w:document xmlns:wpc="http://schemas.microsoft.com/office/word/2010/wordprocessingCanvas" xmlns:cx="http://schemas.microsoft.com/office/drawing/2014/chartex" xmlns:cx1="http://schemas.microsoft.com/office/drawing/2015/9/8/chartex" xmlns:mc="http://schemas.openxmlformats.org/markup-compatibility/2006" xmlns:o="urn:schemas-microsoft-com:office:office" xmlns:r="http://schemas.openxmlformats.org/officeDocument/2006/relationships" xmlns:m="http://schemas.openxmlformats.org/officeDocument/2006/math" xmlns:v="urn:schemas-microsoft-com:vml" xmlns:wp14="http://schemas.microsoft.com/office/word/2010/wordprocessingDrawing" xmlns:wp="http://schemas.openxmlformats.org/drawingml/2006/wordprocessingDrawing" xmlns:w10="urn:schemas-microsoft-com:office:word" xmlns:w="http://schemas.openxmlformats.org/wordprocessingml/2006/main" xmlns:w14="http://schemas.microsoft.com/office/word/2010/wordml" xmlns:w15="http://schemas.microsoft.com/office/word/2012/wordml" xmlns:w16se="http://schemas.microsoft.com/office/word/2015/wordml/symex" xmlns:wpg="http://schemas.microsoft.com/office/word/2010/wordprocessingGroup" xmlns:wpi="http://schemas.microsoft.com/office/word/2010/wordprocessingInk" xmlns:wne="http://schemas.microsoft.com/office/word/2006/wordml" xmlns:wps="http://schemas.microsoft.com/office/word/2010/wordprocessingShape" mc:Ignorable="w14 w15 w16se wp14">
   <w:body>
     <w:tbl>
       <w:tblPr>
@@ -235,6 +235,9 @@
             <w:pPr>
               <w:jc w:val="center"/>
             </w:pPr>
+            <w:r>
+              <w:t>DONE</w:t>
+            </w:r>
           </w:p>
         </w:tc>
       </w:tr>
@@ -386,13 +389,23 @@
                 <w:lang w:val="en-US"/>
               </w:rPr>
             </w:pPr>
-            <w:r>
-              <w:rPr>
-                <w:rFonts w:ascii="Helvetica" w:hAnsi="Helvetica" w:cs="Helvetica"/>
-                <w:color w:val="FB0007"/>
-                <w:lang w:val="en-US"/>
-              </w:rPr>
-              <w:t>as grades, curriculum, etc. I would like to be able to change this manually for some courses,</w:t>
+            <w:proofErr w:type="gramStart"/>
+            <w:r>
+              <w:rPr>
+                <w:rFonts w:ascii="Helvetica" w:hAnsi="Helvetica" w:cs="Helvetica"/>
+                <w:color w:val="FB0007"/>
+                <w:lang w:val="en-US"/>
+              </w:rPr>
+              <w:t>as</w:t>
+            </w:r>
+            <w:proofErr w:type="gramEnd"/>
+            <w:r>
+              <w:rPr>
+                <w:rFonts w:ascii="Helvetica" w:hAnsi="Helvetica" w:cs="Helvetica"/>
+                <w:color w:val="FB0007"/>
+                <w:lang w:val="en-US"/>
+              </w:rPr>
+              <w:t xml:space="preserve"> grades, curriculum, etc. I would like to be able to change this manually for some courses,</w:t>
             </w:r>
           </w:p>
           <w:p>
@@ -405,13 +418,23 @@
                 <w:lang w:val="en-US"/>
               </w:rPr>
             </w:pPr>
-            <w:r>
-              <w:rPr>
-                <w:rFonts w:ascii="Helvetica" w:hAnsi="Helvetica" w:cs="Helvetica"/>
-                <w:color w:val="FB0007"/>
-                <w:lang w:val="en-US"/>
-              </w:rPr>
-              <w:t>rather than automatically.</w:t>
+            <w:proofErr w:type="gramStart"/>
+            <w:r>
+              <w:rPr>
+                <w:rFonts w:ascii="Helvetica" w:hAnsi="Helvetica" w:cs="Helvetica"/>
+                <w:color w:val="FB0007"/>
+                <w:lang w:val="en-US"/>
+              </w:rPr>
+              <w:t>rather</w:t>
+            </w:r>
+            <w:proofErr w:type="gramEnd"/>
+            <w:r>
+              <w:rPr>
+                <w:rFonts w:ascii="Helvetica" w:hAnsi="Helvetica" w:cs="Helvetica"/>
+                <w:color w:val="FB0007"/>
+                <w:lang w:val="en-US"/>
+              </w:rPr>
+              <w:t xml:space="preserve"> than automatically.</w:t>
             </w:r>
           </w:p>
         </w:tc>
@@ -555,7 +578,21 @@
               <w:rPr>
                 <w:lang w:val="en-US"/>
               </w:rPr>
-              <w:t>I has fix it This url only certificate validation project page</w:t>
+              <w:t xml:space="preserve">I has fix it This </w:t>
+            </w:r>
+            <w:proofErr w:type="spellStart"/>
+            <w:r>
+              <w:rPr>
+                <w:lang w:val="en-US"/>
+              </w:rPr>
+              <w:t>url</w:t>
+            </w:r>
+            <w:proofErr w:type="spellEnd"/>
+            <w:r>
+              <w:rPr>
+                <w:lang w:val="en-US"/>
+              </w:rPr>
+              <w:t xml:space="preserve"> only certificate validation project page</w:t>
             </w:r>
           </w:p>
           <w:p>
@@ -793,6 +830,9 @@
             <w:pPr>
               <w:jc w:val="center"/>
             </w:pPr>
+            <w:r>
+              <w:t>DONE</w:t>
+            </w:r>
           </w:p>
         </w:tc>
       </w:tr>
@@ -854,7 +894,25 @@
                 <w:color w:val="FB0007"/>
                 <w:lang w:val="en-US"/>
               </w:rPr>
-              <w:t>a. The online exam grade could not be transferred.</w:t>
+              <w:t xml:space="preserve">a. The online exam grade </w:t>
+            </w:r>
+            <w:proofErr w:type="gramStart"/>
+            <w:r>
+              <w:rPr>
+                <w:rFonts w:ascii="Helvetica" w:hAnsi="Helvetica" w:cs="Helvetica"/>
+                <w:color w:val="FB0007"/>
+                <w:lang w:val="en-US"/>
+              </w:rPr>
+              <w:t>could not be transferred</w:t>
+            </w:r>
+            <w:proofErr w:type="gramEnd"/>
+            <w:r>
+              <w:rPr>
+                <w:rFonts w:ascii="Helvetica" w:hAnsi="Helvetica" w:cs="Helvetica"/>
+                <w:color w:val="FB0007"/>
+                <w:lang w:val="en-US"/>
+              </w:rPr>
+              <w:t>.</w:t>
             </w:r>
           </w:p>
           <w:p>
@@ -916,13 +974,23 @@
                 <w:lang w:val="en-US"/>
               </w:rPr>
             </w:pPr>
-            <w:r>
-              <w:rPr>
-                <w:rFonts w:ascii="Helvetica" w:hAnsi="Helvetica" w:cs="Helvetica"/>
-                <w:color w:val="FB0007"/>
-                <w:lang w:val="en-US"/>
-              </w:rPr>
-              <w:t>grade.</w:t>
+            <w:proofErr w:type="gramStart"/>
+            <w:r>
+              <w:rPr>
+                <w:rFonts w:ascii="Helvetica" w:hAnsi="Helvetica" w:cs="Helvetica"/>
+                <w:color w:val="FB0007"/>
+                <w:lang w:val="en-US"/>
+              </w:rPr>
+              <w:t>grade</w:t>
+            </w:r>
+            <w:proofErr w:type="gramEnd"/>
+            <w:r>
+              <w:rPr>
+                <w:rFonts w:ascii="Helvetica" w:hAnsi="Helvetica" w:cs="Helvetica"/>
+                <w:color w:val="FB0007"/>
+                <w:lang w:val="en-US"/>
+              </w:rPr>
+              <w:t>.</w:t>
             </w:r>
           </w:p>
           <w:p>
@@ -984,13 +1052,23 @@
                 <w:lang w:val="en-US"/>
               </w:rPr>
             </w:pPr>
-            <w:r>
-              <w:rPr>
-                <w:rFonts w:ascii="Helvetica" w:hAnsi="Helvetica" w:cs="Helvetica"/>
-                <w:color w:val="FB0007"/>
-                <w:lang w:val="en-US"/>
-              </w:rPr>
-              <w:t>was not transferred. Every time it is detected that it is the same assignment, the student must</w:t>
+            <w:proofErr w:type="gramStart"/>
+            <w:r>
+              <w:rPr>
+                <w:rFonts w:ascii="Helvetica" w:hAnsi="Helvetica" w:cs="Helvetica"/>
+                <w:color w:val="FB0007"/>
+                <w:lang w:val="en-US"/>
+              </w:rPr>
+              <w:t>was</w:t>
+            </w:r>
+            <w:proofErr w:type="gramEnd"/>
+            <w:r>
+              <w:rPr>
+                <w:rFonts w:ascii="Helvetica" w:hAnsi="Helvetica" w:cs="Helvetica"/>
+                <w:color w:val="FB0007"/>
+                <w:lang w:val="en-US"/>
+              </w:rPr>
+              <w:t xml:space="preserve"> not transferred. Every time it is detected that it is the same assignment, the student must</w:t>
             </w:r>
           </w:p>
           <w:p>
@@ -1018,13 +1096,23 @@
                 <w:lang w:val="en-US"/>
               </w:rPr>
             </w:pPr>
-            <w:r>
-              <w:rPr>
-                <w:rFonts w:ascii="Helvetica" w:hAnsi="Helvetica" w:cs="Helvetica"/>
-                <w:color w:val="FB0007"/>
-                <w:lang w:val="en-US"/>
-              </w:rPr>
-              <w:t>be transferred with the same grade.</w:t>
+            <w:proofErr w:type="gramStart"/>
+            <w:r>
+              <w:rPr>
+                <w:rFonts w:ascii="Helvetica" w:hAnsi="Helvetica" w:cs="Helvetica"/>
+                <w:color w:val="FB0007"/>
+                <w:lang w:val="en-US"/>
+              </w:rPr>
+              <w:t>be</w:t>
+            </w:r>
+            <w:proofErr w:type="gramEnd"/>
+            <w:r>
+              <w:rPr>
+                <w:rFonts w:ascii="Helvetica" w:hAnsi="Helvetica" w:cs="Helvetica"/>
+                <w:color w:val="FB0007"/>
+                <w:lang w:val="en-US"/>
+              </w:rPr>
+              <w:t xml:space="preserve"> transferred with the same grade.</w:t>
             </w:r>
           </w:p>
           <w:p>
@@ -1125,6 +1213,7 @@
                 <w:lang w:val="en-US"/>
               </w:rPr>
             </w:pPr>
+            <w:proofErr w:type="spellStart"/>
             <w:r>
               <w:rPr>
                 <w:rFonts w:ascii="Helvetica" w:hAnsi="Helvetica" w:cs="Helvetica"/>
@@ -1133,7 +1222,18 @@
                 <w:szCs w:val="24"/>
                 <w:lang w:val="en-US"/>
               </w:rPr>
-              <w:t>c.Select the option to transfer without activities, however the activities have also been</w:t>
+              <w:t>c.Select</w:t>
+            </w:r>
+            <w:proofErr w:type="spellEnd"/>
+            <w:r>
+              <w:rPr>
+                <w:rFonts w:ascii="Helvetica" w:hAnsi="Helvetica" w:cs="Helvetica"/>
+                <w:color w:val="FB0007"/>
+                <w:sz w:val="24"/>
+                <w:szCs w:val="24"/>
+                <w:lang w:val="en-US"/>
+              </w:rPr>
+              <w:t xml:space="preserve"> the option to transfer without activities, however the activities have also been</w:t>
             </w:r>
           </w:p>
           <w:p>
@@ -1161,6 +1261,7 @@
                 <w:lang w:val="en-US"/>
               </w:rPr>
             </w:pPr>
+            <w:proofErr w:type="gramStart"/>
             <w:r>
               <w:rPr>
                 <w:rFonts w:ascii="Helvetica" w:hAnsi="Helvetica" w:cs="Helvetica"/>
@@ -1169,7 +1270,18 @@
                 <w:szCs w:val="24"/>
                 <w:lang w:val="en-US"/>
               </w:rPr>
-              <w:t>duplicated.</w:t>
+              <w:t>duplicated</w:t>
+            </w:r>
+            <w:proofErr w:type="gramEnd"/>
+            <w:r>
+              <w:rPr>
+                <w:rFonts w:ascii="Helvetica" w:hAnsi="Helvetica" w:cs="Helvetica"/>
+                <w:color w:val="FB0007"/>
+                <w:sz w:val="24"/>
+                <w:szCs w:val="24"/>
+                <w:lang w:val="en-US"/>
+              </w:rPr>
+              <w:t>.</w:t>
             </w:r>
           </w:p>
         </w:tc>
@@ -1248,7 +1360,29 @@
                 <w:szCs w:val="24"/>
                 <w:lang w:val="en-US"/>
               </w:rPr>
-              <w:t>d. Once you transfer a student, this should not be repeated in the previous section.</w:t>
+              <w:t xml:space="preserve">d. Once you transfer a student, this </w:t>
+            </w:r>
+            <w:proofErr w:type="gramStart"/>
+            <w:r>
+              <w:rPr>
+                <w:rFonts w:ascii="Helvetica" w:hAnsi="Helvetica" w:cs="Helvetica"/>
+                <w:color w:val="FB0007"/>
+                <w:sz w:val="24"/>
+                <w:szCs w:val="24"/>
+                <w:lang w:val="en-US"/>
+              </w:rPr>
+              <w:t>should not be repeated</w:t>
+            </w:r>
+            <w:proofErr w:type="gramEnd"/>
+            <w:r>
+              <w:rPr>
+                <w:rFonts w:ascii="Helvetica" w:hAnsi="Helvetica" w:cs="Helvetica"/>
+                <w:color w:val="FB0007"/>
+                <w:sz w:val="24"/>
+                <w:szCs w:val="24"/>
+                <w:lang w:val="en-US"/>
+              </w:rPr>
+              <w:t xml:space="preserve"> in the previous section.</w:t>
             </w:r>
           </w:p>
         </w:tc>
@@ -1484,7 +1618,7 @@
 </file>
 
 <file path=word/styles.xml><?xml version="1.0" encoding="utf-8"?>
-<w:styles xmlns:mc="http://schemas.openxmlformats.org/markup-compatibility/2006" xmlns:r="http://schemas.openxmlformats.org/officeDocument/2006/relationships" xmlns:w="http://schemas.openxmlformats.org/wordprocessingml/2006/main" xmlns:w14="http://schemas.microsoft.com/office/word/2010/wordml" xmlns:w15="http://schemas.microsoft.com/office/word/2012/wordml" xmlns:w16cid="http://schemas.microsoft.com/office/word/2016/wordml/cid" xmlns:w16se="http://schemas.microsoft.com/office/word/2015/wordml/symex" mc:Ignorable="w14 w15 w16se w16cid">
+<w:styles xmlns:mc="http://schemas.openxmlformats.org/markup-compatibility/2006" xmlns:r="http://schemas.openxmlformats.org/officeDocument/2006/relationships" xmlns:w="http://schemas.openxmlformats.org/wordprocessingml/2006/main" xmlns:w14="http://schemas.microsoft.com/office/word/2010/wordml" xmlns:w15="http://schemas.microsoft.com/office/word/2012/wordml" xmlns:w16se="http://schemas.microsoft.com/office/word/2015/wordml/symex" mc:Ignorable="w14 w15 w16se">
   <w:docDefaults>
     <w:rPrDefault>
       <w:rPr>
@@ -1500,7 +1634,7 @@
       </w:pPr>
     </w:pPrDefault>
   </w:docDefaults>
-  <w:latentStyles w:defLockedState="0" w:defUIPriority="99" w:defSemiHidden="0" w:defUnhideWhenUsed="0" w:defQFormat="0" w:count="375">
+  <w:latentStyles w:defLockedState="0" w:defUIPriority="99" w:defSemiHidden="0" w:defUnhideWhenUsed="0" w:defQFormat="0" w:count="371">
     <w:lsdException w:name="Normal" w:uiPriority="0" w:qFormat="1"/>
     <w:lsdException w:name="heading 1" w:uiPriority="9" w:qFormat="1"/>
     <w:lsdException w:name="heading 2" w:semiHidden="1" w:uiPriority="9" w:unhideWhenUsed="1" w:qFormat="1"/>
@@ -1872,10 +2006,6 @@
     <w:lsdException w:name="List Table 5 Dark Accent 6" w:uiPriority="50"/>
     <w:lsdException w:name="List Table 6 Colorful Accent 6" w:uiPriority="51"/>
     <w:lsdException w:name="List Table 7 Colorful Accent 6" w:uiPriority="52"/>
-    <w:lsdException w:name="Mention" w:semiHidden="1" w:unhideWhenUsed="1"/>
-    <w:lsdException w:name="Smart Hyperlink" w:semiHidden="1" w:unhideWhenUsed="1"/>
-    <w:lsdException w:name="Hashtag" w:semiHidden="1" w:unhideWhenUsed="1"/>
-    <w:lsdException w:name="Unresolved Mention" w:semiHidden="1" w:unhideWhenUsed="1"/>
   </w:latentStyles>
   <w:style w:type="paragraph" w:default="1" w:styleId="Normal">
     <w:name w:val="Normal"/>
@@ -1966,7 +2096,7 @@
       <w:lang w:val="en-ID"/>
     </w:rPr>
   </w:style>
-  <w:style w:type="character" w:styleId="UnresolvedMention">
+  <w:style w:type="character" w:customStyle="1" w:styleId="UnresolvedMention">
     <w:name w:val="Unresolved Mention"/>
     <w:basedOn w:val="DefaultParagraphFont"/>
     <w:uiPriority w:val="99"/>

--- a/Todo 28042025/revision3/Checklist.docx
+++ b/Todo 28042025/revision3/Checklist.docx
@@ -173,6 +173,112 @@
             <w:pPr>
               <w:jc w:val="center"/>
             </w:pPr>
+            <w:r>
+              <w:t>DONE</w:t>
+            </w:r>
+          </w:p>
+          <w:p>
+            <w:pPr>
+              <w:jc w:val="center"/>
+            </w:pPr>
+            <w:r>
+              <w:t xml:space="preserve">Its happened because you set </w:t>
+            </w:r>
+            <w:r>
+              <w:rPr>
+                <w:b/>
+              </w:rPr>
+              <w:t>Show Results</w:t>
+            </w:r>
+            <w:r>
+              <w:rPr>
+                <w:b/>
+              </w:rPr>
+              <w:t xml:space="preserve"> to Keep Hidden</w:t>
+            </w:r>
+            <w:r>
+              <w:t>. And system will show “ASK FOR RESULT” Button but this is not button its just information with no action, so i change button to badge for clear information with word ‘</w:t>
+            </w:r>
+            <w:r>
+              <w:rPr>
+                <w:b/>
+              </w:rPr>
+              <w:t>Result is hidden’</w:t>
+            </w:r>
+            <w:r>
+              <w:t xml:space="preserve">, after admin update exam option Show Results to </w:t>
+            </w:r>
+            <w:r>
+              <w:rPr>
+                <w:b/>
+              </w:rPr>
+              <w:t>Show</w:t>
+            </w:r>
+            <w:r>
+              <w:rPr>
+                <w:b/>
+              </w:rPr>
+              <w:t xml:space="preserve"> </w:t>
+            </w:r>
+            <w:r>
+              <w:t>it will appears button to see th</w:t>
+            </w:r>
+            <w:bookmarkStart w:id="0" w:name="_GoBack"/>
+            <w:bookmarkEnd w:id="0"/>
+            <w:r>
+              <w:t>e view result and i have test it and working correctly.</w:t>
+            </w:r>
+          </w:p>
+          <w:p>
+            <w:pPr>
+              <w:jc w:val="center"/>
+            </w:pPr>
+            <w:r>
+              <w:rPr>
+                <w:noProof/>
+                <w:lang w:eastAsia="id-ID"/>
+              </w:rPr>
+              <w:drawing>
+                <wp:inline distT="0" distB="0" distL="0" distR="0" wp14:anchorId="4B507251" wp14:editId="683E5E45">
+                  <wp:extent cx="2658745" cy="1174115"/>
+                  <wp:effectExtent l="0" t="0" r="8255" b="6985"/>
+                  <wp:docPr id="1" name="Picture 1"/>
+                  <wp:cNvGraphicFramePr>
+                    <a:graphicFrameLocks xmlns:a="http://schemas.openxmlformats.org/drawingml/2006/main" noChangeAspect="1"/>
+                  </wp:cNvGraphicFramePr>
+                  <a:graphic xmlns:a="http://schemas.openxmlformats.org/drawingml/2006/main">
+                    <a:graphicData uri="http://schemas.openxmlformats.org/drawingml/2006/picture">
+                      <pic:pic xmlns:pic="http://schemas.openxmlformats.org/drawingml/2006/picture">
+                        <pic:nvPicPr>
+                          <pic:cNvPr id="1" name=""/>
+                          <pic:cNvPicPr/>
+                        </pic:nvPicPr>
+                        <pic:blipFill>
+                          <a:blip r:embed="rId4"/>
+                          <a:stretch>
+                            <a:fillRect/>
+                          </a:stretch>
+                        </pic:blipFill>
+                        <pic:spPr>
+                          <a:xfrm>
+                            <a:off x="0" y="0"/>
+                            <a:ext cx="2658745" cy="1174115"/>
+                          </a:xfrm>
+                          <a:prstGeom prst="rect">
+                            <a:avLst/>
+                          </a:prstGeom>
+                        </pic:spPr>
+                      </pic:pic>
+                    </a:graphicData>
+                  </a:graphic>
+                </wp:inline>
+              </w:drawing>
+            </w:r>
+          </w:p>
+          <w:p>
+            <w:pPr>
+              <w:jc w:val="center"/>
+            </w:pPr>
           </w:p>
         </w:tc>
       </w:tr>
@@ -604,7 +710,7 @@
                 <w:lang w:val="en-US"/>
               </w:rPr>
             </w:pPr>
-            <w:hyperlink r:id="rId4" w:history="1">
+            <w:hyperlink r:id="rId5" w:history="1">
               <w:r>
                 <w:rPr>
                   <w:rStyle w:val="Hyperlink"/>
@@ -1154,8 +1260,6 @@
             <w:pPr>
               <w:jc w:val="center"/>
             </w:pPr>
-            <w:bookmarkStart w:id="0" w:name="_GoBack"/>
-            <w:bookmarkEnd w:id="0"/>
           </w:p>
         </w:tc>
       </w:tr>

--- a/Todo 28042025/revision3/Checklist.docx
+++ b/Todo 28042025/revision3/Checklist.docx
@@ -111,68 +111,6 @@
             <w:pPr>
               <w:jc w:val="center"/>
             </w:pPr>
-          </w:p>
-        </w:tc>
-      </w:tr>
-      <w:tr>
-        <w:tc>
-          <w:tcPr>
-            <w:tcW w:w="562" w:type="dxa"/>
-            <w:vAlign w:val="center"/>
-          </w:tcPr>
-          <w:p>
-            <w:pPr>
-              <w:jc w:val="center"/>
-              <w:rPr>
-                <w:lang w:val="en-US"/>
-              </w:rPr>
-            </w:pPr>
-            <w:r>
-              <w:rPr>
-                <w:lang w:val="en-US"/>
-              </w:rPr>
-              <w:t>2.</w:t>
-            </w:r>
-          </w:p>
-        </w:tc>
-        <w:tc>
-          <w:tcPr>
-            <w:tcW w:w="5670" w:type="dxa"/>
-            <w:shd w:val="clear" w:color="auto" w:fill="auto"/>
-            <w:vAlign w:val="center"/>
-          </w:tcPr>
-          <w:p>
-            <w:pPr>
-              <w:rPr>
-                <w:rFonts w:ascii="Helvetica" w:hAnsi="Helvetica" w:cs="Helvetica"/>
-                <w:color w:val="FB0007"/>
-                <w:sz w:val="24"/>
-                <w:szCs w:val="24"/>
-                <w:lang w:val="en-US"/>
-              </w:rPr>
-            </w:pPr>
-            <w:r>
-              <w:rPr>
-                <w:rFonts w:ascii="Helvetica" w:hAnsi="Helvetica" w:cs="Helvetica"/>
-                <w:color w:val="FB0007"/>
-                <w:sz w:val="24"/>
-                <w:szCs w:val="24"/>
-                <w:lang w:val="en-US"/>
-              </w:rPr>
-              <w:t>With the student user you cannot view your grade</w:t>
-            </w:r>
-          </w:p>
-        </w:tc>
-        <w:tc>
-          <w:tcPr>
-            <w:tcW w:w="4403" w:type="dxa"/>
-            <w:shd w:val="clear" w:color="auto" w:fill="auto"/>
-            <w:vAlign w:val="center"/>
-          </w:tcPr>
-          <w:p>
-            <w:pPr>
-              <w:jc w:val="center"/>
-            </w:pPr>
             <w:r>
               <w:t>DONE</w:t>
             </w:r>
@@ -182,51 +120,7 @@
               <w:jc w:val="center"/>
             </w:pPr>
             <w:r>
-              <w:t xml:space="preserve">Its happened because you set </w:t>
-            </w:r>
-            <w:r>
-              <w:rPr>
-                <w:b/>
-              </w:rPr>
-              <w:t>Show Results</w:t>
-            </w:r>
-            <w:r>
-              <w:rPr>
-                <w:b/>
-              </w:rPr>
-              <w:t xml:space="preserve"> to Keep Hidden</w:t>
-            </w:r>
-            <w:r>
-              <w:t>. And system will show “ASK FOR RESULT” Button but this is not button its just information with no action, so i change button to badge for clear information with word ‘</w:t>
-            </w:r>
-            <w:r>
-              <w:rPr>
-                <w:b/>
-              </w:rPr>
-              <w:t>Result is hidden’</w:t>
-            </w:r>
-            <w:r>
-              <w:t xml:space="preserve">, after admin update exam option Show Results to </w:t>
-            </w:r>
-            <w:r>
-              <w:rPr>
-                <w:b/>
-              </w:rPr>
-              <w:t>Show</w:t>
-            </w:r>
-            <w:r>
-              <w:rPr>
-                <w:b/>
-              </w:rPr>
-              <w:t xml:space="preserve"> </w:t>
-            </w:r>
-            <w:r>
-              <w:t>it will appears button to see th</w:t>
-            </w:r>
-            <w:bookmarkStart w:id="0" w:name="_GoBack"/>
-            <w:bookmarkEnd w:id="0"/>
-            <w:r>
-              <w:t>e view result and i have test it and working correctly.</w:t>
+              <w:t>Some code left when update to hosting</w:t>
             </w:r>
           </w:p>
           <w:p>
@@ -239,10 +133,10 @@
                 <w:lang w:eastAsia="id-ID"/>
               </w:rPr>
               <w:drawing>
-                <wp:inline distT="0" distB="0" distL="0" distR="0" wp14:anchorId="4B507251" wp14:editId="683E5E45">
-                  <wp:extent cx="2658745" cy="1174115"/>
-                  <wp:effectExtent l="0" t="0" r="8255" b="6985"/>
-                  <wp:docPr id="1" name="Picture 1"/>
+                <wp:inline distT="0" distB="0" distL="0" distR="0" wp14:anchorId="415A6338" wp14:editId="4EC3FA46">
+                  <wp:extent cx="2658745" cy="1352550"/>
+                  <wp:effectExtent l="0" t="0" r="8255" b="0"/>
+                  <wp:docPr id="3" name="Picture 3"/>
                   <wp:cNvGraphicFramePr>
                     <a:graphicFrameLocks xmlns:a="http://schemas.openxmlformats.org/drawingml/2006/main" noChangeAspect="1"/>
                   </wp:cNvGraphicFramePr>
@@ -262,6 +156,164 @@
                         <pic:spPr>
                           <a:xfrm>
                             <a:off x="0" y="0"/>
+                            <a:ext cx="2658745" cy="1352550"/>
+                          </a:xfrm>
+                          <a:prstGeom prst="rect">
+                            <a:avLst/>
+                          </a:prstGeom>
+                        </pic:spPr>
+                      </pic:pic>
+                    </a:graphicData>
+                  </a:graphic>
+                </wp:inline>
+              </w:drawing>
+            </w:r>
+          </w:p>
+        </w:tc>
+      </w:tr>
+      <w:tr>
+        <w:tc>
+          <w:tcPr>
+            <w:tcW w:w="562" w:type="dxa"/>
+            <w:vAlign w:val="center"/>
+          </w:tcPr>
+          <w:p>
+            <w:pPr>
+              <w:jc w:val="center"/>
+              <w:rPr>
+                <w:lang w:val="en-US"/>
+              </w:rPr>
+            </w:pPr>
+            <w:r>
+              <w:rPr>
+                <w:lang w:val="en-US"/>
+              </w:rPr>
+              <w:t>2.</w:t>
+            </w:r>
+          </w:p>
+        </w:tc>
+        <w:tc>
+          <w:tcPr>
+            <w:tcW w:w="5670" w:type="dxa"/>
+            <w:shd w:val="clear" w:color="auto" w:fill="auto"/>
+            <w:vAlign w:val="center"/>
+          </w:tcPr>
+          <w:p>
+            <w:pPr>
+              <w:rPr>
+                <w:rFonts w:ascii="Helvetica" w:hAnsi="Helvetica" w:cs="Helvetica"/>
+                <w:color w:val="FB0007"/>
+                <w:sz w:val="24"/>
+                <w:szCs w:val="24"/>
+                <w:lang w:val="en-US"/>
+              </w:rPr>
+            </w:pPr>
+            <w:r>
+              <w:rPr>
+                <w:rFonts w:ascii="Helvetica" w:hAnsi="Helvetica" w:cs="Helvetica"/>
+                <w:color w:val="FB0007"/>
+                <w:sz w:val="24"/>
+                <w:szCs w:val="24"/>
+                <w:lang w:val="en-US"/>
+              </w:rPr>
+              <w:t>With the student user you cannot view your grade</w:t>
+            </w:r>
+          </w:p>
+        </w:tc>
+        <w:tc>
+          <w:tcPr>
+            <w:tcW w:w="4403" w:type="dxa"/>
+            <w:shd w:val="clear" w:color="auto" w:fill="auto"/>
+            <w:vAlign w:val="center"/>
+          </w:tcPr>
+          <w:p>
+            <w:pPr>
+              <w:jc w:val="center"/>
+            </w:pPr>
+            <w:r>
+              <w:t>DONE</w:t>
+            </w:r>
+          </w:p>
+          <w:p>
+            <w:pPr>
+              <w:jc w:val="center"/>
+            </w:pPr>
+            <w:r>
+              <w:t xml:space="preserve">Its happened because you set </w:t>
+            </w:r>
+            <w:r>
+              <w:rPr>
+                <w:b/>
+              </w:rPr>
+              <w:t>Show Results</w:t>
+            </w:r>
+            <w:r>
+              <w:rPr>
+                <w:b/>
+              </w:rPr>
+              <w:t xml:space="preserve"> to Keep Hidden</w:t>
+            </w:r>
+            <w:r>
+              <w:t>. And system will show “ASK FOR RESULT” Button but this is not button its just information with no action, so i change button to badge for clear information with word ‘</w:t>
+            </w:r>
+            <w:r>
+              <w:rPr>
+                <w:b/>
+              </w:rPr>
+              <w:t>Result is hidden’</w:t>
+            </w:r>
+            <w:r>
+              <w:t xml:space="preserve">, after admin update exam option Show Results to </w:t>
+            </w:r>
+            <w:r>
+              <w:rPr>
+                <w:b/>
+              </w:rPr>
+              <w:t>Show</w:t>
+            </w:r>
+            <w:r>
+              <w:rPr>
+                <w:b/>
+              </w:rPr>
+              <w:t xml:space="preserve"> </w:t>
+            </w:r>
+            <w:r>
+              <w:t>it will appears button to see the view result and i have test it and working correctly.</w:t>
+            </w:r>
+          </w:p>
+          <w:p>
+            <w:pPr>
+              <w:jc w:val="center"/>
+            </w:pPr>
+            <w:r>
+              <w:rPr>
+                <w:noProof/>
+                <w:lang w:eastAsia="id-ID"/>
+              </w:rPr>
+              <w:drawing>
+                <wp:inline distT="0" distB="0" distL="0" distR="0" wp14:anchorId="4B507251" wp14:editId="683E5E45">
+                  <wp:extent cx="2658745" cy="1174115"/>
+                  <wp:effectExtent l="0" t="0" r="8255" b="6985"/>
+                  <wp:docPr id="1" name="Picture 1"/>
+                  <wp:cNvGraphicFramePr>
+                    <a:graphicFrameLocks xmlns:a="http://schemas.openxmlformats.org/drawingml/2006/main" noChangeAspect="1"/>
+                  </wp:cNvGraphicFramePr>
+                  <a:graphic xmlns:a="http://schemas.openxmlformats.org/drawingml/2006/main">
+                    <a:graphicData uri="http://schemas.openxmlformats.org/drawingml/2006/picture">
+                      <pic:pic xmlns:pic="http://schemas.openxmlformats.org/drawingml/2006/picture">
+                        <pic:nvPicPr>
+                          <pic:cNvPr id="1" name=""/>
+                          <pic:cNvPicPr/>
+                        </pic:nvPicPr>
+                        <pic:blipFill>
+                          <a:blip r:embed="rId5"/>
+                          <a:stretch>
+                            <a:fillRect/>
+                          </a:stretch>
+                        </pic:blipFill>
+                        <pic:spPr>
+                          <a:xfrm>
+                            <a:off x="0" y="0"/>
                             <a:ext cx="2658745" cy="1174115"/>
                           </a:xfrm>
                           <a:prstGeom prst="rect">
@@ -554,6 +606,8 @@
             <w:pPr>
               <w:jc w:val="center"/>
             </w:pPr>
+            <w:bookmarkStart w:id="0" w:name="_GoBack"/>
+            <w:bookmarkEnd w:id="0"/>
           </w:p>
         </w:tc>
       </w:tr>
@@ -710,7 +764,7 @@
                 <w:lang w:val="en-US"/>
               </w:rPr>
             </w:pPr>
-            <w:hyperlink r:id="rId5" w:history="1">
+            <w:hyperlink r:id="rId6" w:history="1">
               <w:r>
                 <w:rPr>
                   <w:rStyle w:val="Hyperlink"/>
@@ -1520,6 +1574,7 @@
               <w:rPr>
                 <w:lang w:val="en-US"/>
               </w:rPr>
+              <w:lastRenderedPageBreak/>
               <w:t>12.</w:t>
             </w:r>
           </w:p>

--- a/Todo 28042025/revision3/Checklist.docx
+++ b/Todo 28042025/revision3/Checklist.docx
@@ -137,164 +137,6 @@
                   <wp:extent cx="2658745" cy="1352550"/>
                   <wp:effectExtent l="0" t="0" r="8255" b="0"/>
                   <wp:docPr id="3" name="Picture 3"/>
-                  <wp:cNvGraphicFramePr>
-                    <a:graphicFrameLocks xmlns:a="http://schemas.openxmlformats.org/drawingml/2006/main" noChangeAspect="1"/>
-                  </wp:cNvGraphicFramePr>
-                  <a:graphic xmlns:a="http://schemas.openxmlformats.org/drawingml/2006/main">
-                    <a:graphicData uri="http://schemas.openxmlformats.org/drawingml/2006/picture">
-                      <pic:pic xmlns:pic="http://schemas.openxmlformats.org/drawingml/2006/picture">
-                        <pic:nvPicPr>
-                          <pic:cNvPr id="1" name=""/>
-                          <pic:cNvPicPr/>
-                        </pic:nvPicPr>
-                        <pic:blipFill>
-                          <a:blip r:embed="rId4"/>
-                          <a:stretch>
-                            <a:fillRect/>
-                          </a:stretch>
-                        </pic:blipFill>
-                        <pic:spPr>
-                          <a:xfrm>
-                            <a:off x="0" y="0"/>
-                            <a:ext cx="2658745" cy="1352550"/>
-                          </a:xfrm>
-                          <a:prstGeom prst="rect">
-                            <a:avLst/>
-                          </a:prstGeom>
-                        </pic:spPr>
-                      </pic:pic>
-                    </a:graphicData>
-                  </a:graphic>
-                </wp:inline>
-              </w:drawing>
-            </w:r>
-          </w:p>
-        </w:tc>
-      </w:tr>
-      <w:tr>
-        <w:tc>
-          <w:tcPr>
-            <w:tcW w:w="562" w:type="dxa"/>
-            <w:vAlign w:val="center"/>
-          </w:tcPr>
-          <w:p>
-            <w:pPr>
-              <w:jc w:val="center"/>
-              <w:rPr>
-                <w:lang w:val="en-US"/>
-              </w:rPr>
-            </w:pPr>
-            <w:r>
-              <w:rPr>
-                <w:lang w:val="en-US"/>
-              </w:rPr>
-              <w:t>2.</w:t>
-            </w:r>
-          </w:p>
-        </w:tc>
-        <w:tc>
-          <w:tcPr>
-            <w:tcW w:w="5670" w:type="dxa"/>
-            <w:shd w:val="clear" w:color="auto" w:fill="auto"/>
-            <w:vAlign w:val="center"/>
-          </w:tcPr>
-          <w:p>
-            <w:pPr>
-              <w:rPr>
-                <w:rFonts w:ascii="Helvetica" w:hAnsi="Helvetica" w:cs="Helvetica"/>
-                <w:color w:val="FB0007"/>
-                <w:sz w:val="24"/>
-                <w:szCs w:val="24"/>
-                <w:lang w:val="en-US"/>
-              </w:rPr>
-            </w:pPr>
-            <w:r>
-              <w:rPr>
-                <w:rFonts w:ascii="Helvetica" w:hAnsi="Helvetica" w:cs="Helvetica"/>
-                <w:color w:val="FB0007"/>
-                <w:sz w:val="24"/>
-                <w:szCs w:val="24"/>
-                <w:lang w:val="en-US"/>
-              </w:rPr>
-              <w:t>With the student user you cannot view your grade</w:t>
-            </w:r>
-          </w:p>
-        </w:tc>
-        <w:tc>
-          <w:tcPr>
-            <w:tcW w:w="4403" w:type="dxa"/>
-            <w:shd w:val="clear" w:color="auto" w:fill="auto"/>
-            <w:vAlign w:val="center"/>
-          </w:tcPr>
-          <w:p>
-            <w:pPr>
-              <w:jc w:val="center"/>
-            </w:pPr>
-            <w:r>
-              <w:t>DONE</w:t>
-            </w:r>
-          </w:p>
-          <w:p>
-            <w:pPr>
-              <w:jc w:val="center"/>
-            </w:pPr>
-            <w:r>
-              <w:t xml:space="preserve">Its happened because you set </w:t>
-            </w:r>
-            <w:r>
-              <w:rPr>
-                <w:b/>
-              </w:rPr>
-              <w:t>Show Results</w:t>
-            </w:r>
-            <w:r>
-              <w:rPr>
-                <w:b/>
-              </w:rPr>
-              <w:t xml:space="preserve"> to Keep Hidden</w:t>
-            </w:r>
-            <w:r>
-              <w:t>. And system will show “ASK FOR RESULT” Button but this is not button its just information with no action, so i change button to badge for clear information with word ‘</w:t>
-            </w:r>
-            <w:r>
-              <w:rPr>
-                <w:b/>
-              </w:rPr>
-              <w:t>Result is hidden’</w:t>
-            </w:r>
-            <w:r>
-              <w:t xml:space="preserve">, after admin update exam option Show Results to </w:t>
-            </w:r>
-            <w:r>
-              <w:rPr>
-                <w:b/>
-              </w:rPr>
-              <w:t>Show</w:t>
-            </w:r>
-            <w:r>
-              <w:rPr>
-                <w:b/>
-              </w:rPr>
-              <w:t xml:space="preserve"> </w:t>
-            </w:r>
-            <w:r>
-              <w:t>it will appears button to see the view result and i have test it and working correctly.</w:t>
-            </w:r>
-          </w:p>
-          <w:p>
-            <w:pPr>
-              <w:jc w:val="center"/>
-            </w:pPr>
-            <w:r>
-              <w:rPr>
-                <w:noProof/>
-                <w:lang w:eastAsia="id-ID"/>
-              </w:rPr>
-              <w:drawing>
-                <wp:inline distT="0" distB="0" distL="0" distR="0" wp14:anchorId="4B507251" wp14:editId="683E5E45">
-                  <wp:extent cx="2658745" cy="1174115"/>
-                  <wp:effectExtent l="0" t="0" r="8255" b="6985"/>
-                  <wp:docPr id="1" name="Picture 1"/>
                   <wp:cNvGraphicFramePr>
                     <a:graphicFrameLocks xmlns:a="http://schemas.openxmlformats.org/drawingml/2006/main" noChangeAspect="1"/>
                   </wp:cNvGraphicFramePr>
@@ -314,6 +156,164 @@
                         <pic:spPr>
                           <a:xfrm>
                             <a:off x="0" y="0"/>
+                            <a:ext cx="2658745" cy="1352550"/>
+                          </a:xfrm>
+                          <a:prstGeom prst="rect">
+                            <a:avLst/>
+                          </a:prstGeom>
+                        </pic:spPr>
+                      </pic:pic>
+                    </a:graphicData>
+                  </a:graphic>
+                </wp:inline>
+              </w:drawing>
+            </w:r>
+          </w:p>
+        </w:tc>
+      </w:tr>
+      <w:tr>
+        <w:tc>
+          <w:tcPr>
+            <w:tcW w:w="562" w:type="dxa"/>
+            <w:vAlign w:val="center"/>
+          </w:tcPr>
+          <w:p>
+            <w:pPr>
+              <w:jc w:val="center"/>
+              <w:rPr>
+                <w:lang w:val="en-US"/>
+              </w:rPr>
+            </w:pPr>
+            <w:r>
+              <w:rPr>
+                <w:lang w:val="en-US"/>
+              </w:rPr>
+              <w:t>2.</w:t>
+            </w:r>
+          </w:p>
+        </w:tc>
+        <w:tc>
+          <w:tcPr>
+            <w:tcW w:w="5670" w:type="dxa"/>
+            <w:shd w:val="clear" w:color="auto" w:fill="auto"/>
+            <w:vAlign w:val="center"/>
+          </w:tcPr>
+          <w:p>
+            <w:pPr>
+              <w:rPr>
+                <w:rFonts w:ascii="Helvetica" w:hAnsi="Helvetica" w:cs="Helvetica"/>
+                <w:color w:val="FB0007"/>
+                <w:sz w:val="24"/>
+                <w:szCs w:val="24"/>
+                <w:lang w:val="en-US"/>
+              </w:rPr>
+            </w:pPr>
+            <w:r>
+              <w:rPr>
+                <w:rFonts w:ascii="Helvetica" w:hAnsi="Helvetica" w:cs="Helvetica"/>
+                <w:color w:val="FB0007"/>
+                <w:sz w:val="24"/>
+                <w:szCs w:val="24"/>
+                <w:lang w:val="en-US"/>
+              </w:rPr>
+              <w:t>With the student user you cannot view your grade</w:t>
+            </w:r>
+          </w:p>
+        </w:tc>
+        <w:tc>
+          <w:tcPr>
+            <w:tcW w:w="4403" w:type="dxa"/>
+            <w:shd w:val="clear" w:color="auto" w:fill="auto"/>
+            <w:vAlign w:val="center"/>
+          </w:tcPr>
+          <w:p>
+            <w:pPr>
+              <w:jc w:val="center"/>
+            </w:pPr>
+            <w:r>
+              <w:t>DONE</w:t>
+            </w:r>
+          </w:p>
+          <w:p>
+            <w:pPr>
+              <w:jc w:val="center"/>
+            </w:pPr>
+            <w:r>
+              <w:t xml:space="preserve">Its happened because you set </w:t>
+            </w:r>
+            <w:r>
+              <w:rPr>
+                <w:b/>
+              </w:rPr>
+              <w:t>Show Results</w:t>
+            </w:r>
+            <w:r>
+              <w:rPr>
+                <w:b/>
+              </w:rPr>
+              <w:t xml:space="preserve"> to Keep Hidden</w:t>
+            </w:r>
+            <w:r>
+              <w:t>. And system will show “ASK FOR RESULT” Button but this is not button its just information with no action, so i change button to badge for clear information with word ‘</w:t>
+            </w:r>
+            <w:r>
+              <w:rPr>
+                <w:b/>
+              </w:rPr>
+              <w:t>Result is hidden’</w:t>
+            </w:r>
+            <w:r>
+              <w:t xml:space="preserve">, after admin update exam option Show Results to </w:t>
+            </w:r>
+            <w:r>
+              <w:rPr>
+                <w:b/>
+              </w:rPr>
+              <w:t>Show</w:t>
+            </w:r>
+            <w:r>
+              <w:rPr>
+                <w:b/>
+              </w:rPr>
+              <w:t xml:space="preserve"> </w:t>
+            </w:r>
+            <w:r>
+              <w:t>it will appears button to see the view result and i have test it and working correctly.</w:t>
+            </w:r>
+          </w:p>
+          <w:p>
+            <w:pPr>
+              <w:jc w:val="center"/>
+            </w:pPr>
+            <w:r>
+              <w:rPr>
+                <w:noProof/>
+                <w:lang w:eastAsia="id-ID"/>
+              </w:rPr>
+              <w:drawing>
+                <wp:inline distT="0" distB="0" distL="0" distR="0" wp14:anchorId="4B507251" wp14:editId="683E5E45">
+                  <wp:extent cx="2658745" cy="1174115"/>
+                  <wp:effectExtent l="0" t="0" r="8255" b="6985"/>
+                  <wp:docPr id="1" name="Picture 1"/>
+                  <wp:cNvGraphicFramePr>
+                    <a:graphicFrameLocks xmlns:a="http://schemas.openxmlformats.org/drawingml/2006/main" noChangeAspect="1"/>
+                  </wp:cNvGraphicFramePr>
+                  <a:graphic xmlns:a="http://schemas.openxmlformats.org/drawingml/2006/main">
+                    <a:graphicData uri="http://schemas.openxmlformats.org/drawingml/2006/picture">
+                      <pic:pic xmlns:pic="http://schemas.openxmlformats.org/drawingml/2006/picture">
+                        <pic:nvPicPr>
+                          <pic:cNvPr id="1" name=""/>
+                          <pic:cNvPicPr/>
+                        </pic:nvPicPr>
+                        <pic:blipFill>
+                          <a:blip r:embed="rId6"/>
+                          <a:stretch>
+                            <a:fillRect/>
+                          </a:stretch>
+                        </pic:blipFill>
+                        <pic:spPr>
+                          <a:xfrm>
+                            <a:off x="0" y="0"/>
                             <a:ext cx="2658745" cy="1174115"/>
                           </a:xfrm>
                           <a:prstGeom prst="rect">
@@ -433,18 +433,16 @@
                 <w:color w:val="FB0007"/>
                 <w:sz w:val="24"/>
                 <w:szCs w:val="24"/>
-                <w:lang w:val="en-US"/>
-              </w:rPr>
-            </w:pPr>
-            <w:r>
-              <w:rPr>
-                <w:rFonts w:ascii="Helvetica" w:hAnsi="Helvetica" w:cs="Helvetica"/>
-                <w:color w:val="FB0007"/>
-                <w:sz w:val="24"/>
-                <w:szCs w:val="24"/>
-                <w:lang w:val="en-US"/>
-              </w:rPr>
-              <w:t>Image Background should not change when new design</w:t>
+              </w:rPr>
+            </w:pPr>
+            <w:r>
+              <w:rPr>
+                <w:rFonts w:ascii="Helvetica" w:hAnsi="Helvetica" w:cs="Helvetica"/>
+                <w:color w:val="FB0007"/>
+                <w:sz w:val="24"/>
+                <w:szCs w:val="24"/>
+              </w:rPr>
+              <w:t>The Design certificate still change when update in certificate setting</w:t>
             </w:r>
           </w:p>
         </w:tc>
@@ -454,6 +452,309 @@
             <w:shd w:val="clear" w:color="auto" w:fill="auto"/>
             <w:vAlign w:val="center"/>
           </w:tcPr>
+          <w:p>
+            <w:pPr>
+              <w:jc w:val="center"/>
+            </w:pPr>
+            <w:r>
+              <w:t>DONE</w:t>
+            </w:r>
+          </w:p>
+          <w:p>
+            <w:pPr>
+              <w:spacing w:before="100" w:beforeAutospacing="1" w:after="100" w:afterAutospacing="1"/>
+              <w:rPr>
+                <w:rFonts w:ascii="Times New Roman" w:eastAsia="Times New Roman" w:hAnsi="Times New Roman" w:cs="Times New Roman"/>
+                <w:sz w:val="24"/>
+                <w:szCs w:val="24"/>
+                <w:lang w:eastAsia="id-ID"/>
+              </w:rPr>
+            </w:pPr>
+            <w:r>
+              <w:rPr>
+                <w:rFonts w:ascii="Times New Roman" w:eastAsia="Times New Roman" w:hAnsi="Times New Roman" w:cs="Times New Roman"/>
+                <w:sz w:val="24"/>
+                <w:szCs w:val="24"/>
+                <w:lang w:eastAsia="id-ID"/>
+              </w:rPr>
+              <w:t xml:space="preserve">You generate a certificate for </w:t>
+            </w:r>
+            <w:r>
+              <w:rPr>
+                <w:rFonts w:ascii="Times New Roman" w:eastAsia="Times New Roman" w:hAnsi="Times New Roman" w:cs="Times New Roman"/>
+                <w:b/>
+                <w:bCs/>
+                <w:sz w:val="24"/>
+                <w:szCs w:val="24"/>
+                <w:lang w:eastAsia="id-ID"/>
+              </w:rPr>
+              <w:t>Student A</w:t>
+            </w:r>
+            <w:r>
+              <w:rPr>
+                <w:rFonts w:ascii="Times New Roman" w:eastAsia="Times New Roman" w:hAnsi="Times New Roman" w:cs="Times New Roman"/>
+                <w:sz w:val="24"/>
+                <w:szCs w:val="24"/>
+                <w:lang w:eastAsia="id-ID"/>
+              </w:rPr>
+              <w:t xml:space="preserve"> at </w:t>
+            </w:r>
+            <w:r>
+              <w:rPr>
+                <w:rFonts w:ascii="Times New Roman" w:eastAsia="Times New Roman" w:hAnsi="Times New Roman" w:cs="Times New Roman"/>
+                <w:b/>
+                <w:bCs/>
+                <w:sz w:val="24"/>
+                <w:szCs w:val="24"/>
+                <w:lang w:eastAsia="id-ID"/>
+              </w:rPr>
+              <w:t>8:00 AM</w:t>
+            </w:r>
+            <w:r>
+              <w:rPr>
+                <w:rFonts w:ascii="Times New Roman" w:eastAsia="Times New Roman" w:hAnsi="Times New Roman" w:cs="Times New Roman"/>
+                <w:sz w:val="24"/>
+                <w:szCs w:val="24"/>
+                <w:lang w:eastAsia="id-ID"/>
+              </w:rPr>
+              <w:t>.</w:t>
+            </w:r>
+            <w:r>
+              <w:rPr>
+                <w:rFonts w:ascii="Times New Roman" w:eastAsia="Times New Roman" w:hAnsi="Times New Roman" w:cs="Times New Roman"/>
+                <w:sz w:val="24"/>
+                <w:szCs w:val="24"/>
+                <w:lang w:eastAsia="id-ID"/>
+              </w:rPr>
+              <w:br/>
+              <w:t xml:space="preserve">Then at </w:t>
+            </w:r>
+            <w:r>
+              <w:rPr>
+                <w:rFonts w:ascii="Times New Roman" w:eastAsia="Times New Roman" w:hAnsi="Times New Roman" w:cs="Times New Roman"/>
+                <w:b/>
+                <w:bCs/>
+                <w:sz w:val="24"/>
+                <w:szCs w:val="24"/>
+                <w:lang w:eastAsia="id-ID"/>
+              </w:rPr>
+              <w:t>9:00 AM</w:t>
+            </w:r>
+            <w:r>
+              <w:rPr>
+                <w:rFonts w:ascii="Times New Roman" w:eastAsia="Times New Roman" w:hAnsi="Times New Roman" w:cs="Times New Roman"/>
+                <w:sz w:val="24"/>
+                <w:szCs w:val="24"/>
+                <w:lang w:eastAsia="id-ID"/>
+              </w:rPr>
+              <w:t xml:space="preserve">, you update the certificate settings and generate a certificate for </w:t>
+            </w:r>
+            <w:r>
+              <w:rPr>
+                <w:rFonts w:ascii="Times New Roman" w:eastAsia="Times New Roman" w:hAnsi="Times New Roman" w:cs="Times New Roman"/>
+                <w:b/>
+                <w:bCs/>
+                <w:sz w:val="24"/>
+                <w:szCs w:val="24"/>
+                <w:lang w:eastAsia="id-ID"/>
+              </w:rPr>
+              <w:t>Student B</w:t>
+            </w:r>
+            <w:r>
+              <w:rPr>
+                <w:rFonts w:ascii="Times New Roman" w:eastAsia="Times New Roman" w:hAnsi="Times New Roman" w:cs="Times New Roman"/>
+                <w:sz w:val="24"/>
+                <w:szCs w:val="24"/>
+                <w:lang w:eastAsia="id-ID"/>
+              </w:rPr>
+              <w:t>.</w:t>
+            </w:r>
+          </w:p>
+          <w:p>
+            <w:pPr>
+              <w:spacing w:before="100" w:beforeAutospacing="1" w:after="100" w:afterAutospacing="1"/>
+              <w:outlineLvl w:val="2"/>
+              <w:rPr>
+                <w:rFonts w:ascii="Times New Roman" w:eastAsia="Times New Roman" w:hAnsi="Times New Roman" w:cs="Times New Roman"/>
+                <w:b/>
+                <w:bCs/>
+                <w:sz w:val="27"/>
+                <w:szCs w:val="27"/>
+                <w:lang w:eastAsia="id-ID"/>
+              </w:rPr>
+            </w:pPr>
+            <w:r>
+              <w:rPr>
+                <w:rFonts w:ascii="Times New Roman" w:eastAsia="Times New Roman" w:hAnsi="Times New Roman" w:cs="Times New Roman"/>
+                <w:b/>
+                <w:bCs/>
+                <w:sz w:val="27"/>
+                <w:szCs w:val="27"/>
+                <w:lang w:eastAsia="id-ID"/>
+              </w:rPr>
+              <w:t>What happens:</w:t>
+            </w:r>
+          </w:p>
+          <w:p>
+            <w:pPr>
+              <w:numPr>
+                <w:ilvl w:val="0"/>
+                <w:numId w:val="1"/>
+              </w:numPr>
+              <w:spacing w:before="100" w:beforeAutospacing="1" w:after="100" w:afterAutospacing="1"/>
+              <w:rPr>
+                <w:rFonts w:ascii="Times New Roman" w:eastAsia="Times New Roman" w:hAnsi="Times New Roman" w:cs="Times New Roman"/>
+                <w:sz w:val="24"/>
+                <w:szCs w:val="24"/>
+                <w:lang w:eastAsia="id-ID"/>
+              </w:rPr>
+            </w:pPr>
+            <w:r>
+              <w:rPr>
+                <w:rFonts w:ascii="Times New Roman" w:eastAsia="Times New Roman" w:hAnsi="Times New Roman" w:cs="Times New Roman"/>
+                <w:b/>
+                <w:bCs/>
+                <w:sz w:val="24"/>
+                <w:szCs w:val="24"/>
+                <w:lang w:eastAsia="id-ID"/>
+              </w:rPr>
+              <w:t>Student A</w:t>
+            </w:r>
+            <w:r>
+              <w:rPr>
+                <w:rFonts w:ascii="Times New Roman" w:eastAsia="Times New Roman" w:hAnsi="Times New Roman" w:cs="Times New Roman"/>
+                <w:sz w:val="24"/>
+                <w:szCs w:val="24"/>
+                <w:lang w:eastAsia="id-ID"/>
+              </w:rPr>
+              <w:t xml:space="preserve"> will still see the certificate with the design from </w:t>
+            </w:r>
+            <w:r>
+              <w:rPr>
+                <w:rFonts w:ascii="Times New Roman" w:eastAsia="Times New Roman" w:hAnsi="Times New Roman" w:cs="Times New Roman"/>
+                <w:b/>
+                <w:bCs/>
+                <w:sz w:val="24"/>
+                <w:szCs w:val="24"/>
+                <w:lang w:eastAsia="id-ID"/>
+              </w:rPr>
+              <w:t>8:00 AM</w:t>
+            </w:r>
+            <w:r>
+              <w:rPr>
+                <w:rFonts w:ascii="Times New Roman" w:eastAsia="Times New Roman" w:hAnsi="Times New Roman" w:cs="Times New Roman"/>
+                <w:sz w:val="24"/>
+                <w:szCs w:val="24"/>
+                <w:lang w:eastAsia="id-ID"/>
+              </w:rPr>
+              <w:t>.</w:t>
+            </w:r>
+          </w:p>
+          <w:p>
+            <w:pPr>
+              <w:numPr>
+                <w:ilvl w:val="0"/>
+                <w:numId w:val="1"/>
+              </w:numPr>
+              <w:spacing w:before="100" w:beforeAutospacing="1" w:after="100" w:afterAutospacing="1"/>
+              <w:rPr>
+                <w:rFonts w:ascii="Times New Roman" w:eastAsia="Times New Roman" w:hAnsi="Times New Roman" w:cs="Times New Roman"/>
+                <w:sz w:val="24"/>
+                <w:szCs w:val="24"/>
+                <w:lang w:eastAsia="id-ID"/>
+              </w:rPr>
+            </w:pPr>
+            <w:r>
+              <w:rPr>
+                <w:rFonts w:ascii="Times New Roman" w:eastAsia="Times New Roman" w:hAnsi="Times New Roman" w:cs="Times New Roman"/>
+                <w:b/>
+                <w:bCs/>
+                <w:sz w:val="24"/>
+                <w:szCs w:val="24"/>
+                <w:lang w:eastAsia="id-ID"/>
+              </w:rPr>
+              <w:t>Student B</w:t>
+            </w:r>
+            <w:r>
+              <w:rPr>
+                <w:rFonts w:ascii="Times New Roman" w:eastAsia="Times New Roman" w:hAnsi="Times New Roman" w:cs="Times New Roman"/>
+                <w:sz w:val="24"/>
+                <w:szCs w:val="24"/>
+                <w:lang w:eastAsia="id-ID"/>
+              </w:rPr>
+              <w:t xml:space="preserve"> will get the certificate with the </w:t>
+            </w:r>
+            <w:r>
+              <w:rPr>
+                <w:rFonts w:ascii="Times New Roman" w:eastAsia="Times New Roman" w:hAnsi="Times New Roman" w:cs="Times New Roman"/>
+                <w:b/>
+                <w:bCs/>
+                <w:sz w:val="24"/>
+                <w:szCs w:val="24"/>
+                <w:lang w:eastAsia="id-ID"/>
+              </w:rPr>
+              <w:t>new design</w:t>
+            </w:r>
+            <w:r>
+              <w:rPr>
+                <w:rFonts w:ascii="Times New Roman" w:eastAsia="Times New Roman" w:hAnsi="Times New Roman" w:cs="Times New Roman"/>
+                <w:sz w:val="24"/>
+                <w:szCs w:val="24"/>
+                <w:lang w:eastAsia="id-ID"/>
+              </w:rPr>
+              <w:t xml:space="preserve"> from </w:t>
+            </w:r>
+            <w:r>
+              <w:rPr>
+                <w:rFonts w:ascii="Times New Roman" w:eastAsia="Times New Roman" w:hAnsi="Times New Roman" w:cs="Times New Roman"/>
+                <w:b/>
+                <w:bCs/>
+                <w:sz w:val="24"/>
+                <w:szCs w:val="24"/>
+                <w:lang w:eastAsia="id-ID"/>
+              </w:rPr>
+              <w:t>9:00 AM</w:t>
+            </w:r>
+            <w:r>
+              <w:rPr>
+                <w:rFonts w:ascii="Times New Roman" w:eastAsia="Times New Roman" w:hAnsi="Times New Roman" w:cs="Times New Roman"/>
+                <w:sz w:val="24"/>
+                <w:szCs w:val="24"/>
+                <w:lang w:eastAsia="id-ID"/>
+              </w:rPr>
+              <w:t>.</w:t>
+            </w:r>
+          </w:p>
+          <w:p>
+            <w:pPr>
+              <w:spacing w:before="100" w:beforeAutospacing="1" w:after="100" w:afterAutospacing="1"/>
+              <w:rPr>
+                <w:rFonts w:ascii="Times New Roman" w:eastAsia="Times New Roman" w:hAnsi="Times New Roman" w:cs="Times New Roman"/>
+                <w:sz w:val="24"/>
+                <w:szCs w:val="24"/>
+                <w:lang w:eastAsia="id-ID"/>
+              </w:rPr>
+            </w:pPr>
+            <w:r>
+              <w:rPr>
+                <w:rFonts w:ascii="Times New Roman" w:eastAsia="Times New Roman" w:hAnsi="Times New Roman" w:cs="Times New Roman"/>
+                <w:sz w:val="24"/>
+                <w:szCs w:val="24"/>
+                <w:lang w:eastAsia="id-ID"/>
+              </w:rPr>
+              <w:t>Each certificate keeps the design that was used when it was first created.</w:t>
+            </w:r>
+            <w:r>
+              <w:rPr>
+                <w:rFonts w:ascii="Times New Roman" w:eastAsia="Times New Roman" w:hAnsi="Times New Roman" w:cs="Times New Roman"/>
+                <w:sz w:val="24"/>
+                <w:szCs w:val="24"/>
+                <w:lang w:eastAsia="id-ID"/>
+              </w:rPr>
+              <w:br/>
+              <w:t>Changing the settings later won’t affect certificates that were already generated.</w:t>
+            </w:r>
+          </w:p>
           <w:p>
             <w:pPr>
               <w:jc w:val="center"/>
@@ -606,8 +907,24 @@
             <w:pPr>
               <w:jc w:val="center"/>
             </w:pPr>
-            <w:bookmarkStart w:id="0" w:name="_GoBack"/>
-            <w:bookmarkEnd w:id="0"/>
+            <w:r>
+              <w:rPr>
+                <w:rStyle w:val="Strong"/>
+                <w:b w:val="0"/>
+              </w:rPr>
+              <w:t xml:space="preserve">Sorry </w:t>
+            </w:r>
+            <w:r>
+              <w:rPr>
+                <w:rStyle w:val="Strong"/>
+                <w:b w:val="0"/>
+              </w:rPr>
+              <w:t>adding an additional sheet that can be manually customized per course is not possible.</w:t>
+            </w:r>
+            <w:r>
+              <w:br/>
+              <w:t>The certificate system is designed for automated and consistent generation. Allowing manual edits for specific courses would compromise that consistency and introduce complexity that the current structure does not allow.</w:t>
+            </w:r>
           </w:p>
         </w:tc>
       </w:tr>
@@ -628,6 +945,7 @@
               <w:rPr>
                 <w:lang w:val="en-US"/>
               </w:rPr>
+              <w:lastRenderedPageBreak/>
               <w:t>6.</w:t>
             </w:r>
           </w:p>
@@ -764,7 +1082,7 @@
                 <w:lang w:val="en-US"/>
               </w:rPr>
             </w:pPr>
-            <w:hyperlink r:id="rId6" w:history="1">
+            <w:hyperlink r:id="rId7" w:history="1">
               <w:r>
                 <w:rPr>
                   <w:rStyle w:val="Hyperlink"/>
@@ -965,7 +1283,6 @@
                 <w:color w:val="FB0007"/>
                 <w:sz w:val="24"/>
                 <w:szCs w:val="24"/>
-                <w:lang w:val="en-US"/>
               </w:rPr>
             </w:pPr>
             <w:r>
@@ -977,6 +1294,15 @@
                 <w:lang w:val="en-US"/>
               </w:rPr>
               <w:t>You can add the option for everyone and optionally add download by student name</w:t>
+            </w:r>
+            <w:r>
+              <w:rPr>
+                <w:rFonts w:ascii="Helvetica" w:hAnsi="Helvetica" w:cs="Helvetica"/>
+                <w:color w:val="FB0007"/>
+                <w:sz w:val="24"/>
+                <w:szCs w:val="24"/>
+              </w:rPr>
+              <w:t xml:space="preserve"> (ATTENDANCE) export data section</w:t>
             </w:r>
           </w:p>
         </w:tc>
@@ -1005,14 +1331,8 @@
           <w:p>
             <w:pPr>
               <w:jc w:val="center"/>
-              <w:rPr>
-                <w:lang w:val="en-US"/>
-              </w:rPr>
-            </w:pPr>
-            <w:r>
-              <w:rPr>
-                <w:lang w:val="en-US"/>
-              </w:rPr>
+            </w:pPr>
+            <w:r>
               <w:t>9.</w:t>
             </w:r>
           </w:p>
@@ -1045,36 +1365,119 @@
               <w:rPr>
                 <w:rFonts w:ascii="Helvetica" w:hAnsi="Helvetica" w:cs="Helvetica"/>
                 <w:color w:val="FB0007"/>
-                <w:lang w:val="en-US"/>
-              </w:rPr>
-            </w:pPr>
-            <w:r>
-              <w:rPr>
-                <w:rFonts w:ascii="Helvetica" w:hAnsi="Helvetica" w:cs="Helvetica"/>
-                <w:color w:val="FB0007"/>
-                <w:lang w:val="en-US"/>
-              </w:rPr>
-              <w:t xml:space="preserve">a. The online exam grade </w:t>
-            </w:r>
-            <w:proofErr w:type="gramStart"/>
-            <w:r>
-              <w:rPr>
-                <w:rFonts w:ascii="Helvetica" w:hAnsi="Helvetica" w:cs="Helvetica"/>
-                <w:color w:val="FB0007"/>
-                <w:lang w:val="en-US"/>
-              </w:rPr>
-              <w:t>could not be transferred</w:t>
-            </w:r>
-            <w:proofErr w:type="gramEnd"/>
-            <w:r>
-              <w:rPr>
-                <w:rFonts w:ascii="Helvetica" w:hAnsi="Helvetica" w:cs="Helvetica"/>
-                <w:color w:val="FB0007"/>
+                <w:sz w:val="24"/>
+                <w:szCs w:val="24"/>
+                <w:lang w:val="en-US"/>
+              </w:rPr>
+            </w:pPr>
+            <w:r>
+              <w:rPr>
+                <w:rFonts w:ascii="Helvetica" w:hAnsi="Helvetica" w:cs="Helvetica"/>
+                <w:color w:val="FB0007"/>
+                <w:sz w:val="24"/>
+                <w:szCs w:val="24"/>
+                <w:lang w:val="en-US"/>
+              </w:rPr>
+              <w:t>You can add the option for everyone and optionally add download by student name</w:t>
+            </w:r>
+            <w:r>
+              <w:rPr>
+                <w:rFonts w:ascii="Helvetica" w:hAnsi="Helvetica" w:cs="Helvetica"/>
+                <w:color w:val="FB0007"/>
+                <w:sz w:val="24"/>
+                <w:szCs w:val="24"/>
+              </w:rPr>
+              <w:t xml:space="preserve"> (</w:t>
+            </w:r>
+            <w:r>
+              <w:rPr>
+                <w:rFonts w:ascii="Helvetica" w:hAnsi="Helvetica" w:cs="Helvetica"/>
+                <w:color w:val="FB0007"/>
+                <w:sz w:val="24"/>
+                <w:szCs w:val="24"/>
+              </w:rPr>
+              <w:t>GRADES</w:t>
+            </w:r>
+            <w:r>
+              <w:rPr>
+                <w:rFonts w:ascii="Helvetica" w:hAnsi="Helvetica" w:cs="Helvetica"/>
+                <w:color w:val="FB0007"/>
+                <w:sz w:val="24"/>
+                <w:szCs w:val="24"/>
+              </w:rPr>
+              <w:t>)</w:t>
+            </w:r>
+            <w:r>
+              <w:rPr>
+                <w:rFonts w:ascii="Helvetica" w:hAnsi="Helvetica" w:cs="Helvetica"/>
+                <w:color w:val="FB0007"/>
+                <w:sz w:val="24"/>
+                <w:szCs w:val="24"/>
+              </w:rPr>
+              <w:t xml:space="preserve"> </w:t>
+            </w:r>
+            <w:r>
+              <w:rPr>
+                <w:rFonts w:ascii="Helvetica" w:hAnsi="Helvetica" w:cs="Helvetica"/>
+                <w:color w:val="FB0007"/>
+                <w:sz w:val="24"/>
+                <w:szCs w:val="24"/>
+              </w:rPr>
+              <w:t>export data section</w:t>
+            </w:r>
+          </w:p>
+        </w:tc>
+        <w:tc>
+          <w:tcPr>
+            <w:tcW w:w="4403" w:type="dxa"/>
+            <w:shd w:val="clear" w:color="auto" w:fill="auto"/>
+            <w:vAlign w:val="center"/>
+          </w:tcPr>
+          <w:p>
+            <w:pPr>
+              <w:jc w:val="center"/>
+            </w:pPr>
+            <w:r>
+              <w:t>DONE</w:t>
+            </w:r>
+            <w:bookmarkStart w:id="0" w:name="_GoBack"/>
+            <w:bookmarkEnd w:id="0"/>
+          </w:p>
+        </w:tc>
+      </w:tr>
+      <w:tr>
+        <w:tc>
+          <w:tcPr>
+            <w:tcW w:w="562" w:type="dxa"/>
+            <w:vAlign w:val="center"/>
+          </w:tcPr>
+          <w:p>
+            <w:pPr>
+              <w:jc w:val="center"/>
+              <w:rPr>
+                <w:lang w:val="en-US"/>
+              </w:rPr>
+            </w:pPr>
+            <w:r>
+              <w:rPr>
+                <w:lang w:val="en-US"/>
+              </w:rPr>
+              <w:t>10</w:t>
+            </w:r>
+            <w:r>
+              <w:rPr>
                 <w:lang w:val="en-US"/>
               </w:rPr>
               <w:t>.</w:t>
             </w:r>
           </w:p>
+        </w:tc>
+        <w:tc>
+          <w:tcPr>
+            <w:tcW w:w="5670" w:type="dxa"/>
+            <w:shd w:val="clear" w:color="auto" w:fill="auto"/>
+            <w:vAlign w:val="center"/>
+          </w:tcPr>
           <w:p>
             <w:pPr>
               <w:tabs>
@@ -1106,7 +1509,25 @@
                 <w:color w:val="FB0007"/>
                 <w:lang w:val="en-US"/>
               </w:rPr>
-              <w:t>-Student Nancy earned a grade of 20, but the exam and grade did not transfer.-Every time it is detected that it is the same exam, the student must transfer it with the same</w:t>
+              <w:t xml:space="preserve">a. The online exam grade </w:t>
+            </w:r>
+            <w:proofErr w:type="gramStart"/>
+            <w:r>
+              <w:rPr>
+                <w:rFonts w:ascii="Helvetica" w:hAnsi="Helvetica" w:cs="Helvetica"/>
+                <w:color w:val="FB0007"/>
+                <w:lang w:val="en-US"/>
+              </w:rPr>
+              <w:t>could not be transferred</w:t>
+            </w:r>
+            <w:proofErr w:type="gramEnd"/>
+            <w:r>
+              <w:rPr>
+                <w:rFonts w:ascii="Helvetica" w:hAnsi="Helvetica" w:cs="Helvetica"/>
+                <w:color w:val="FB0007"/>
+                <w:lang w:val="en-US"/>
+              </w:rPr>
+              <w:t>.</w:t>
             </w:r>
           </w:p>
           <w:p>
@@ -1134,23 +1555,13 @@
                 <w:lang w:val="en-US"/>
               </w:rPr>
             </w:pPr>
-            <w:proofErr w:type="gramStart"/>
-            <w:r>
-              <w:rPr>
-                <w:rFonts w:ascii="Helvetica" w:hAnsi="Helvetica" w:cs="Helvetica"/>
-                <w:color w:val="FB0007"/>
-                <w:lang w:val="en-US"/>
-              </w:rPr>
-              <w:t>grade</w:t>
-            </w:r>
-            <w:proofErr w:type="gramEnd"/>
-            <w:r>
-              <w:rPr>
-                <w:rFonts w:ascii="Helvetica" w:hAnsi="Helvetica" w:cs="Helvetica"/>
-                <w:color w:val="FB0007"/>
-                <w:lang w:val="en-US"/>
-              </w:rPr>
-              <w:t>.</w:t>
+            <w:r>
+              <w:rPr>
+                <w:rFonts w:ascii="Helvetica" w:hAnsi="Helvetica" w:cs="Helvetica"/>
+                <w:color w:val="FB0007"/>
+                <w:lang w:val="en-US"/>
+              </w:rPr>
+              <w:t>-Student Nancy earned a grade of 20, but the exam and grade did not transfer.-Every time it is detected that it is the same exam, the student must transfer it with the same</w:t>
             </w:r>
           </w:p>
           <w:p>
@@ -1178,13 +1589,23 @@
                 <w:lang w:val="en-US"/>
               </w:rPr>
             </w:pPr>
-            <w:r>
-              <w:rPr>
-                <w:rFonts w:ascii="Helvetica" w:hAnsi="Helvetica" w:cs="Helvetica"/>
-                <w:color w:val="FB0007"/>
-                <w:lang w:val="en-US"/>
-              </w:rPr>
-              <w:t>b. In the assignments, student Nancy completed her assignment, but her grade was 20, but it</w:t>
+            <w:proofErr w:type="gramStart"/>
+            <w:r>
+              <w:rPr>
+                <w:rFonts w:ascii="Helvetica" w:hAnsi="Helvetica" w:cs="Helvetica"/>
+                <w:color w:val="FB0007"/>
+                <w:lang w:val="en-US"/>
+              </w:rPr>
+              <w:t>grade</w:t>
+            </w:r>
+            <w:proofErr w:type="gramEnd"/>
+            <w:r>
+              <w:rPr>
+                <w:rFonts w:ascii="Helvetica" w:hAnsi="Helvetica" w:cs="Helvetica"/>
+                <w:color w:val="FB0007"/>
+                <w:lang w:val="en-US"/>
+              </w:rPr>
+              <w:t>.</w:t>
             </w:r>
           </w:p>
           <w:p>
@@ -1212,23 +1633,13 @@
                 <w:lang w:val="en-US"/>
               </w:rPr>
             </w:pPr>
-            <w:proofErr w:type="gramStart"/>
-            <w:r>
-              <w:rPr>
-                <w:rFonts w:ascii="Helvetica" w:hAnsi="Helvetica" w:cs="Helvetica"/>
-                <w:color w:val="FB0007"/>
-                <w:lang w:val="en-US"/>
-              </w:rPr>
-              <w:t>was</w:t>
-            </w:r>
-            <w:proofErr w:type="gramEnd"/>
-            <w:r>
-              <w:rPr>
-                <w:rFonts w:ascii="Helvetica" w:hAnsi="Helvetica" w:cs="Helvetica"/>
-                <w:color w:val="FB0007"/>
-                <w:lang w:val="en-US"/>
-              </w:rPr>
-              <w:t xml:space="preserve"> not transferred. Every time it is detected that it is the same assignment, the student must</w:t>
+            <w:r>
+              <w:rPr>
+                <w:rFonts w:ascii="Helvetica" w:hAnsi="Helvetica" w:cs="Helvetica"/>
+                <w:color w:val="FB0007"/>
+                <w:lang w:val="en-US"/>
+              </w:rPr>
+              <w:t>b. In the assignments, student Nancy completed her assignment, but her grade was 20, but it</w:t>
             </w:r>
           </w:p>
           <w:p>
@@ -1263,7 +1674,7 @@
                 <w:color w:val="FB0007"/>
                 <w:lang w:val="en-US"/>
               </w:rPr>
-              <w:t>be</w:t>
+              <w:t>was</w:t>
             </w:r>
             <w:proofErr w:type="gramEnd"/>
             <w:r>
@@ -1272,7 +1683,7 @@
                 <w:color w:val="FB0007"/>
                 <w:lang w:val="en-US"/>
               </w:rPr>
-              <w:t xml:space="preserve"> transferred with the same grade.</w:t>
+              <w:t xml:space="preserve"> not transferred. Every time it is detected that it is the same assignment, the student must</w:t>
             </w:r>
           </w:p>
           <w:p>
@@ -1297,53 +1708,28 @@
               <w:rPr>
                 <w:rFonts w:ascii="Helvetica" w:hAnsi="Helvetica" w:cs="Helvetica"/>
                 <w:color w:val="FB0007"/>
-                <w:sz w:val="24"/>
-                <w:szCs w:val="24"/>
-                <w:lang w:val="en-US"/>
-              </w:rPr>
-            </w:pPr>
-          </w:p>
-        </w:tc>
-        <w:tc>
-          <w:tcPr>
-            <w:tcW w:w="4403" w:type="dxa"/>
-            <w:shd w:val="clear" w:color="auto" w:fill="auto"/>
-            <w:vAlign w:val="center"/>
-          </w:tcPr>
-          <w:p>
-            <w:pPr>
-              <w:jc w:val="center"/>
-            </w:pPr>
-          </w:p>
-        </w:tc>
-      </w:tr>
-      <w:tr>
-        <w:tc>
-          <w:tcPr>
-            <w:tcW w:w="562" w:type="dxa"/>
-            <w:vAlign w:val="center"/>
-          </w:tcPr>
-          <w:p>
-            <w:pPr>
-              <w:jc w:val="center"/>
-              <w:rPr>
-                <w:lang w:val="en-US"/>
-              </w:rPr>
-            </w:pPr>
-            <w:r>
-              <w:rPr>
-                <w:lang w:val="en-US"/>
-              </w:rPr>
-              <w:t>10.</w:t>
-            </w:r>
-          </w:p>
-        </w:tc>
-        <w:tc>
-          <w:tcPr>
-            <w:tcW w:w="5670" w:type="dxa"/>
-            <w:shd w:val="clear" w:color="auto" w:fill="auto"/>
-            <w:vAlign w:val="center"/>
-          </w:tcPr>
+                <w:lang w:val="en-US"/>
+              </w:rPr>
+            </w:pPr>
+            <w:proofErr w:type="gramStart"/>
+            <w:r>
+              <w:rPr>
+                <w:rFonts w:ascii="Helvetica" w:hAnsi="Helvetica" w:cs="Helvetica"/>
+                <w:color w:val="FB0007"/>
+                <w:lang w:val="en-US"/>
+              </w:rPr>
+              <w:t>be</w:t>
+            </w:r>
+            <w:proofErr w:type="gramEnd"/>
+            <w:r>
+              <w:rPr>
+                <w:rFonts w:ascii="Helvetica" w:hAnsi="Helvetica" w:cs="Helvetica"/>
+                <w:color w:val="FB0007"/>
+                <w:lang w:val="en-US"/>
+              </w:rPr>
+              <w:t xml:space="preserve"> transferred with the same grade.</w:t>
+            </w:r>
+          </w:p>
           <w:p>
             <w:pPr>
               <w:tabs>
@@ -1371,29 +1757,54 @@
                 <w:lang w:val="en-US"/>
               </w:rPr>
             </w:pPr>
-            <w:proofErr w:type="spellStart"/>
-            <w:r>
-              <w:rPr>
-                <w:rFonts w:ascii="Helvetica" w:hAnsi="Helvetica" w:cs="Helvetica"/>
-                <w:color w:val="FB0007"/>
-                <w:sz w:val="24"/>
-                <w:szCs w:val="24"/>
-                <w:lang w:val="en-US"/>
-              </w:rPr>
-              <w:t>c.Select</w:t>
-            </w:r>
-            <w:proofErr w:type="spellEnd"/>
-            <w:r>
-              <w:rPr>
-                <w:rFonts w:ascii="Helvetica" w:hAnsi="Helvetica" w:cs="Helvetica"/>
-                <w:color w:val="FB0007"/>
-                <w:sz w:val="24"/>
-                <w:szCs w:val="24"/>
-                <w:lang w:val="en-US"/>
-              </w:rPr>
-              <w:t xml:space="preserve"> the option to transfer without activities, however the activities have also been</w:t>
-            </w:r>
-          </w:p>
+          </w:p>
+        </w:tc>
+        <w:tc>
+          <w:tcPr>
+            <w:tcW w:w="4403" w:type="dxa"/>
+            <w:shd w:val="clear" w:color="auto" w:fill="auto"/>
+            <w:vAlign w:val="center"/>
+          </w:tcPr>
+          <w:p>
+            <w:pPr>
+              <w:jc w:val="center"/>
+            </w:pPr>
+          </w:p>
+        </w:tc>
+      </w:tr>
+      <w:tr>
+        <w:tc>
+          <w:tcPr>
+            <w:tcW w:w="562" w:type="dxa"/>
+            <w:vAlign w:val="center"/>
+          </w:tcPr>
+          <w:p>
+            <w:pPr>
+              <w:jc w:val="center"/>
+              <w:rPr>
+                <w:lang w:val="en-US"/>
+              </w:rPr>
+            </w:pPr>
+            <w:r>
+              <w:rPr>
+                <w:lang w:val="en-US"/>
+              </w:rPr>
+              <w:t>11</w:t>
+            </w:r>
+            <w:r>
+              <w:rPr>
+                <w:lang w:val="en-US"/>
+              </w:rPr>
+              <w:t>.</w:t>
+            </w:r>
+          </w:p>
+        </w:tc>
+        <w:tc>
+          <w:tcPr>
+            <w:tcW w:w="5670" w:type="dxa"/>
+            <w:shd w:val="clear" w:color="auto" w:fill="auto"/>
+            <w:vAlign w:val="center"/>
+          </w:tcPr>
           <w:p>
             <w:pPr>
               <w:tabs>
@@ -1416,73 +1827,34 @@
               <w:rPr>
                 <w:rFonts w:ascii="Helvetica" w:hAnsi="Helvetica" w:cs="Helvetica"/>
                 <w:color w:val="FB0007"/>
-                <w:lang w:val="en-US"/>
-              </w:rPr>
-            </w:pPr>
-            <w:proofErr w:type="gramStart"/>
-            <w:r>
-              <w:rPr>
-                <w:rFonts w:ascii="Helvetica" w:hAnsi="Helvetica" w:cs="Helvetica"/>
-                <w:color w:val="FB0007"/>
-                <w:sz w:val="24"/>
-                <w:szCs w:val="24"/>
-                <w:lang w:val="en-US"/>
-              </w:rPr>
-              <w:t>duplicated</w:t>
-            </w:r>
-            <w:proofErr w:type="gramEnd"/>
-            <w:r>
-              <w:rPr>
-                <w:rFonts w:ascii="Helvetica" w:hAnsi="Helvetica" w:cs="Helvetica"/>
-                <w:color w:val="FB0007"/>
-                <w:sz w:val="24"/>
-                <w:szCs w:val="24"/>
-                <w:lang w:val="en-US"/>
-              </w:rPr>
-              <w:t>.</w:t>
-            </w:r>
-          </w:p>
-        </w:tc>
-        <w:tc>
-          <w:tcPr>
-            <w:tcW w:w="4403" w:type="dxa"/>
-            <w:shd w:val="clear" w:color="auto" w:fill="auto"/>
-            <w:vAlign w:val="center"/>
-          </w:tcPr>
-          <w:p>
-            <w:pPr>
-              <w:jc w:val="center"/>
-            </w:pPr>
-          </w:p>
-        </w:tc>
-      </w:tr>
-      <w:tr>
-        <w:tc>
-          <w:tcPr>
-            <w:tcW w:w="562" w:type="dxa"/>
-            <w:vAlign w:val="center"/>
-          </w:tcPr>
-          <w:p>
-            <w:pPr>
-              <w:jc w:val="center"/>
-              <w:rPr>
-                <w:lang w:val="en-US"/>
-              </w:rPr>
-            </w:pPr>
-            <w:r>
-              <w:rPr>
-                <w:lang w:val="en-US"/>
-              </w:rPr>
-              <w:t>11.</w:t>
-            </w:r>
-          </w:p>
-        </w:tc>
-        <w:tc>
-          <w:tcPr>
-            <w:tcW w:w="5670" w:type="dxa"/>
-            <w:shd w:val="clear" w:color="auto" w:fill="auto"/>
-            <w:vAlign w:val="center"/>
-          </w:tcPr>
+                <w:sz w:val="24"/>
+                <w:szCs w:val="24"/>
+                <w:lang w:val="en-US"/>
+              </w:rPr>
+            </w:pPr>
+            <w:proofErr w:type="spellStart"/>
+            <w:r>
+              <w:rPr>
+                <w:rFonts w:ascii="Helvetica" w:hAnsi="Helvetica" w:cs="Helvetica"/>
+                <w:color w:val="FB0007"/>
+                <w:sz w:val="24"/>
+                <w:szCs w:val="24"/>
+                <w:lang w:val="en-US"/>
+              </w:rPr>
+              <w:t>c.Select</w:t>
+            </w:r>
+            <w:proofErr w:type="spellEnd"/>
+            <w:r>
+              <w:rPr>
+                <w:rFonts w:ascii="Helvetica" w:hAnsi="Helvetica" w:cs="Helvetica"/>
+                <w:color w:val="FB0007"/>
+                <w:sz w:val="24"/>
+                <w:szCs w:val="24"/>
+                <w:lang w:val="en-US"/>
+              </w:rPr>
+              <w:t xml:space="preserve"> the option to transfer without activities, however the activities have also been</w:t>
+            </w:r>
+          </w:p>
           <w:p>
             <w:pPr>
               <w:tabs>
@@ -1505,21 +1877,9 @@
               <w:rPr>
                 <w:rFonts w:ascii="Helvetica" w:hAnsi="Helvetica" w:cs="Helvetica"/>
                 <w:color w:val="FB0007"/>
-                <w:sz w:val="24"/>
-                <w:szCs w:val="24"/>
-                <w:lang w:val="en-US"/>
-              </w:rPr>
-            </w:pPr>
-            <w:r>
-              <w:rPr>
-                <w:rFonts w:ascii="Helvetica" w:hAnsi="Helvetica" w:cs="Helvetica"/>
-                <w:color w:val="FB0007"/>
-                <w:sz w:val="24"/>
-                <w:szCs w:val="24"/>
-                <w:lang w:val="en-US"/>
-              </w:rPr>
-              <w:t xml:space="preserve">d. Once you transfer a student, this </w:t>
-            </w:r>
+                <w:lang w:val="en-US"/>
+              </w:rPr>
+            </w:pPr>
             <w:proofErr w:type="gramStart"/>
             <w:r>
               <w:rPr>
@@ -1529,7 +1889,7 @@
                 <w:szCs w:val="24"/>
                 <w:lang w:val="en-US"/>
               </w:rPr>
-              <w:t>should not be repeated</w:t>
+              <w:t>duplicated</w:t>
             </w:r>
             <w:proofErr w:type="gramEnd"/>
             <w:r>
@@ -1540,7 +1900,7 @@
                 <w:szCs w:val="24"/>
                 <w:lang w:val="en-US"/>
               </w:rPr>
-              <w:t xml:space="preserve"> in the previous section.</w:t>
+              <w:t>.</w:t>
             </w:r>
           </w:p>
         </w:tc>
@@ -1574,8 +1934,13 @@
               <w:rPr>
                 <w:lang w:val="en-US"/>
               </w:rPr>
-              <w:lastRenderedPageBreak/>
-              <w:t>12.</w:t>
+              <w:t>12</w:t>
+            </w:r>
+            <w:r>
+              <w:rPr>
+                <w:lang w:val="en-US"/>
+              </w:rPr>
+              <w:t>.</w:t>
             </w:r>
           </w:p>
         </w:tc>
@@ -1607,18 +1972,91 @@
               <w:rPr>
                 <w:rFonts w:ascii="Helvetica" w:hAnsi="Helvetica" w:cs="Helvetica"/>
                 <w:color w:val="FB0007"/>
-                <w:lang w:val="en-US"/>
-              </w:rPr>
-            </w:pPr>
-            <w:r>
-              <w:rPr>
-                <w:rFonts w:ascii="Helvetica" w:hAnsi="Helvetica" w:cs="Helvetica"/>
-                <w:color w:val="FB0007"/>
-                <w:lang w:val="en-US"/>
-              </w:rPr>
-              <w:t>The page is not working correctly, it does not show the attendances</w:t>
-            </w:r>
-          </w:p>
+                <w:sz w:val="24"/>
+                <w:szCs w:val="24"/>
+                <w:lang w:val="en-US"/>
+              </w:rPr>
+            </w:pPr>
+            <w:r>
+              <w:rPr>
+                <w:rFonts w:ascii="Helvetica" w:hAnsi="Helvetica" w:cs="Helvetica"/>
+                <w:color w:val="FB0007"/>
+                <w:sz w:val="24"/>
+                <w:szCs w:val="24"/>
+                <w:lang w:val="en-US"/>
+              </w:rPr>
+              <w:t xml:space="preserve">d. Once you transfer a student, this </w:t>
+            </w:r>
+            <w:proofErr w:type="gramStart"/>
+            <w:r>
+              <w:rPr>
+                <w:rFonts w:ascii="Helvetica" w:hAnsi="Helvetica" w:cs="Helvetica"/>
+                <w:color w:val="FB0007"/>
+                <w:sz w:val="24"/>
+                <w:szCs w:val="24"/>
+                <w:lang w:val="en-US"/>
+              </w:rPr>
+              <w:t>should not be repeated</w:t>
+            </w:r>
+            <w:proofErr w:type="gramEnd"/>
+            <w:r>
+              <w:rPr>
+                <w:rFonts w:ascii="Helvetica" w:hAnsi="Helvetica" w:cs="Helvetica"/>
+                <w:color w:val="FB0007"/>
+                <w:sz w:val="24"/>
+                <w:szCs w:val="24"/>
+                <w:lang w:val="en-US"/>
+              </w:rPr>
+              <w:t xml:space="preserve"> in the previous section.</w:t>
+            </w:r>
+          </w:p>
+        </w:tc>
+        <w:tc>
+          <w:tcPr>
+            <w:tcW w:w="4403" w:type="dxa"/>
+            <w:shd w:val="clear" w:color="auto" w:fill="auto"/>
+            <w:vAlign w:val="center"/>
+          </w:tcPr>
+          <w:p>
+            <w:pPr>
+              <w:jc w:val="center"/>
+            </w:pPr>
+          </w:p>
+        </w:tc>
+      </w:tr>
+      <w:tr>
+        <w:tc>
+          <w:tcPr>
+            <w:tcW w:w="562" w:type="dxa"/>
+            <w:vAlign w:val="center"/>
+          </w:tcPr>
+          <w:p>
+            <w:pPr>
+              <w:jc w:val="center"/>
+              <w:rPr>
+                <w:lang w:val="en-US"/>
+              </w:rPr>
+            </w:pPr>
+            <w:r>
+              <w:rPr>
+                <w:lang w:val="en-US"/>
+              </w:rPr>
+              <w:t>13</w:t>
+            </w:r>
+            <w:r>
+              <w:rPr>
+                <w:lang w:val="en-US"/>
+              </w:rPr>
+              <w:t>.</w:t>
+            </w:r>
+          </w:p>
+        </w:tc>
+        <w:tc>
+          <w:tcPr>
+            <w:tcW w:w="5670" w:type="dxa"/>
+            <w:shd w:val="clear" w:color="auto" w:fill="auto"/>
+            <w:vAlign w:val="center"/>
+          </w:tcPr>
           <w:p>
             <w:pPr>
               <w:tabs>
@@ -1641,70 +2079,18 @@
               <w:rPr>
                 <w:rFonts w:ascii="Helvetica" w:hAnsi="Helvetica" w:cs="Helvetica"/>
                 <w:color w:val="FB0007"/>
-                <w:sz w:val="24"/>
-                <w:szCs w:val="24"/>
-                <w:lang w:val="en-US"/>
-              </w:rPr>
-            </w:pPr>
-            <w:r>
-              <w:rPr>
-                <w:rFonts w:ascii="Helvetica" w:hAnsi="Helvetica" w:cs="Helvetica"/>
-                <w:color w:val="000000"/>
-                <w:lang w:val="en-US"/>
-              </w:rPr>
-              <w:t>https://testing.nazarethnet.com/admin/student_profile_attendance/39/8/18/150/6/2024/</w:t>
-            </w:r>
-          </w:p>
-        </w:tc>
-        <w:tc>
-          <w:tcPr>
-            <w:tcW w:w="4403" w:type="dxa"/>
-            <w:shd w:val="clear" w:color="auto" w:fill="auto"/>
-            <w:vAlign w:val="center"/>
-          </w:tcPr>
-          <w:p>
-            <w:pPr>
-              <w:jc w:val="center"/>
-              <w:rPr>
-                <w:lang w:val="en-US"/>
-              </w:rPr>
-            </w:pPr>
-            <w:r>
-              <w:rPr>
-                <w:lang w:val="en-US"/>
-              </w:rPr>
-              <w:t>DONE</w:t>
-            </w:r>
-          </w:p>
-        </w:tc>
-      </w:tr>
-      <w:tr>
-        <w:tc>
-          <w:tcPr>
-            <w:tcW w:w="562" w:type="dxa"/>
-            <w:vAlign w:val="center"/>
-          </w:tcPr>
-          <w:p>
-            <w:pPr>
-              <w:jc w:val="center"/>
-              <w:rPr>
-                <w:lang w:val="en-US"/>
-              </w:rPr>
-            </w:pPr>
-            <w:r>
-              <w:rPr>
-                <w:lang w:val="en-US"/>
-              </w:rPr>
-              <w:t>13.</w:t>
-            </w:r>
-          </w:p>
-        </w:tc>
-        <w:tc>
-          <w:tcPr>
-            <w:tcW w:w="5670" w:type="dxa"/>
-            <w:shd w:val="clear" w:color="auto" w:fill="auto"/>
-            <w:vAlign w:val="center"/>
-          </w:tcPr>
+                <w:lang w:val="en-US"/>
+              </w:rPr>
+            </w:pPr>
+            <w:r>
+              <w:rPr>
+                <w:rFonts w:ascii="Helvetica" w:hAnsi="Helvetica" w:cs="Helvetica"/>
+                <w:color w:val="FB0007"/>
+                <w:lang w:val="en-US"/>
+              </w:rPr>
+              <w:t>The page is not working correctly, it does not show the attendances</w:t>
+            </w:r>
+          </w:p>
           <w:p>
             <w:pPr>
               <w:tabs>
@@ -1727,6 +2113,98 @@
               <w:rPr>
                 <w:rFonts w:ascii="Helvetica" w:hAnsi="Helvetica" w:cs="Helvetica"/>
                 <w:color w:val="FB0007"/>
+                <w:sz w:val="24"/>
+                <w:szCs w:val="24"/>
+                <w:lang w:val="en-US"/>
+              </w:rPr>
+            </w:pPr>
+            <w:r>
+              <w:rPr>
+                <w:rFonts w:ascii="Helvetica" w:hAnsi="Helvetica" w:cs="Helvetica"/>
+                <w:color w:val="000000"/>
+                <w:lang w:val="en-US"/>
+              </w:rPr>
+              <w:t>https://testing.nazarethnet.com/admin/student_profile_attendance/39/8/18/150/6/2024/</w:t>
+            </w:r>
+          </w:p>
+        </w:tc>
+        <w:tc>
+          <w:tcPr>
+            <w:tcW w:w="4403" w:type="dxa"/>
+            <w:shd w:val="clear" w:color="auto" w:fill="auto"/>
+            <w:vAlign w:val="center"/>
+          </w:tcPr>
+          <w:p>
+            <w:pPr>
+              <w:jc w:val="center"/>
+              <w:rPr>
+                <w:lang w:val="en-US"/>
+              </w:rPr>
+            </w:pPr>
+            <w:r>
+              <w:rPr>
+                <w:lang w:val="en-US"/>
+              </w:rPr>
+              <w:t>DONE</w:t>
+            </w:r>
+          </w:p>
+        </w:tc>
+      </w:tr>
+      <w:tr>
+        <w:tc>
+          <w:tcPr>
+            <w:tcW w:w="562" w:type="dxa"/>
+            <w:vAlign w:val="center"/>
+          </w:tcPr>
+          <w:p>
+            <w:pPr>
+              <w:jc w:val="center"/>
+              <w:rPr>
+                <w:lang w:val="en-US"/>
+              </w:rPr>
+            </w:pPr>
+            <w:r>
+              <w:rPr>
+                <w:lang w:val="en-US"/>
+              </w:rPr>
+              <w:t>14</w:t>
+            </w:r>
+            <w:r>
+              <w:rPr>
+                <w:lang w:val="en-US"/>
+              </w:rPr>
+              <w:t>.</w:t>
+            </w:r>
+          </w:p>
+        </w:tc>
+        <w:tc>
+          <w:tcPr>
+            <w:tcW w:w="5670" w:type="dxa"/>
+            <w:shd w:val="clear" w:color="auto" w:fill="auto"/>
+            <w:vAlign w:val="center"/>
+          </w:tcPr>
+          <w:p>
+            <w:pPr>
+              <w:tabs>
+                <w:tab w:val="left" w:pos="560"/>
+                <w:tab w:val="left" w:pos="1120"/>
+                <w:tab w:val="left" w:pos="1680"/>
+                <w:tab w:val="left" w:pos="2240"/>
+                <w:tab w:val="left" w:pos="2800"/>
+                <w:tab w:val="left" w:pos="3360"/>
+                <w:tab w:val="left" w:pos="3920"/>
+                <w:tab w:val="left" w:pos="4480"/>
+                <w:tab w:val="left" w:pos="5040"/>
+                <w:tab w:val="left" w:pos="5600"/>
+                <w:tab w:val="left" w:pos="6160"/>
+                <w:tab w:val="left" w:pos="6720"/>
+              </w:tabs>
+              <w:autoSpaceDE w:val="0"/>
+              <w:autoSpaceDN w:val="0"/>
+              <w:adjustRightInd w:val="0"/>
+              <w:rPr>
+                <w:rFonts w:ascii="Helvetica" w:hAnsi="Helvetica" w:cs="Helvetica"/>
+                <w:color w:val="FB0007"/>
                 <w:lang w:val="en-US"/>
               </w:rPr>
             </w:pPr>
@@ -1774,6 +2252,163 @@
     </w:sectPr>
   </w:body>
 </w:document>
+</file>
+
+<file path=word/numbering.xml><?xml version="1.0" encoding="utf-8"?>
+<w:numbering xmlns:wpc="http://schemas.microsoft.com/office/word/2010/wordprocessingCanvas" xmlns:cx="http://schemas.microsoft.com/office/drawing/2014/chartex" xmlns:cx1="http://schemas.microsoft.com/office/drawing/2015/9/8/chartex" xmlns:mc="http://schemas.openxmlformats.org/markup-compatibility/2006" xmlns:o="urn:schemas-microsoft-com:office:office" xmlns:r="http://schemas.openxmlformats.org/officeDocument/2006/relationships" xmlns:m="http://schemas.openxmlformats.org/officeDocument/2006/math" xmlns:v="urn:schemas-microsoft-com:vml" xmlns:wp14="http://schemas.microsoft.com/office/word/2010/wordprocessingDrawing" xmlns:wp="http://schemas.openxmlformats.org/drawingml/2006/wordprocessingDrawing" xmlns:w10="urn:schemas-microsoft-com:office:word" xmlns:w="http://schemas.openxmlformats.org/wordprocessingml/2006/main" xmlns:w14="http://schemas.microsoft.com/office/word/2010/wordml" xmlns:w15="http://schemas.microsoft.com/office/word/2012/wordml" xmlns:w16se="http://schemas.microsoft.com/office/word/2015/wordml/symex" xmlns:wpg="http://schemas.microsoft.com/office/word/2010/wordprocessingGroup" xmlns:wpi="http://schemas.microsoft.com/office/word/2010/wordprocessingInk" xmlns:wne="http://schemas.microsoft.com/office/word/2006/wordml" xmlns:wps="http://schemas.microsoft.com/office/word/2010/wordprocessingShape" mc:Ignorable="w14 w15 w16se wp14">
+  <w:abstractNum w:abstractNumId="0" w15:restartNumberingAfterBreak="0">
+    <w:nsid w:val="09BC163F"/>
+    <w:multiLevelType w:val="multilevel"/>
+    <w:tmpl w:val="5A807E50"/>
+    <w:lvl w:ilvl="0">
+      <w:start w:val="1"/>
+      <w:numFmt w:val="bullet"/>
+      <w:lvlText w:val=""/>
+      <w:lvlJc w:val="left"/>
+      <w:pPr>
+        <w:tabs>
+          <w:tab w:val="num" w:pos="720"/>
+        </w:tabs>
+        <w:ind w:left="720" w:hanging="360"/>
+      </w:pPr>
+      <w:rPr>
+        <w:rFonts w:ascii="Symbol" w:hAnsi="Symbol" w:hint="default"/>
+        <w:sz w:val="20"/>
+      </w:rPr>
+    </w:lvl>
+    <w:lvl w:ilvl="1" w:tentative="1">
+      <w:start w:val="1"/>
+      <w:numFmt w:val="bullet"/>
+      <w:lvlText w:val="o"/>
+      <w:lvlJc w:val="left"/>
+      <w:pPr>
+        <w:tabs>
+          <w:tab w:val="num" w:pos="1440"/>
+        </w:tabs>
+        <w:ind w:left="1440" w:hanging="360"/>
+      </w:pPr>
+      <w:rPr>
+        <w:rFonts w:ascii="Courier New" w:hAnsi="Courier New" w:hint="default"/>
+        <w:sz w:val="20"/>
+      </w:rPr>
+    </w:lvl>
+    <w:lvl w:ilvl="2" w:tentative="1">
+      <w:start w:val="1"/>
+      <w:numFmt w:val="bullet"/>
+      <w:lvlText w:val=""/>
+      <w:lvlJc w:val="left"/>
+      <w:pPr>
+        <w:tabs>
+          <w:tab w:val="num" w:pos="2160"/>
+        </w:tabs>
+        <w:ind w:left="2160" w:hanging="360"/>
+      </w:pPr>
+      <w:rPr>
+        <w:rFonts w:ascii="Wingdings" w:hAnsi="Wingdings" w:hint="default"/>
+        <w:sz w:val="20"/>
+      </w:rPr>
+    </w:lvl>
+    <w:lvl w:ilvl="3" w:tentative="1">
+      <w:start w:val="1"/>
+      <w:numFmt w:val="bullet"/>
+      <w:lvlText w:val=""/>
+      <w:lvlJc w:val="left"/>
+      <w:pPr>
+        <w:tabs>
+          <w:tab w:val="num" w:pos="2880"/>
+        </w:tabs>
+        <w:ind w:left="2880" w:hanging="360"/>
+      </w:pPr>
+      <w:rPr>
+        <w:rFonts w:ascii="Wingdings" w:hAnsi="Wingdings" w:hint="default"/>
+        <w:sz w:val="20"/>
+      </w:rPr>
+    </w:lvl>
+    <w:lvl w:ilvl="4" w:tentative="1">
+      <w:start w:val="1"/>
+      <w:numFmt w:val="bullet"/>
+      <w:lvlText w:val=""/>
+      <w:lvlJc w:val="left"/>
+      <w:pPr>
+        <w:tabs>
+          <w:tab w:val="num" w:pos="3600"/>
+        </w:tabs>
+        <w:ind w:left="3600" w:hanging="360"/>
+      </w:pPr>
+      <w:rPr>
+        <w:rFonts w:ascii="Wingdings" w:hAnsi="Wingdings" w:hint="default"/>
+        <w:sz w:val="20"/>
+      </w:rPr>
+    </w:lvl>
+    <w:lvl w:ilvl="5" w:tentative="1">
+      <w:start w:val="1"/>
+      <w:numFmt w:val="bullet"/>
+      <w:lvlText w:val=""/>
+      <w:lvlJc w:val="left"/>
+      <w:pPr>
+        <w:tabs>
+          <w:tab w:val="num" w:pos="4320"/>
+        </w:tabs>
+        <w:ind w:left="4320" w:hanging="360"/>
+      </w:pPr>
+      <w:rPr>
+        <w:rFonts w:ascii="Wingdings" w:hAnsi="Wingdings" w:hint="default"/>
+        <w:sz w:val="20"/>
+      </w:rPr>
+    </w:lvl>
+    <w:lvl w:ilvl="6" w:tentative="1">
+      <w:start w:val="1"/>
+      <w:numFmt w:val="bullet"/>
+      <w:lvlText w:val=""/>
+      <w:lvlJc w:val="left"/>
+      <w:pPr>
+        <w:tabs>
+          <w:tab w:val="num" w:pos="5040"/>
+        </w:tabs>
+        <w:ind w:left="5040" w:hanging="360"/>
+      </w:pPr>
+      <w:rPr>
+        <w:rFonts w:ascii="Wingdings" w:hAnsi="Wingdings" w:hint="default"/>
+        <w:sz w:val="20"/>
+      </w:rPr>
+    </w:lvl>
+    <w:lvl w:ilvl="7" w:tentative="1">
+      <w:start w:val="1"/>
+      <w:numFmt w:val="bullet"/>
+      <w:lvlText w:val=""/>
+      <w:lvlJc w:val="left"/>
+      <w:pPr>
+        <w:tabs>
+          <w:tab w:val="num" w:pos="5760"/>
+        </w:tabs>
+        <w:ind w:left="5760" w:hanging="360"/>
+      </w:pPr>
+      <w:rPr>
+        <w:rFonts w:ascii="Wingdings" w:hAnsi="Wingdings" w:hint="default"/>
+        <w:sz w:val="20"/>
+      </w:rPr>
+    </w:lvl>
+    <w:lvl w:ilvl="8" w:tentative="1">
+      <w:start w:val="1"/>
+      <w:numFmt w:val="bullet"/>
+      <w:lvlText w:val=""/>
+      <w:lvlJc w:val="left"/>
+      <w:pPr>
+        <w:tabs>
+          <w:tab w:val="num" w:pos="6480"/>
+        </w:tabs>
+        <w:ind w:left="6480" w:hanging="360"/>
+      </w:pPr>
+      <w:rPr>
+        <w:rFonts w:ascii="Wingdings" w:hAnsi="Wingdings" w:hint="default"/>
+        <w:sz w:val="20"/>
+      </w:rPr>
+    </w:lvl>
+  </w:abstractNum>
+  <w:num w:numId="1">
+    <w:abstractNumId w:val="0"/>
+  </w:num>
+</w:numbering>
 </file>
 
 <file path=word/styles.xml><?xml version="1.0" encoding="utf-8"?>
@@ -2170,6 +2805,26 @@
     <w:name w:val="Normal"/>
     <w:qFormat/>
   </w:style>
+  <w:style w:type="paragraph" w:styleId="Heading3">
+    <w:name w:val="heading 3"/>
+    <w:basedOn w:val="Normal"/>
+    <w:link w:val="Heading3Char"/>
+    <w:uiPriority w:val="9"/>
+    <w:qFormat/>
+    <w:rsid w:val="0064793A"/>
+    <w:pPr>
+      <w:spacing w:before="100" w:beforeAutospacing="1" w:after="100" w:afterAutospacing="1" w:line="240" w:lineRule="auto"/>
+      <w:outlineLvl w:val="2"/>
+    </w:pPr>
+    <w:rPr>
+      <w:rFonts w:ascii="Times New Roman" w:eastAsia="Times New Roman" w:hAnsi="Times New Roman" w:cs="Times New Roman"/>
+      <w:b/>
+      <w:bCs/>
+      <w:sz w:val="27"/>
+      <w:szCs w:val="27"/>
+      <w:lang w:eastAsia="id-ID"/>
+    </w:rPr>
+  </w:style>
   <w:style w:type="character" w:default="1" w:styleId="DefaultParagraphFont">
     <w:name w:val="Default Paragraph Font"/>
     <w:uiPriority w:val="1"/>
@@ -2265,6 +2920,32 @@
     <w:rPr>
       <w:color w:val="605E5C"/>
       <w:shd w:val="clear" w:color="auto" w:fill="E1DFDD"/>
+    </w:rPr>
+  </w:style>
+  <w:style w:type="character" w:customStyle="1" w:styleId="Heading3Char">
+    <w:name w:val="Heading 3 Char"/>
+    <w:basedOn w:val="DefaultParagraphFont"/>
+    <w:link w:val="Heading3"/>
+    <w:uiPriority w:val="9"/>
+    <w:rsid w:val="0064793A"/>
+    <w:rPr>
+      <w:rFonts w:ascii="Times New Roman" w:eastAsia="Times New Roman" w:hAnsi="Times New Roman" w:cs="Times New Roman"/>
+      <w:b/>
+      <w:bCs/>
+      <w:sz w:val="27"/>
+      <w:szCs w:val="27"/>
+      <w:lang w:eastAsia="id-ID"/>
+    </w:rPr>
+  </w:style>
+  <w:style w:type="character" w:styleId="Strong">
+    <w:name w:val="Strong"/>
+    <w:basedOn w:val="DefaultParagraphFont"/>
+    <w:uiPriority w:val="22"/>
+    <w:qFormat/>
+    <w:rsid w:val="0064793A"/>
+    <w:rPr>
+      <w:b/>
+      <w:bCs/>
     </w:rPr>
   </w:style>
 </w:styles>

--- a/Todo 28042025/revision3/Checklist.docx
+++ b/Todo 28042025/revision3/Checklist.docx
@@ -1440,8 +1440,6 @@
             <w:r>
               <w:t>DONE</w:t>
             </w:r>
-            <w:bookmarkStart w:id="0" w:name="_GoBack"/>
-            <w:bookmarkEnd w:id="0"/>
           </w:p>
         </w:tc>
       </w:tr>
@@ -1561,7 +1559,40 @@
                 <w:color w:val="FB0007"/>
                 <w:lang w:val="en-US"/>
               </w:rPr>
-              <w:t>-Student Nancy earned a grade of 20, but the exam and grade did not transfer.-Every time it is detected that it is the same exam, the student must transfer it with the same</w:t>
+              <w:t xml:space="preserve">-Student Nancy earned a grade of 20, but the exam and grade did not transfer.-Every time it </w:t>
+            </w:r>
+            <w:proofErr w:type="gramStart"/>
+            <w:r>
+              <w:rPr>
+                <w:rFonts w:ascii="Helvetica" w:hAnsi="Helvetica" w:cs="Helvetica"/>
+                <w:color w:val="FB0007"/>
+                <w:lang w:val="en-US"/>
+              </w:rPr>
+              <w:t>is detected</w:t>
+            </w:r>
+            <w:proofErr w:type="gramEnd"/>
+            <w:r>
+              <w:rPr>
+                <w:rFonts w:ascii="Helvetica" w:hAnsi="Helvetica" w:cs="Helvetica"/>
+                <w:color w:val="FB0007"/>
+                <w:lang w:val="en-US"/>
+              </w:rPr>
+              <w:t xml:space="preserve"> that it is the same exam, the student must transfer it with the same</w:t>
+            </w:r>
+            <w:r>
+              <w:rPr>
+                <w:rFonts w:ascii="Helvetica" w:hAnsi="Helvetica" w:cs="Helvetica"/>
+                <w:color w:val="FB0007"/>
+              </w:rPr>
+              <w:t xml:space="preserve"> </w:t>
+            </w:r>
+            <w:r>
+              <w:rPr>
+                <w:rFonts w:ascii="Helvetica" w:hAnsi="Helvetica" w:cs="Helvetica"/>
+                <w:color w:val="FB0007"/>
+                <w:lang w:val="en-US"/>
+              </w:rPr>
+              <w:t>grade.</w:t>
             </w:r>
           </w:p>
           <w:p>
@@ -1586,28 +1617,176 @@
               <w:rPr>
                 <w:rFonts w:ascii="Helvetica" w:hAnsi="Helvetica" w:cs="Helvetica"/>
                 <w:color w:val="FB0007"/>
-                <w:lang w:val="en-US"/>
-              </w:rPr>
-            </w:pPr>
-            <w:proofErr w:type="gramStart"/>
-            <w:r>
-              <w:rPr>
-                <w:rFonts w:ascii="Helvetica" w:hAnsi="Helvetica" w:cs="Helvetica"/>
-                <w:color w:val="FB0007"/>
-                <w:lang w:val="en-US"/>
-              </w:rPr>
-              <w:t>grade</w:t>
-            </w:r>
-            <w:proofErr w:type="gramEnd"/>
-            <w:r>
-              <w:rPr>
-                <w:rFonts w:ascii="Helvetica" w:hAnsi="Helvetica" w:cs="Helvetica"/>
-                <w:color w:val="FB0007"/>
-                <w:lang w:val="en-US"/>
-              </w:rPr>
-              <w:t>.</w:t>
-            </w:r>
-          </w:p>
+                <w:sz w:val="24"/>
+                <w:szCs w:val="24"/>
+                <w:lang w:val="en-US"/>
+              </w:rPr>
+            </w:pPr>
+          </w:p>
+        </w:tc>
+        <w:tc>
+          <w:tcPr>
+            <w:tcW w:w="4403" w:type="dxa"/>
+            <w:shd w:val="clear" w:color="auto" w:fill="auto"/>
+            <w:vAlign w:val="center"/>
+          </w:tcPr>
+          <w:p>
+            <w:pPr>
+              <w:tabs>
+                <w:tab w:val="left" w:pos="916"/>
+                <w:tab w:val="left" w:pos="1832"/>
+                <w:tab w:val="left" w:pos="2748"/>
+                <w:tab w:val="left" w:pos="3664"/>
+                <w:tab w:val="left" w:pos="4580"/>
+                <w:tab w:val="left" w:pos="5496"/>
+                <w:tab w:val="left" w:pos="6412"/>
+                <w:tab w:val="left" w:pos="7328"/>
+                <w:tab w:val="left" w:pos="8244"/>
+                <w:tab w:val="left" w:pos="9160"/>
+                <w:tab w:val="left" w:pos="10076"/>
+                <w:tab w:val="left" w:pos="10992"/>
+                <w:tab w:val="left" w:pos="11908"/>
+                <w:tab w:val="left" w:pos="12824"/>
+                <w:tab w:val="left" w:pos="13740"/>
+                <w:tab w:val="left" w:pos="14656"/>
+              </w:tabs>
+              <w:jc w:val="center"/>
+              <w:rPr>
+                <w:rFonts w:asciiTheme="majorHAnsi" w:eastAsia="Times New Roman" w:hAnsiTheme="majorHAnsi" w:cstheme="majorHAnsi"/>
+                <w:szCs w:val="20"/>
+                <w:lang w:eastAsia="id-ID"/>
+              </w:rPr>
+            </w:pPr>
+            <w:r>
+              <w:rPr>
+                <w:rFonts w:asciiTheme="majorHAnsi" w:eastAsia="Times New Roman" w:hAnsiTheme="majorHAnsi" w:cstheme="majorHAnsi"/>
+                <w:szCs w:val="20"/>
+                <w:lang w:eastAsia="id-ID"/>
+              </w:rPr>
+              <w:t>DONE</w:t>
+            </w:r>
+          </w:p>
+          <w:p>
+            <w:pPr>
+              <w:tabs>
+                <w:tab w:val="left" w:pos="916"/>
+                <w:tab w:val="left" w:pos="1832"/>
+                <w:tab w:val="left" w:pos="2748"/>
+                <w:tab w:val="left" w:pos="3664"/>
+                <w:tab w:val="left" w:pos="4580"/>
+                <w:tab w:val="left" w:pos="5496"/>
+                <w:tab w:val="left" w:pos="6412"/>
+                <w:tab w:val="left" w:pos="7328"/>
+                <w:tab w:val="left" w:pos="8244"/>
+                <w:tab w:val="left" w:pos="9160"/>
+                <w:tab w:val="left" w:pos="10076"/>
+                <w:tab w:val="left" w:pos="10992"/>
+                <w:tab w:val="left" w:pos="11908"/>
+                <w:tab w:val="left" w:pos="12824"/>
+                <w:tab w:val="left" w:pos="13740"/>
+                <w:tab w:val="left" w:pos="14656"/>
+              </w:tabs>
+              <w:jc w:val="center"/>
+              <w:rPr>
+                <w:rFonts w:asciiTheme="majorHAnsi" w:eastAsia="Times New Roman" w:hAnsiTheme="majorHAnsi" w:cstheme="majorHAnsi"/>
+                <w:szCs w:val="20"/>
+                <w:lang w:eastAsia="id-ID"/>
+              </w:rPr>
+            </w:pPr>
+            <w:r>
+              <w:rPr>
+                <w:rFonts w:asciiTheme="majorHAnsi" w:eastAsia="Times New Roman" w:hAnsiTheme="majorHAnsi" w:cstheme="majorHAnsi"/>
+                <w:szCs w:val="20"/>
+                <w:lang w:val="en" w:eastAsia="id-ID"/>
+              </w:rPr>
+              <w:t>Sorry, maybe there is a misunderstanding here regarding EXAM, the exam you are showing in the photo</w:t>
+            </w:r>
+            <w:r>
+              <w:rPr>
+                <w:rFonts w:asciiTheme="majorHAnsi" w:eastAsia="Times New Roman" w:hAnsiTheme="majorHAnsi" w:cstheme="majorHAnsi"/>
+                <w:szCs w:val="20"/>
+                <w:lang w:eastAsia="id-ID"/>
+              </w:rPr>
+              <w:t xml:space="preserve"> screenshoot</w:t>
+            </w:r>
+            <w:r>
+              <w:rPr>
+                <w:rFonts w:asciiTheme="majorHAnsi" w:eastAsia="Times New Roman" w:hAnsiTheme="majorHAnsi" w:cstheme="majorHAnsi"/>
+                <w:szCs w:val="20"/>
+                <w:lang w:val="en" w:eastAsia="id-ID"/>
+              </w:rPr>
+              <w:t xml:space="preserve"> is an online exam and the exam feature in data transfer is the exam scores that are imported in the mark menu so when transferring it will not be carried over, but don't worry I have provided the option</w:t>
+            </w:r>
+          </w:p>
+          <w:p>
+            <w:pPr>
+              <w:jc w:val="center"/>
+            </w:pPr>
+            <w:r>
+              <w:rPr>
+                <w:noProof/>
+                <w:lang w:eastAsia="id-ID"/>
+              </w:rPr>
+              <w:drawing>
+                <wp:inline distT="0" distB="0" distL="0" distR="0" wp14:anchorId="5AD437F4" wp14:editId="313A8AFC">
+                  <wp:extent cx="2658745" cy="1261745"/>
+                  <wp:effectExtent l="0" t="0" r="8255" b="0"/>
+                  <wp:docPr id="5" name="Picture 5"/>
+                  <wp:cNvGraphicFramePr>
+                    <a:graphicFrameLocks xmlns:a="http://schemas.openxmlformats.org/drawingml/2006/main" noChangeAspect="1"/>
+                  </wp:cNvGraphicFramePr>
+                  <a:graphic xmlns:a="http://schemas.openxmlformats.org/drawingml/2006/main">
+                    <a:graphicData uri="http://schemas.openxmlformats.org/drawingml/2006/picture">
+                      <pic:pic xmlns:pic="http://schemas.openxmlformats.org/drawingml/2006/picture">
+                        <pic:nvPicPr>
+                          <pic:cNvPr id="1" name=""/>
+                          <pic:cNvPicPr/>
+                        </pic:nvPicPr>
+                        <pic:blipFill>
+                          <a:blip r:embed="rId8"/>
+                          <a:stretch>
+                            <a:fillRect/>
+                          </a:stretch>
+                        </pic:blipFill>
+                        <pic:spPr>
+                          <a:xfrm>
+                            <a:off x="0" y="0"/>
+                            <a:ext cx="2658745" cy="1261745"/>
+                          </a:xfrm>
+                          <a:prstGeom prst="rect">
+                            <a:avLst/>
+                          </a:prstGeom>
+                        </pic:spPr>
+                      </pic:pic>
+                    </a:graphicData>
+                  </a:graphic>
+                </wp:inline>
+              </w:drawing>
+            </w:r>
+          </w:p>
+        </w:tc>
+      </w:tr>
+      <w:tr>
+        <w:tc>
+          <w:tcPr>
+            <w:tcW w:w="562" w:type="dxa"/>
+            <w:vAlign w:val="center"/>
+          </w:tcPr>
+          <w:p>
+            <w:pPr>
+              <w:jc w:val="center"/>
+            </w:pPr>
+            <w:r>
+              <w:t>11</w:t>
+            </w:r>
+          </w:p>
+        </w:tc>
+        <w:tc>
+          <w:tcPr>
+            <w:tcW w:w="5670" w:type="dxa"/>
+            <w:shd w:val="clear" w:color="auto" w:fill="auto"/>
+            <w:vAlign w:val="center"/>
+          </w:tcPr>
           <w:p>
             <w:pPr>
               <w:tabs>
@@ -1752,8 +1931,6 @@
               <w:rPr>
                 <w:rFonts w:ascii="Helvetica" w:hAnsi="Helvetica" w:cs="Helvetica"/>
                 <w:color w:val="FB0007"/>
-                <w:sz w:val="24"/>
-                <w:szCs w:val="24"/>
                 <w:lang w:val="en-US"/>
               </w:rPr>
             </w:pPr>
@@ -1769,6 +1946,119 @@
             <w:pPr>
               <w:jc w:val="center"/>
             </w:pPr>
+            <w:r>
+              <w:t>Done</w:t>
+            </w:r>
+            <w:bookmarkStart w:id="0" w:name="_GoBack"/>
+            <w:bookmarkEnd w:id="0"/>
+          </w:p>
+          <w:p>
+            <w:pPr>
+              <w:jc w:val="center"/>
+              <w:rPr>
+                <w:noProof/>
+                <w:lang w:eastAsia="id-ID"/>
+              </w:rPr>
+            </w:pPr>
+            <w:r>
+              <w:t>It has been fixed. The issue is now resolved</w:t>
+            </w:r>
+          </w:p>
+          <w:p>
+            <w:pPr>
+              <w:jc w:val="center"/>
+              <w:rPr>
+                <w:noProof/>
+                <w:lang w:eastAsia="id-ID"/>
+              </w:rPr>
+            </w:pPr>
+            <w:r>
+              <w:rPr>
+                <w:noProof/>
+                <w:lang w:eastAsia="id-ID"/>
+              </w:rPr>
+              <w:drawing>
+                <wp:inline distT="0" distB="0" distL="0" distR="0" wp14:anchorId="4CBD2357" wp14:editId="08552F76">
+                  <wp:extent cx="2658745" cy="876300"/>
+                  <wp:effectExtent l="0" t="0" r="8255" b="0"/>
+                  <wp:docPr id="6" name="Picture 6"/>
+                  <wp:cNvGraphicFramePr>
+                    <a:graphicFrameLocks xmlns:a="http://schemas.openxmlformats.org/drawingml/2006/main" noChangeAspect="1"/>
+                  </wp:cNvGraphicFramePr>
+                  <a:graphic xmlns:a="http://schemas.openxmlformats.org/drawingml/2006/main">
+                    <a:graphicData uri="http://schemas.openxmlformats.org/drawingml/2006/picture">
+                      <pic:pic xmlns:pic="http://schemas.openxmlformats.org/drawingml/2006/picture">
+                        <pic:nvPicPr>
+                          <pic:cNvPr id="1" name=""/>
+                          <pic:cNvPicPr/>
+                        </pic:nvPicPr>
+                        <pic:blipFill>
+                          <a:blip r:embed="rId9"/>
+                          <a:stretch>
+                            <a:fillRect/>
+                          </a:stretch>
+                        </pic:blipFill>
+                        <pic:spPr>
+                          <a:xfrm>
+                            <a:off x="0" y="0"/>
+                            <a:ext cx="2658745" cy="876300"/>
+                          </a:xfrm>
+                          <a:prstGeom prst="rect">
+                            <a:avLst/>
+                          </a:prstGeom>
+                        </pic:spPr>
+                      </pic:pic>
+                    </a:graphicData>
+                  </a:graphic>
+                </wp:inline>
+              </w:drawing>
+            </w:r>
+          </w:p>
+          <w:p>
+            <w:pPr>
+              <w:jc w:val="center"/>
+            </w:pPr>
+            <w:r>
+              <w:rPr>
+                <w:noProof/>
+                <w:lang w:eastAsia="id-ID"/>
+              </w:rPr>
+              <w:drawing>
+                <wp:inline distT="0" distB="0" distL="0" distR="0" wp14:anchorId="4C4866D6" wp14:editId="1C6EE0B1">
+                  <wp:extent cx="2658745" cy="1046480"/>
+                  <wp:effectExtent l="0" t="0" r="8255" b="1270"/>
+                  <wp:docPr id="7" name="Picture 7"/>
+                  <wp:cNvGraphicFramePr>
+                    <a:graphicFrameLocks xmlns:a="http://schemas.openxmlformats.org/drawingml/2006/main" noChangeAspect="1"/>
+                  </wp:cNvGraphicFramePr>
+                  <a:graphic xmlns:a="http://schemas.openxmlformats.org/drawingml/2006/main">
+                    <a:graphicData uri="http://schemas.openxmlformats.org/drawingml/2006/picture">
+                      <pic:pic xmlns:pic="http://schemas.openxmlformats.org/drawingml/2006/picture">
+                        <pic:nvPicPr>
+                          <pic:cNvPr id="1" name=""/>
+                          <pic:cNvPicPr/>
+                        </pic:nvPicPr>
+                        <pic:blipFill>
+                          <a:blip r:embed="rId10"/>
+                          <a:stretch>
+                            <a:fillRect/>
+                          </a:stretch>
+                        </pic:blipFill>
+                        <pic:spPr>
+                          <a:xfrm>
+                            <a:off x="0" y="0"/>
+                            <a:ext cx="2658745" cy="1046480"/>
+                          </a:xfrm>
+                          <a:prstGeom prst="rect">
+                            <a:avLst/>
+                          </a:prstGeom>
+                        </pic:spPr>
+                      </pic:pic>
+                    </a:graphicData>
+                  </a:graphic>
+                </wp:inline>
+              </w:drawing>
+            </w:r>
           </w:p>
         </w:tc>
       </w:tr>
@@ -1789,7 +2079,7 @@
               <w:rPr>
                 <w:lang w:val="en-US"/>
               </w:rPr>
-              <w:t>11</w:t>
+              <w:t>12</w:t>
             </w:r>
             <w:r>
               <w:rPr>
@@ -1934,7 +2224,10 @@
               <w:rPr>
                 <w:lang w:val="en-US"/>
               </w:rPr>
-              <w:t>12</w:t>
+              <w:t>1</w:t>
+            </w:r>
+            <w:r>
+              <w:t>3</w:t>
             </w:r>
             <w:r>
               <w:rPr>
@@ -2041,7 +2334,7 @@
               <w:rPr>
                 <w:lang w:val="en-US"/>
               </w:rPr>
-              <w:t>13</w:t>
+              <w:t>14</w:t>
             </w:r>
             <w:r>
               <w:rPr>
@@ -2167,7 +2460,7 @@
               <w:rPr>
                 <w:lang w:val="en-US"/>
               </w:rPr>
-              <w:t>14</w:t>
+              <w:t>15</w:t>
             </w:r>
             <w:r>
               <w:rPr>
@@ -2948,6 +3241,61 @@
       <w:bCs/>
     </w:rPr>
   </w:style>
+  <w:style w:type="paragraph" w:styleId="HTMLPreformatted">
+    <w:name w:val="HTML Preformatted"/>
+    <w:basedOn w:val="Normal"/>
+    <w:link w:val="HTMLPreformattedChar"/>
+    <w:uiPriority w:val="99"/>
+    <w:semiHidden/>
+    <w:unhideWhenUsed/>
+    <w:rsid w:val="00DC6D79"/>
+    <w:pPr>
+      <w:tabs>
+        <w:tab w:val="left" w:pos="916"/>
+        <w:tab w:val="left" w:pos="1832"/>
+        <w:tab w:val="left" w:pos="2748"/>
+        <w:tab w:val="left" w:pos="3664"/>
+        <w:tab w:val="left" w:pos="4580"/>
+        <w:tab w:val="left" w:pos="5496"/>
+        <w:tab w:val="left" w:pos="6412"/>
+        <w:tab w:val="left" w:pos="7328"/>
+        <w:tab w:val="left" w:pos="8244"/>
+        <w:tab w:val="left" w:pos="9160"/>
+        <w:tab w:val="left" w:pos="10076"/>
+        <w:tab w:val="left" w:pos="10992"/>
+        <w:tab w:val="left" w:pos="11908"/>
+        <w:tab w:val="left" w:pos="12824"/>
+        <w:tab w:val="left" w:pos="13740"/>
+        <w:tab w:val="left" w:pos="14656"/>
+      </w:tabs>
+      <w:spacing w:after="0" w:line="240" w:lineRule="auto"/>
+    </w:pPr>
+    <w:rPr>
+      <w:rFonts w:ascii="Courier New" w:eastAsia="Times New Roman" w:hAnsi="Courier New" w:cs="Courier New"/>
+      <w:sz w:val="20"/>
+      <w:szCs w:val="20"/>
+      <w:lang w:eastAsia="id-ID"/>
+    </w:rPr>
+  </w:style>
+  <w:style w:type="character" w:customStyle="1" w:styleId="HTMLPreformattedChar">
+    <w:name w:val="HTML Preformatted Char"/>
+    <w:basedOn w:val="DefaultParagraphFont"/>
+    <w:link w:val="HTMLPreformatted"/>
+    <w:uiPriority w:val="99"/>
+    <w:semiHidden/>
+    <w:rsid w:val="00DC6D79"/>
+    <w:rPr>
+      <w:rFonts w:ascii="Courier New" w:eastAsia="Times New Roman" w:hAnsi="Courier New" w:cs="Courier New"/>
+      <w:sz w:val="20"/>
+      <w:szCs w:val="20"/>
+      <w:lang w:eastAsia="id-ID"/>
+    </w:rPr>
+  </w:style>
+  <w:style w:type="character" w:customStyle="1" w:styleId="y2iqfc">
+    <w:name w:val="y2iqfc"/>
+    <w:basedOn w:val="DefaultParagraphFont"/>
+    <w:rsid w:val="00DC6D79"/>
+  </w:style>
 </w:styles>
 </file>
 

--- a/Todo 28042025/revision3/Checklist.docx
+++ b/Todo 28042025/revision3/Checklist.docx
@@ -1949,8 +1949,6 @@
             <w:r>
               <w:t>Done</w:t>
             </w:r>
-            <w:bookmarkStart w:id="0" w:name="_GoBack"/>
-            <w:bookmarkEnd w:id="0"/>
           </w:p>
           <w:p>
             <w:pPr>
@@ -2192,6 +2190,8 @@
               </w:rPr>
               <w:t>.</w:t>
             </w:r>
+            <w:bookmarkStart w:id="0" w:name="_GoBack"/>
+            <w:bookmarkEnd w:id="0"/>
           </w:p>
         </w:tc>
         <w:tc>
@@ -2202,8 +2202,93 @@
           </w:tcPr>
           <w:p>
             <w:pPr>
-              <w:jc w:val="center"/>
-            </w:pPr>
+              <w:pStyle w:val="HTMLPreformatted"/>
+              <w:rPr>
+                <w:rFonts w:asciiTheme="minorHAnsi" w:hAnsiTheme="minorHAnsi" w:cstheme="minorHAnsi"/>
+              </w:rPr>
+            </w:pPr>
+            <w:proofErr w:type="gramStart"/>
+            <w:r>
+              <w:rPr>
+                <w:rStyle w:val="y2iqfc"/>
+                <w:rFonts w:asciiTheme="minorHAnsi" w:hAnsiTheme="minorHAnsi" w:cstheme="minorHAnsi"/>
+                <w:lang w:val="en"/>
+              </w:rPr>
+              <w:t>That's</w:t>
+            </w:r>
+            <w:proofErr w:type="gramEnd"/>
+            <w:r>
+              <w:rPr>
+                <w:rStyle w:val="y2iqfc"/>
+                <w:rFonts w:asciiTheme="minorHAnsi" w:hAnsiTheme="minorHAnsi" w:cstheme="minorHAnsi"/>
+                <w:lang w:val="en"/>
+              </w:rPr>
+              <w:t xml:space="preserve"> not possible because activities are part of the exam and student grades come from activities. We </w:t>
+            </w:r>
+            <w:proofErr w:type="gramStart"/>
+            <w:r>
+              <w:rPr>
+                <w:rStyle w:val="y2iqfc"/>
+                <w:rFonts w:asciiTheme="minorHAnsi" w:hAnsiTheme="minorHAnsi" w:cstheme="minorHAnsi"/>
+                <w:lang w:val="en"/>
+              </w:rPr>
+              <w:t>can't</w:t>
+            </w:r>
+            <w:proofErr w:type="gramEnd"/>
+            <w:r>
+              <w:rPr>
+                <w:rStyle w:val="y2iqfc"/>
+                <w:rFonts w:asciiTheme="minorHAnsi" w:hAnsiTheme="minorHAnsi" w:cstheme="minorHAnsi"/>
+                <w:lang w:val="en"/>
+              </w:rPr>
+              <w:t xml:space="preserve"> transfer grades without basic activities because the sequence is something like this.</w:t>
+            </w:r>
+          </w:p>
+          <w:p>
+            <w:pPr>
+              <w:jc w:val="center"/>
+            </w:pPr>
+            <w:r>
+              <w:rPr>
+                <w:noProof/>
+                <w:lang w:eastAsia="id-ID"/>
+              </w:rPr>
+              <w:drawing>
+                <wp:inline distT="0" distB="0" distL="0" distR="0" wp14:anchorId="0E502FB7" wp14:editId="56B83935">
+                  <wp:extent cx="2658745" cy="1254125"/>
+                  <wp:effectExtent l="0" t="0" r="8255" b="3175"/>
+                  <wp:docPr id="9" name="Picture 9"/>
+                  <wp:cNvGraphicFramePr>
+                    <a:graphicFrameLocks xmlns:a="http://schemas.openxmlformats.org/drawingml/2006/main" noChangeAspect="1"/>
+                  </wp:cNvGraphicFramePr>
+                  <a:graphic xmlns:a="http://schemas.openxmlformats.org/drawingml/2006/main">
+                    <a:graphicData uri="http://schemas.openxmlformats.org/drawingml/2006/picture">
+                      <pic:pic xmlns:pic="http://schemas.openxmlformats.org/drawingml/2006/picture">
+                        <pic:nvPicPr>
+                          <pic:cNvPr id="1" name=""/>
+                          <pic:cNvPicPr/>
+                        </pic:nvPicPr>
+                        <pic:blipFill>
+                          <a:blip r:embed="rId11"/>
+                          <a:stretch>
+                            <a:fillRect/>
+                          </a:stretch>
+                        </pic:blipFill>
+                        <pic:spPr>
+                          <a:xfrm>
+                            <a:off x="0" y="0"/>
+                            <a:ext cx="2658745" cy="1254125"/>
+                          </a:xfrm>
+                          <a:prstGeom prst="rect">
+                            <a:avLst/>
+                          </a:prstGeom>
+                        </pic:spPr>
+                      </pic:pic>
+                    </a:graphicData>
+                  </a:graphic>
+                </wp:inline>
+              </w:drawing>
+            </w:r>
           </w:p>
         </w:tc>
       </w:tr>

--- a/Todo 28042025/revision3/Checklist.docx
+++ b/Todo 28042025/revision3/Checklist.docx
@@ -1,6 +1,6 @@
 
 <file path=word/document.xml><?xml version="1.0" encoding="utf-8"?>
-<w:document xmlns:wpc="http://schemas.microsoft.com/office/word/2010/wordprocessingCanvas" xmlns:cx="http://schemas.microsoft.com/office/drawing/2014/chartex" xmlns:cx1="http://schemas.microsoft.com/office/drawing/2015/9/8/chartex" xmlns:mc="http://schemas.openxmlformats.org/markup-compatibility/2006" xmlns:o="urn:schemas-microsoft-com:office:office" xmlns:r="http://schemas.openxmlformats.org/officeDocument/2006/relationships" xmlns:m="http://schemas.openxmlformats.org/officeDocument/2006/math" xmlns:v="urn:schemas-microsoft-com:vml" xmlns:wp14="http://schemas.microsoft.com/office/word/2010/wordprocessingDrawing" xmlns:wp="http://schemas.openxmlformats.org/drawingml/2006/wordprocessingDrawing" xmlns:w10="urn:schemas-microsoft-com:office:word" xmlns:w="http://schemas.openxmlformats.org/wordprocessingml/2006/main" xmlns:w14="http://schemas.microsoft.com/office/word/2010/wordml" xmlns:w15="http://schemas.microsoft.com/office/word/2012/wordml" xmlns:w16se="http://schemas.microsoft.com/office/word/2015/wordml/symex" xmlns:wpg="http://schemas.microsoft.com/office/word/2010/wordprocessingGroup" xmlns:wpi="http://schemas.microsoft.com/office/word/2010/wordprocessingInk" xmlns:wne="http://schemas.microsoft.com/office/word/2006/wordml" xmlns:wps="http://schemas.microsoft.com/office/word/2010/wordprocessingShape" mc:Ignorable="w14 w15 w16se wp14">
+<w:document xmlns:wpc="http://schemas.microsoft.com/office/word/2010/wordprocessingCanvas" xmlns:cx="http://schemas.microsoft.com/office/drawing/2014/chartex" xmlns:cx1="http://schemas.microsoft.com/office/drawing/2015/9/8/chartex" xmlns:cx2="http://schemas.microsoft.com/office/drawing/2015/10/21/chartex" xmlns:cx3="http://schemas.microsoft.com/office/drawing/2016/5/9/chartex" xmlns:cx4="http://schemas.microsoft.com/office/drawing/2016/5/10/chartex" xmlns:cx5="http://schemas.microsoft.com/office/drawing/2016/5/11/chartex" xmlns:cx6="http://schemas.microsoft.com/office/drawing/2016/5/12/chartex" xmlns:cx7="http://schemas.microsoft.com/office/drawing/2016/5/13/chartex" xmlns:cx8="http://schemas.microsoft.com/office/drawing/2016/5/14/chartex" xmlns:mc="http://schemas.openxmlformats.org/markup-compatibility/2006" xmlns:aink="http://schemas.microsoft.com/office/drawing/2016/ink" xmlns:am3d="http://schemas.microsoft.com/office/drawing/2017/model3d" xmlns:o="urn:schemas-microsoft-com:office:office" xmlns:oel="http://schemas.microsoft.com/office/2019/extlst" xmlns:r="http://schemas.openxmlformats.org/officeDocument/2006/relationships" xmlns:m="http://schemas.openxmlformats.org/officeDocument/2006/math" xmlns:v="urn:schemas-microsoft-com:vml" xmlns:wp14="http://schemas.microsoft.com/office/word/2010/wordprocessingDrawing" xmlns:wp="http://schemas.openxmlformats.org/drawingml/2006/wordprocessingDrawing" xmlns:w10="urn:schemas-microsoft-com:office:word" xmlns:w="http://schemas.openxmlformats.org/wordprocessingml/2006/main" xmlns:w14="http://schemas.microsoft.com/office/word/2010/wordml" xmlns:w15="http://schemas.microsoft.com/office/word/2012/wordml" xmlns:w16cex="http://schemas.microsoft.com/office/word/2018/wordml/cex" xmlns:w16cid="http://schemas.microsoft.com/office/word/2016/wordml/cid" xmlns:w16="http://schemas.microsoft.com/office/word/2018/wordml" xmlns:w16sdtdh="http://schemas.microsoft.com/office/word/2020/wordml/sdtdatahash" xmlns:w16se="http://schemas.microsoft.com/office/word/2015/wordml/symex" xmlns:wpg="http://schemas.microsoft.com/office/word/2010/wordprocessingGroup" xmlns:wpi="http://schemas.microsoft.com/office/word/2010/wordprocessingInk" xmlns:wne="http://schemas.microsoft.com/office/word/2006/wordml" xmlns:wps="http://schemas.microsoft.com/office/word/2010/wordprocessingShape" mc:Ignorable="w14 w15 w16se w16cid w16 w16cex w16sdtdh wp14">
   <w:body>
     <w:tbl>
       <w:tblPr>
@@ -848,52 +848,32 @@
                 <w:lang w:val="en-US"/>
               </w:rPr>
             </w:pPr>
-            <w:proofErr w:type="gramStart"/>
-            <w:r>
-              <w:rPr>
-                <w:rFonts w:ascii="Helvetica" w:hAnsi="Helvetica" w:cs="Helvetica"/>
-                <w:color w:val="FB0007"/>
-                <w:lang w:val="en-US"/>
-              </w:rPr>
-              <w:t>as</w:t>
-            </w:r>
-            <w:proofErr w:type="gramEnd"/>
-            <w:r>
-              <w:rPr>
-                <w:rFonts w:ascii="Helvetica" w:hAnsi="Helvetica" w:cs="Helvetica"/>
-                <w:color w:val="FB0007"/>
-                <w:lang w:val="en-US"/>
-              </w:rPr>
-              <w:t xml:space="preserve"> grades, curriculum, etc. I would like to be able to change this manually for some courses,</w:t>
-            </w:r>
-          </w:p>
-          <w:p>
-            <w:pPr>
-              <w:rPr>
-                <w:rFonts w:ascii="Helvetica" w:hAnsi="Helvetica" w:cs="Helvetica"/>
-                <w:color w:val="FB0007"/>
-                <w:sz w:val="24"/>
-                <w:szCs w:val="24"/>
-                <w:lang w:val="en-US"/>
-              </w:rPr>
-            </w:pPr>
-            <w:proofErr w:type="gramStart"/>
-            <w:r>
-              <w:rPr>
-                <w:rFonts w:ascii="Helvetica" w:hAnsi="Helvetica" w:cs="Helvetica"/>
-                <w:color w:val="FB0007"/>
-                <w:lang w:val="en-US"/>
-              </w:rPr>
-              <w:t>rather</w:t>
-            </w:r>
-            <w:proofErr w:type="gramEnd"/>
-            <w:r>
-              <w:rPr>
-                <w:rFonts w:ascii="Helvetica" w:hAnsi="Helvetica" w:cs="Helvetica"/>
-                <w:color w:val="FB0007"/>
-                <w:lang w:val="en-US"/>
-              </w:rPr>
-              <w:t xml:space="preserve"> than automatically.</w:t>
+            <w:r>
+              <w:rPr>
+                <w:rFonts w:ascii="Helvetica" w:hAnsi="Helvetica" w:cs="Helvetica"/>
+                <w:color w:val="FB0007"/>
+                <w:lang w:val="en-US"/>
+              </w:rPr>
+              <w:t>as grades, curriculum, etc. I would like to be able to change this manually for some courses,</w:t>
+            </w:r>
+          </w:p>
+          <w:p>
+            <w:pPr>
+              <w:rPr>
+                <w:rFonts w:ascii="Helvetica" w:hAnsi="Helvetica" w:cs="Helvetica"/>
+                <w:color w:val="FB0007"/>
+                <w:sz w:val="24"/>
+                <w:szCs w:val="24"/>
+                <w:lang w:val="en-US"/>
+              </w:rPr>
+            </w:pPr>
+            <w:r>
+              <w:rPr>
+                <w:rFonts w:ascii="Helvetica" w:hAnsi="Helvetica" w:cs="Helvetica"/>
+                <w:color w:val="FB0007"/>
+                <w:lang w:val="en-US"/>
+              </w:rPr>
+              <w:t>rather than automatically.</w:t>
             </w:r>
           </w:p>
         </w:tc>
@@ -1387,43 +1367,7 @@
                 <w:sz w:val="24"/>
                 <w:szCs w:val="24"/>
               </w:rPr>
-              <w:t xml:space="preserve"> (</w:t>
-            </w:r>
-            <w:r>
-              <w:rPr>
-                <w:rFonts w:ascii="Helvetica" w:hAnsi="Helvetica" w:cs="Helvetica"/>
-                <w:color w:val="FB0007"/>
-                <w:sz w:val="24"/>
-                <w:szCs w:val="24"/>
-              </w:rPr>
-              <w:t>GRADES</w:t>
-            </w:r>
-            <w:r>
-              <w:rPr>
-                <w:rFonts w:ascii="Helvetica" w:hAnsi="Helvetica" w:cs="Helvetica"/>
-                <w:color w:val="FB0007"/>
-                <w:sz w:val="24"/>
-                <w:szCs w:val="24"/>
-              </w:rPr>
-              <w:t>)</w:t>
-            </w:r>
-            <w:r>
-              <w:rPr>
-                <w:rFonts w:ascii="Helvetica" w:hAnsi="Helvetica" w:cs="Helvetica"/>
-                <w:color w:val="FB0007"/>
-                <w:sz w:val="24"/>
-                <w:szCs w:val="24"/>
-              </w:rPr>
-              <w:t xml:space="preserve"> </w:t>
-            </w:r>
-            <w:r>
-              <w:rPr>
-                <w:rFonts w:ascii="Helvetica" w:hAnsi="Helvetica" w:cs="Helvetica"/>
-                <w:color w:val="FB0007"/>
-                <w:sz w:val="24"/>
-                <w:szCs w:val="24"/>
-              </w:rPr>
-              <w:t>export data section</w:t>
+              <w:t xml:space="preserve"> (GRADES) export data section</w:t>
             </w:r>
           </w:p>
         </w:tc>
@@ -1507,25 +1451,7 @@
                 <w:color w:val="FB0007"/>
                 <w:lang w:val="en-US"/>
               </w:rPr>
-              <w:t xml:space="preserve">a. The online exam grade </w:t>
-            </w:r>
-            <w:proofErr w:type="gramStart"/>
-            <w:r>
-              <w:rPr>
-                <w:rFonts w:ascii="Helvetica" w:hAnsi="Helvetica" w:cs="Helvetica"/>
-                <w:color w:val="FB0007"/>
-                <w:lang w:val="en-US"/>
-              </w:rPr>
-              <w:t>could not be transferred</w:t>
-            </w:r>
-            <w:proofErr w:type="gramEnd"/>
-            <w:r>
-              <w:rPr>
-                <w:rFonts w:ascii="Helvetica" w:hAnsi="Helvetica" w:cs="Helvetica"/>
-                <w:color w:val="FB0007"/>
-                <w:lang w:val="en-US"/>
-              </w:rPr>
-              <w:t>.</w:t>
+              <w:t>a. The online exam grade could not be transferred.</w:t>
             </w:r>
           </w:p>
           <w:p>
@@ -1559,7 +1485,7 @@
                 <w:color w:val="FB0007"/>
                 <w:lang w:val="en-US"/>
               </w:rPr>
-              <w:t xml:space="preserve">-Student Nancy earned a grade of 20, but the exam and grade did not transfer.-Every time it </w:t>
+              <w:t xml:space="preserve">-Student Nancy earned a grade of 20, but the exam and grade did not </w:t>
             </w:r>
             <w:proofErr w:type="gramStart"/>
             <w:r>
@@ -1568,7 +1494,7 @@
                 <w:color w:val="FB0007"/>
                 <w:lang w:val="en-US"/>
               </w:rPr>
-              <w:t>is detected</w:t>
+              <w:t>transfer.-</w:t>
             </w:r>
             <w:proofErr w:type="gramEnd"/>
             <w:r>
@@ -1577,7 +1503,7 @@
                 <w:color w:val="FB0007"/>
                 <w:lang w:val="en-US"/>
               </w:rPr>
-              <w:t xml:space="preserve"> that it is the same exam, the student must transfer it with the same</w:t>
+              <w:t>Every time it is detected that it is the same exam, the student must transfer it with the same</w:t>
             </w:r>
             <w:r>
               <w:rPr>
@@ -1846,23 +1772,13 @@
                 <w:lang w:val="en-US"/>
               </w:rPr>
             </w:pPr>
-            <w:proofErr w:type="gramStart"/>
-            <w:r>
-              <w:rPr>
-                <w:rFonts w:ascii="Helvetica" w:hAnsi="Helvetica" w:cs="Helvetica"/>
-                <w:color w:val="FB0007"/>
-                <w:lang w:val="en-US"/>
-              </w:rPr>
-              <w:t>was</w:t>
-            </w:r>
-            <w:proofErr w:type="gramEnd"/>
-            <w:r>
-              <w:rPr>
-                <w:rFonts w:ascii="Helvetica" w:hAnsi="Helvetica" w:cs="Helvetica"/>
-                <w:color w:val="FB0007"/>
-                <w:lang w:val="en-US"/>
-              </w:rPr>
-              <w:t xml:space="preserve"> not transferred. Every time it is detected that it is the same assignment, the student must</w:t>
+            <w:r>
+              <w:rPr>
+                <w:rFonts w:ascii="Helvetica" w:hAnsi="Helvetica" w:cs="Helvetica"/>
+                <w:color w:val="FB0007"/>
+                <w:lang w:val="en-US"/>
+              </w:rPr>
+              <w:t>was not transferred. Every time it is detected that it is the same assignment, the student must</w:t>
             </w:r>
           </w:p>
           <w:p>
@@ -1890,23 +1806,13 @@
                 <w:lang w:val="en-US"/>
               </w:rPr>
             </w:pPr>
-            <w:proofErr w:type="gramStart"/>
-            <w:r>
-              <w:rPr>
-                <w:rFonts w:ascii="Helvetica" w:hAnsi="Helvetica" w:cs="Helvetica"/>
-                <w:color w:val="FB0007"/>
-                <w:lang w:val="en-US"/>
-              </w:rPr>
-              <w:t>be</w:t>
-            </w:r>
-            <w:proofErr w:type="gramEnd"/>
-            <w:r>
-              <w:rPr>
-                <w:rFonts w:ascii="Helvetica" w:hAnsi="Helvetica" w:cs="Helvetica"/>
-                <w:color w:val="FB0007"/>
-                <w:lang w:val="en-US"/>
-              </w:rPr>
-              <w:t xml:space="preserve"> transferred with the same grade.</w:t>
+            <w:r>
+              <w:rPr>
+                <w:rFonts w:ascii="Helvetica" w:hAnsi="Helvetica" w:cs="Helvetica"/>
+                <w:color w:val="FB0007"/>
+                <w:lang w:val="en-US"/>
+              </w:rPr>
+              <w:t>be transferred with the same grade.</w:t>
             </w:r>
           </w:p>
           <w:p>
@@ -2168,30 +2074,16 @@
                 <w:lang w:val="en-US"/>
               </w:rPr>
             </w:pPr>
-            <w:proofErr w:type="gramStart"/>
-            <w:r>
-              <w:rPr>
-                <w:rFonts w:ascii="Helvetica" w:hAnsi="Helvetica" w:cs="Helvetica"/>
-                <w:color w:val="FB0007"/>
-                <w:sz w:val="24"/>
-                <w:szCs w:val="24"/>
-                <w:lang w:val="en-US"/>
-              </w:rPr>
-              <w:t>duplicated</w:t>
-            </w:r>
-            <w:proofErr w:type="gramEnd"/>
-            <w:r>
-              <w:rPr>
-                <w:rFonts w:ascii="Helvetica" w:hAnsi="Helvetica" w:cs="Helvetica"/>
-                <w:color w:val="FB0007"/>
-                <w:sz w:val="24"/>
-                <w:szCs w:val="24"/>
-                <w:lang w:val="en-US"/>
-              </w:rPr>
-              <w:t>.</w:t>
-            </w:r>
-            <w:bookmarkStart w:id="0" w:name="_GoBack"/>
-            <w:bookmarkEnd w:id="0"/>
+            <w:r>
+              <w:rPr>
+                <w:rFonts w:ascii="Helvetica" w:hAnsi="Helvetica" w:cs="Helvetica"/>
+                <w:color w:val="FB0007"/>
+                <w:sz w:val="24"/>
+                <w:szCs w:val="24"/>
+                <w:lang w:val="en-US"/>
+              </w:rPr>
+              <w:t>duplicated.</w:t>
+            </w:r>
           </w:p>
         </w:tc>
         <w:tc>
@@ -2207,41 +2099,13 @@
                 <w:rFonts w:asciiTheme="minorHAnsi" w:hAnsiTheme="minorHAnsi" w:cstheme="minorHAnsi"/>
               </w:rPr>
             </w:pPr>
-            <w:proofErr w:type="gramStart"/>
             <w:r>
               <w:rPr>
                 <w:rStyle w:val="y2iqfc"/>
                 <w:rFonts w:asciiTheme="minorHAnsi" w:hAnsiTheme="minorHAnsi" w:cstheme="minorHAnsi"/>
                 <w:lang w:val="en"/>
               </w:rPr>
-              <w:t>That's</w:t>
-            </w:r>
-            <w:proofErr w:type="gramEnd"/>
-            <w:r>
-              <w:rPr>
-                <w:rStyle w:val="y2iqfc"/>
-                <w:rFonts w:asciiTheme="minorHAnsi" w:hAnsiTheme="minorHAnsi" w:cstheme="minorHAnsi"/>
-                <w:lang w:val="en"/>
-              </w:rPr>
-              <w:t xml:space="preserve"> not possible because activities are part of the exam and student grades come from activities. We </w:t>
-            </w:r>
-            <w:proofErr w:type="gramStart"/>
-            <w:r>
-              <w:rPr>
-                <w:rStyle w:val="y2iqfc"/>
-                <w:rFonts w:asciiTheme="minorHAnsi" w:hAnsiTheme="minorHAnsi" w:cstheme="minorHAnsi"/>
-                <w:lang w:val="en"/>
-              </w:rPr>
-              <w:t>can't</w:t>
-            </w:r>
-            <w:proofErr w:type="gramEnd"/>
-            <w:r>
-              <w:rPr>
-                <w:rStyle w:val="y2iqfc"/>
-                <w:rFonts w:asciiTheme="minorHAnsi" w:hAnsiTheme="minorHAnsi" w:cstheme="minorHAnsi"/>
-                <w:lang w:val="en"/>
-              </w:rPr>
-              <w:t xml:space="preserve"> transfer grades without basic activities because the sequence is something like this.</w:t>
+              <w:t>That's not possible because activities are part of the exam and student grades come from activities. We can't transfer grades without basic activities because the sequence is something like this.</w:t>
             </w:r>
           </w:p>
           <w:p>
@@ -2363,29 +2227,7 @@
                 <w:szCs w:val="24"/>
                 <w:lang w:val="en-US"/>
               </w:rPr>
-              <w:t xml:space="preserve">d. Once you transfer a student, this </w:t>
-            </w:r>
-            <w:proofErr w:type="gramStart"/>
-            <w:r>
-              <w:rPr>
-                <w:rFonts w:ascii="Helvetica" w:hAnsi="Helvetica" w:cs="Helvetica"/>
-                <w:color w:val="FB0007"/>
-                <w:sz w:val="24"/>
-                <w:szCs w:val="24"/>
-                <w:lang w:val="en-US"/>
-              </w:rPr>
-              <w:t>should not be repeated</w:t>
-            </w:r>
-            <w:proofErr w:type="gramEnd"/>
-            <w:r>
-              <w:rPr>
-                <w:rFonts w:ascii="Helvetica" w:hAnsi="Helvetica" w:cs="Helvetica"/>
-                <w:color w:val="FB0007"/>
-                <w:sz w:val="24"/>
-                <w:szCs w:val="24"/>
-                <w:lang w:val="en-US"/>
-              </w:rPr>
-              <w:t xml:space="preserve"> in the previous section.</w:t>
+              <w:t>d. Once you transfer a student, this should not be repeated in the previous section.</w:t>
             </w:r>
           </w:p>
         </w:tc>
@@ -2398,7 +2240,30 @@
           <w:p>
             <w:pPr>
               <w:jc w:val="center"/>
-            </w:pPr>
+              <w:rPr>
+                <w:lang w:val="en-US"/>
+              </w:rPr>
+            </w:pPr>
+            <w:r>
+              <w:rPr>
+                <w:lang w:val="en-US"/>
+              </w:rPr>
+              <w:t>DONE</w:t>
+            </w:r>
+          </w:p>
+          <w:p>
+            <w:pPr>
+              <w:jc w:val="center"/>
+              <w:rPr>
+                <w:lang w:val="en-US"/>
+              </w:rPr>
+            </w:pPr>
+            <w:r>
+              <w:rPr>
+                <w:lang w:val="en-US"/>
+              </w:rPr>
+              <w:t>When you transfer student not exist in previous section</w:t>
+            </w:r>
           </w:p>
         </w:tc>
       </w:tr>
@@ -2633,7 +2498,7 @@
 </file>
 
 <file path=word/numbering.xml><?xml version="1.0" encoding="utf-8"?>
-<w:numbering xmlns:wpc="http://schemas.microsoft.com/office/word/2010/wordprocessingCanvas" xmlns:cx="http://schemas.microsoft.com/office/drawing/2014/chartex" xmlns:cx1="http://schemas.microsoft.com/office/drawing/2015/9/8/chartex" xmlns:mc="http://schemas.openxmlformats.org/markup-compatibility/2006" xmlns:o="urn:schemas-microsoft-com:office:office" xmlns:r="http://schemas.openxmlformats.org/officeDocument/2006/relationships" xmlns:m="http://schemas.openxmlformats.org/officeDocument/2006/math" xmlns:v="urn:schemas-microsoft-com:vml" xmlns:wp14="http://schemas.microsoft.com/office/word/2010/wordprocessingDrawing" xmlns:wp="http://schemas.openxmlformats.org/drawingml/2006/wordprocessingDrawing" xmlns:w10="urn:schemas-microsoft-com:office:word" xmlns:w="http://schemas.openxmlformats.org/wordprocessingml/2006/main" xmlns:w14="http://schemas.microsoft.com/office/word/2010/wordml" xmlns:w15="http://schemas.microsoft.com/office/word/2012/wordml" xmlns:w16se="http://schemas.microsoft.com/office/word/2015/wordml/symex" xmlns:wpg="http://schemas.microsoft.com/office/word/2010/wordprocessingGroup" xmlns:wpi="http://schemas.microsoft.com/office/word/2010/wordprocessingInk" xmlns:wne="http://schemas.microsoft.com/office/word/2006/wordml" xmlns:wps="http://schemas.microsoft.com/office/word/2010/wordprocessingShape" mc:Ignorable="w14 w15 w16se wp14">
+<w:numbering xmlns:wpc="http://schemas.microsoft.com/office/word/2010/wordprocessingCanvas" xmlns:cx="http://schemas.microsoft.com/office/drawing/2014/chartex" xmlns:cx1="http://schemas.microsoft.com/office/drawing/2015/9/8/chartex" xmlns:cx2="http://schemas.microsoft.com/office/drawing/2015/10/21/chartex" xmlns:cx3="http://schemas.microsoft.com/office/drawing/2016/5/9/chartex" xmlns:cx4="http://schemas.microsoft.com/office/drawing/2016/5/10/chartex" xmlns:cx5="http://schemas.microsoft.com/office/drawing/2016/5/11/chartex" xmlns:cx6="http://schemas.microsoft.com/office/drawing/2016/5/12/chartex" xmlns:cx7="http://schemas.microsoft.com/office/drawing/2016/5/13/chartex" xmlns:cx8="http://schemas.microsoft.com/office/drawing/2016/5/14/chartex" xmlns:mc="http://schemas.openxmlformats.org/markup-compatibility/2006" xmlns:aink="http://schemas.microsoft.com/office/drawing/2016/ink" xmlns:am3d="http://schemas.microsoft.com/office/drawing/2017/model3d" xmlns:o="urn:schemas-microsoft-com:office:office" xmlns:oel="http://schemas.microsoft.com/office/2019/extlst" xmlns:r="http://schemas.openxmlformats.org/officeDocument/2006/relationships" xmlns:m="http://schemas.openxmlformats.org/officeDocument/2006/math" xmlns:v="urn:schemas-microsoft-com:vml" xmlns:wp14="http://schemas.microsoft.com/office/word/2010/wordprocessingDrawing" xmlns:wp="http://schemas.openxmlformats.org/drawingml/2006/wordprocessingDrawing" xmlns:w10="urn:schemas-microsoft-com:office:word" xmlns:w="http://schemas.openxmlformats.org/wordprocessingml/2006/main" xmlns:w14="http://schemas.microsoft.com/office/word/2010/wordml" xmlns:w15="http://schemas.microsoft.com/office/word/2012/wordml" xmlns:w16cex="http://schemas.microsoft.com/office/word/2018/wordml/cex" xmlns:w16cid="http://schemas.microsoft.com/office/word/2016/wordml/cid" xmlns:w16="http://schemas.microsoft.com/office/word/2018/wordml" xmlns:w16sdtdh="http://schemas.microsoft.com/office/word/2020/wordml/sdtdatahash" xmlns:w16se="http://schemas.microsoft.com/office/word/2015/wordml/symex" xmlns:wpg="http://schemas.microsoft.com/office/word/2010/wordprocessingGroup" xmlns:wpi="http://schemas.microsoft.com/office/word/2010/wordprocessingInk" xmlns:wne="http://schemas.microsoft.com/office/word/2006/wordml" xmlns:wps="http://schemas.microsoft.com/office/word/2010/wordprocessingShape" mc:Ignorable="w14 w15 w16se w16cid w16 w16cex w16sdtdh wp14">
   <w:abstractNum w:abstractNumId="0" w15:restartNumberingAfterBreak="0">
     <w:nsid w:val="09BC163F"/>
     <w:multiLevelType w:val="multilevel"/>
@@ -2783,14 +2648,14 @@
       </w:rPr>
     </w:lvl>
   </w:abstractNum>
-  <w:num w:numId="1">
+  <w:num w:numId="1" w16cid:durableId="1149202648">
     <w:abstractNumId w:val="0"/>
   </w:num>
 </w:numbering>
 </file>
 
 <file path=word/styles.xml><?xml version="1.0" encoding="utf-8"?>
-<w:styles xmlns:mc="http://schemas.openxmlformats.org/markup-compatibility/2006" xmlns:r="http://schemas.openxmlformats.org/officeDocument/2006/relationships" xmlns:w="http://schemas.openxmlformats.org/wordprocessingml/2006/main" xmlns:w14="http://schemas.microsoft.com/office/word/2010/wordml" xmlns:w15="http://schemas.microsoft.com/office/word/2012/wordml" xmlns:w16se="http://schemas.microsoft.com/office/word/2015/wordml/symex" mc:Ignorable="w14 w15 w16se">
+<w:styles xmlns:mc="http://schemas.openxmlformats.org/markup-compatibility/2006" xmlns:r="http://schemas.openxmlformats.org/officeDocument/2006/relationships" xmlns:w="http://schemas.openxmlformats.org/wordprocessingml/2006/main" xmlns:w14="http://schemas.microsoft.com/office/word/2010/wordml" xmlns:w15="http://schemas.microsoft.com/office/word/2012/wordml" xmlns:w16cex="http://schemas.microsoft.com/office/word/2018/wordml/cex" xmlns:w16cid="http://schemas.microsoft.com/office/word/2016/wordml/cid" xmlns:w16="http://schemas.microsoft.com/office/word/2018/wordml" xmlns:w16sdtdh="http://schemas.microsoft.com/office/word/2020/wordml/sdtdatahash" xmlns:w16se="http://schemas.microsoft.com/office/word/2015/wordml/symex" mc:Ignorable="w14 w15 w16se w16cid w16 w16cex w16sdtdh">
   <w:docDefaults>
     <w:rPrDefault>
       <w:rPr>
@@ -2806,7 +2671,7 @@
       </w:pPr>
     </w:pPrDefault>
   </w:docDefaults>
-  <w:latentStyles w:defLockedState="0" w:defUIPriority="99" w:defSemiHidden="0" w:defUnhideWhenUsed="0" w:defQFormat="0" w:count="371">
+  <w:latentStyles w:defLockedState="0" w:defUIPriority="99" w:defSemiHidden="0" w:defUnhideWhenUsed="0" w:defQFormat="0" w:count="376">
     <w:lsdException w:name="Normal" w:uiPriority="0" w:qFormat="1"/>
     <w:lsdException w:name="heading 1" w:uiPriority="9" w:qFormat="1"/>
     <w:lsdException w:name="heading 2" w:semiHidden="1" w:uiPriority="9" w:unhideWhenUsed="1" w:qFormat="1"/>
@@ -2912,7 +2777,6 @@
     <w:lsdException w:name="HTML Sample" w:semiHidden="1" w:unhideWhenUsed="1"/>
     <w:lsdException w:name="HTML Typewriter" w:semiHidden="1" w:unhideWhenUsed="1"/>
     <w:lsdException w:name="HTML Variable" w:semiHidden="1" w:unhideWhenUsed="1"/>
-    <w:lsdException w:name="Normal Table" w:semiHidden="1" w:unhideWhenUsed="1"/>
     <w:lsdException w:name="annotation subject" w:semiHidden="1" w:unhideWhenUsed="1"/>
     <w:lsdException w:name="No List" w:semiHidden="1" w:unhideWhenUsed="1"/>
     <w:lsdException w:name="Outline List 1" w:semiHidden="1" w:unhideWhenUsed="1"/>
@@ -2955,11 +2819,8 @@
     <w:lsdException w:name="Table Contemporary" w:semiHidden="1" w:unhideWhenUsed="1"/>
     <w:lsdException w:name="Table Elegant" w:semiHidden="1" w:unhideWhenUsed="1"/>
     <w:lsdException w:name="Table Professional" w:semiHidden="1" w:unhideWhenUsed="1"/>
-    <w:lsdException w:name="Table Subtle 1" w:semiHidden="1" w:unhideWhenUsed="1"/>
     <w:lsdException w:name="Table Subtle 2" w:semiHidden="1" w:unhideWhenUsed="1"/>
     <w:lsdException w:name="Table Web 1" w:semiHidden="1" w:unhideWhenUsed="1"/>
-    <w:lsdException w:name="Table Web 2" w:semiHidden="1" w:unhideWhenUsed="1"/>
-    <w:lsdException w:name="Table Web 3" w:semiHidden="1" w:unhideWhenUsed="1"/>
     <w:lsdException w:name="Balloon Text" w:semiHidden="1" w:unhideWhenUsed="1"/>
     <w:lsdException w:name="Table Grid" w:uiPriority="39"/>
     <w:lsdException w:name="Table Theme" w:semiHidden="1" w:unhideWhenUsed="1"/>
@@ -3178,6 +3039,11 @@
     <w:lsdException w:name="List Table 5 Dark Accent 6" w:uiPriority="50"/>
     <w:lsdException w:name="List Table 6 Colorful Accent 6" w:uiPriority="51"/>
     <w:lsdException w:name="List Table 7 Colorful Accent 6" w:uiPriority="52"/>
+    <w:lsdException w:name="Mention" w:semiHidden="1" w:unhideWhenUsed="1"/>
+    <w:lsdException w:name="Smart Hyperlink" w:semiHidden="1" w:unhideWhenUsed="1"/>
+    <w:lsdException w:name="Hashtag" w:semiHidden="1" w:unhideWhenUsed="1"/>
+    <w:lsdException w:name="Unresolved Mention" w:semiHidden="1" w:unhideWhenUsed="1"/>
+    <w:lsdException w:name="Smart Link" w:semiHidden="1" w:unhideWhenUsed="1"/>
   </w:latentStyles>
   <w:style w:type="paragraph" w:default="1" w:styleId="Normal">
     <w:name w:val="Normal"/>
@@ -3288,8 +3154,8 @@
       <w:lang w:val="en-ID"/>
     </w:rPr>
   </w:style>
-  <w:style w:type="character" w:customStyle="1" w:styleId="UnresolvedMention">
-    <w:name w:val="Unresolved Mention"/>
+  <w:style w:type="character" w:customStyle="1" w:styleId="UnresolvedMention1">
+    <w:name w:val="Unresolved Mention1"/>
     <w:basedOn w:val="DefaultParagraphFont"/>
     <w:uiPriority w:val="99"/>
     <w:semiHidden/>
